--- a/40_DOCS/Doc_5_Cross_Cutting.docx
+++ b/40_DOCS/Doc_5_Cross_Cutting.docx
@@ -17,7 +17,7 @@
         <w:jc w:val="left"/>
       </w:pPr>
       <w:r>
-        <w:t xml:space="preserve">This document is synthesis. Each section pulls together material already stated across Docs 1 through 4 rather than introducing new results, and it is written last for that reason.</w:t>
+        <w:t xml:space="preserve">This document is synthesis: each section draws together material already covered in Docs 1 through 4 rather than introducing new results.</w:t>
       </w:r>
     </w:p>
     <w:p>

--- a/40_DOCS/Doc_5_Cross_Cutting.docx
+++ b/40_DOCS/Doc_5_Cross_Cutting.docx
@@ -17,7 +17,7 @@
         <w:jc w:val="left"/>
       </w:pPr>
       <w:r>
-        <w:t xml:space="preserve">This document is synthesis: each section draws together material already covered in Docs 1 through 4 rather than introducing new results.</w:t>
+        <w:t xml:space="preserve">This document is synthesis: each section draws together material already covered in the four documents before it rather than introducing new results.</w:t>
       </w:r>
     </w:p>
     <w:p>
@@ -35,34 +35,34 @@
         <w:jc w:val="left"/>
       </w:pPr>
       <w:r>
-        <w:t xml:space="preserve">The core defence against look-ahead bias is a trailing-only rule: each valuation uses only data that existed before the decision date. Production baselines come exclusively from seasons preceding the valuation season. The comparable search in Doc 2, §2.2 runs at a player's trailing age and excludes his own later seasons, so a player never sits among the comparables teaching the model how someone like him ages. The salary-cap trajectory assumed in discounting (Doc 3, §3.3) is the path a contemporary observer would have projected, never the path that was actually realized; for example, a 2019 valuation is not permitted to know that the pandemic later froze the cap.</w:t>
-      </w:r>
-    </w:p>
-    <w:p>
-      <w:pPr>
-        <w:spacing w:after="200"/>
-        <w:jc w:val="left"/>
-      </w:pPr>
-      <w:r>
-        <w:t xml:space="preserve">One documented exception to the trailing-only rule is left in place rather than hidden. The comparable pool and the aging curve are each fit once on the full panel, so a projection dated 2019 uses aging parameters estimated partly from seasons after 2019. No individual player's own future reaches his own valuation; what crosses the line is a population-level regularity, not player-specific information, and that is the defence for treating this as a limitation rather than a disqualifying flaw. The market rate (Doc 3, §3.2) and the retirement-risk table (Doc 2, §2.4) carry the same exposure and rest on the same defence: each is a structural, league-wide parameter fit once and applied backward, not a player-specific forecast.</w:t>
-      </w:r>
-    </w:p>
-    <w:p>
-      <w:pPr>
-        <w:spacing w:after="200"/>
-        <w:jc w:val="left"/>
-      </w:pPr>
-      <w:r>
-        <w:t xml:space="preserve">That defence has been tested rather than only asserted, for the aging curve specifically. Fit separately on 2007-08 through 2015 and on 2016 through 2025, the two curves were compared across 16 ages: forwards differed at 0 of 16 ages and defencemen at 1 of 16, against roughly 1.6 differences expected by chance alone. The market rate has a comparable check: fitted on 2018 through 2021 alone, the replacement-level price moves by −3.0%, the forward rate by +1.5%, and the defence rate by +2.9%; fitted on 2022 through 2025 alone, the moves are +2.7%, −1.1%, and −2.3%. A two-win valuation moves by $32,000 out of $5.3 million between the two windows. The retirement-risk table has not yet had the same explicit split-sample check run against it, and that should be treated as outstanding rather than assumed to pass by analogy.</w:t>
-      </w:r>
-    </w:p>
-    <w:p>
-      <w:pPr>
-        <w:spacing w:after="200"/>
-        <w:jc w:val="left"/>
-      </w:pPr>
-      <w:r>
-        <w:t xml:space="preserve">The pillar-specific look-ahead threats are gathered here rather than left scattered: the back-filled </w:t>
+        <w:t xml:space="preserve">The core defence against look-ahead bias is a trailing-only rule: each valuation uses only data that existed before the decision date. Production baselines come exclusively from seasons preceding the valuation season. The comparable search described in the baseline document runs at a player's trailing age and excludes his own later seasons, so a player never sits among the comparables teaching the model how someone like him ages. The salary-cap trajectory assumed in discounting is the path a contemporary observer would have projected, never the path that was actually realized; for example, a 2019 valuation is not permitted to know that the pandemic later froze the cap.</w:t>
+      </w:r>
+    </w:p>
+    <w:p>
+      <w:pPr>
+        <w:spacing w:after="200"/>
+        <w:jc w:val="left"/>
+      </w:pPr>
+      <w:r>
+        <w:t xml:space="preserve">One documented exception to the trailing-only rule is left in place rather than hidden. The comparable pool and the aging curve are each fit once on the full panel, so a projection dated 2019 uses aging parameters estimated partly from seasons after 2019. No individual player's own future reaches his own valuation; what crosses the line is a population-level regularity, not player-specific information, and that is the defence for treating this as a limitation rather than a disqualifying flaw. The market rate and the retirement-risk table carry the same exposure and rest on the same defence: each is a structural, league-wide parameter fit once and applied backward, not a player-specific forecast.</w:t>
+      </w:r>
+    </w:p>
+    <w:p>
+      <w:pPr>
+        <w:spacing w:after="200"/>
+        <w:jc w:val="left"/>
+      </w:pPr>
+      <w:r>
+        <w:t xml:space="preserve">That defence has been tested rather than only asserted, for the aging curve specifically. Fit separately on 2007-08 through 2015 and on 2016 through 2025, the two curves were compared across 16 ages: forwards differed at 0 of 16 ages and defencemen at 1 of 16, against roughly 1.6 differences expected by chance alone. The market rate has a comparable check: fitted on 2018 through 2021 alone, the replacement-level price moves by −3.0%, the forward rate by +1.5%, and the defence rate by +2.9%; fitted on 2022 through 2025 alone, the moves are +2.7%, −1.1%, and −2.3%. A two-win valuation moves by $32,000 out of $5.3 million between the two windows. The retirement-risk table has not yet had the same explicit split-sample check run against it.</w:t>
+      </w:r>
+    </w:p>
+    <w:p>
+      <w:pPr>
+        <w:spacing w:after="200"/>
+        <w:jc w:val="left"/>
+      </w:pPr>
+      <w:r>
+        <w:t xml:space="preserve">Two pillar-specific look-ahead threats: the back-filled </w:t>
       </w:r>
       <w:r>
         <w:rPr>
@@ -72,16 +72,16 @@
         <w:t xml:space="preserve">overall_position</w:t>
       </w:r>
       <w:r>
-        <w:t xml:space="preserve"> field in the draft-pick data (Doc 4, §4.2), and the era-varying NHLe coefficients and draft-slot baselines in the prospect pillar design, which are current-vintage estimates that would be applied to historical decisions once built (Doc 4, §4.3).</w:t>
-      </w:r>
-    </w:p>
-    <w:p>
-      <w:pPr>
-        <w:spacing w:after="200"/>
-        <w:jc w:val="left"/>
-      </w:pPr>
-      <w:r>
-        <w:t xml:space="preserve">Selection bias is structural and unsolvable at the level of the whole back-test: a trade only happens when two clubs agree to it, so the trades that were not made are unobservable by construction (Doc 4, §4.6). The prospect pillar carries its own variant with no analogue elsewhere in the model: which prospects even have a professional record is not random, since players who stay in junior or move to untracked leagues drop out of the visible sample in a way that likely correlates with quality (Doc 4, §4.3).</w:t>
+        <w:t xml:space="preserve"> field in the draft-pick data, and the era-varying NHLe coefficients and draft-slot baselines in the prospect pillar design, which are current-vintage estimates that would be applied to historical decisions once built.</w:t>
+      </w:r>
+    </w:p>
+    <w:p>
+      <w:pPr>
+        <w:spacing w:after="200"/>
+        <w:jc w:val="left"/>
+      </w:pPr>
+      <w:r>
+        <w:t xml:space="preserve">Selection bias is structural and unsolvable at the level of the whole back-test: a trade only happens when two clubs agree to it, so the trades that were not made are unobservable by construction. The prospect pillar carries its own variant with no analogue elsewhere in the model: which prospects even have a professional record is not random, since players who stay in junior or move to untracked leagues drop out of the visible sample in a way that likely correlates with quality.</w:t>
       </w:r>
     </w:p>
     <w:p>
@@ -99,7 +99,7 @@
         <w:jc w:val="left"/>
       </w:pPr>
       <w:r>
-        <w:t xml:space="preserve">Three results in this model look like failures on first read and are not. What makes each one a finding rather than a bug is that it survived a real correction attempt; grouping the three together makes that shared logic visible.</w:t>
+        <w:t xml:space="preserve">Three results in this model look like failures on first read and are not. What makes each one a finding rather than a bug is that it survived a real correction attempt.</w:t>
       </w:r>
     </w:p>
     <w:p>
@@ -135,7 +135,7 @@
         <w:jc w:val="left"/>
       </w:pPr>
       <w:r>
-        <w:t xml:space="preserve">One interpretive line has to survive into any write-up of these results without being blurred. "Star RFAs are underpaid relative to star UFAs" is a within-market differential, and it is measurable directly from the data above. "Stars league-wide are underpaid relative to their true value" is a level claim about the market as a whole, and it is not measurable from inside the market, because the model's own value prediction is a market-based estimate; a market-wide depression in star pricing would depress the model's prediction in the same direction, and the two effects cannot be told apart from the residual alone. These are two different claims, and only the first is actually supported.</w:t>
+        <w:t xml:space="preserve">One interpretive distinction matters here. "Star RFAs are underpaid relative to star UFAs" is a within-market differential, and it is measurable directly from the data above. "Stars league-wide are underpaid relative to their true value" is a level claim about the market as a whole, and it is not measurable from inside the market, because the model's own value prediction is a market-based estimate; a market-wide depression in star pricing would depress the model's prediction in the same direction, and the two effects cannot be told apart from the residual alone. These are two different claims, and only the first is actually supported.</w:t>
       </w:r>
     </w:p>
     <w:p>
@@ -153,7 +153,7 @@
         <w:jc w:val="left"/>
       </w:pPr>
       <w:r>
-        <w:t xml:space="preserve">The 3.5-win star cutoff used in this analysis is arbitrary and has not been swept against alternatives; it also differs from the 3-win cutoff used for the exit-hazard quality tiers in Doc 2, §2.4, and the project currently runs on two inconsistent star definitions rather than one. A sensitivity sweep across roughly 3.0 to 4.5 wins is owed before either finding is finalized.</w:t>
+        <w:t xml:space="preserve">The 3.5-win star cutoff used in this analysis is arbitrary and has not been swept against alternatives; it also differs from the 3-win cutoff used for the exit-hazard quality tiers, and the project currently runs on two inconsistent star definitions rather than one. A sensitivity sweep across roughly 3.0 to 4.5 wins is owed before either finding is finalized.</w:t>
       </w:r>
     </w:p>
     <w:p>
@@ -180,7 +180,7 @@
         <w:jc w:val="left"/>
       </w:pPr>
       <w:r>
-        <w:t xml:space="preserve">Long-term deals that cross a player's UFA eligibility date have no separate handling in the model. This is very likely the same phenomenon as the ascending-young-players finding, seen from the other direction: a star RFA signing a long extension is effectively buying UFA-market years at RFA-discounted prices. This has been open since the project began and has never been actioned.</w:t>
+        <w:t xml:space="preserve">Long-term deals that cross a player's UFA eligibility date have no separate handling in the model. This is very likely the same phenomenon as the ascending-young-players finding, seen from the other direction: a star RFA signing a long extension is effectively buying UFA-market years at RFA-discounted prices. This has been open since the project began.</w:t>
       </w:r>
     </w:p>
     <w:p>
@@ -198,7 +198,7 @@
         <w:jc w:val="left"/>
       </w:pPr>
       <w:r>
-        <w:t xml:space="preserve">The project runs on a reproduce-before-extending rule: before any new result is trusted, the pipeline first reproduces its own previously locked results, as proof that nothing has silently drifted, and only then moves on to fitting anything current. The case that produced this rule as a hard requirement is worth stating directly: a locked market-rate regression once pooled goaltenders into what its own methods section presented as a skater-only sample, and this was caught only because a reproduction guard was built and run before that regression's numbers were trusted for anything further downstream (Doc 3, §3.2).</w:t>
+        <w:t xml:space="preserve">The project runs on a reproduce-before-extending rule: before any new result is trusted, the pipeline first reproduces its own previously locked results, as proof that nothing has silently drifted, and only then moves on to fitting anything current. The case that produced this rule: a locked market-rate regression once pooled goaltenders into what its own methods section presented as a skater-only sample, and this was caught only because a reproduction guard was built and run before that regression's numbers were trusted for anything further downstream.</w:t>
       </w:r>
     </w:p>
     <w:p>
@@ -225,7 +225,7 @@
         <w:jc w:val="left"/>
       </w:pPr>
       <w:r>
-        <w:t xml:space="preserve">A verification gap was on record for a period after the Stage 2 through 5 model-review changes: those changes had not been run locally and cross-checked the way the original Stage 1 changes were. This gap was closed on 2026-09-09, when the outstanding Stage 2 length-term null test was run locally and confirmed a decisive null result. This should be described as closed by a specific, named run, not by assertion.</w:t>
+        <w:t xml:space="preserve">A verification gap was on record for a period after a set of model-review changes: those changes had not been run locally and cross-checked the way an earlier set was. This gap was closed on 2026-09-09, when the outstanding length-term null test was run locally and confirmed a decisive null result.</w:t>
       </w:r>
     </w:p>
     <w:p>
@@ -243,88 +243,79 @@
         <w:jc w:val="left"/>
       </w:pPr>
       <w:r>
-        <w:t xml:space="preserve">Eight known biases are tracked here with their direction, because direction is what makes a bias useful to disclose: a bias that works against a project's own finding strengthens that finding, and that argument is only available once the direction is stated plainly rather than left as a vague caveat.</w:t>
-      </w:r>
-    </w:p>
-    <w:p>
-      <w:pPr>
-        <w:spacing w:after="200"/>
-        <w:jc w:val="left"/>
-      </w:pPr>
-      <w:r>
-        <w:t xml:space="preserve">Zero surplus after the entry-level contract flatters the top of the draft curve, since any real second-contract surplus a successful pick generates is set to zero by the modeling convention (Doc 4, §4.1).</w:t>
-      </w:r>
-    </w:p>
-    <w:p>
-      <w:pPr>
-        <w:spacing w:after="200"/>
-        <w:jc w:val="left"/>
-      </w:pPr>
-      <w:r>
-        <w:t xml:space="preserve">Exit risk is understated for below-replacement players, because the 93% recovery rate reported for that population is conditional on a player reappearing in the data, and exit from the league is precisely the event that would prevent that (Doc 2, §2.4).</w:t>
-      </w:r>
-    </w:p>
-    <w:p>
-      <w:pPr>
-        <w:spacing w:after="200"/>
-        <w:jc w:val="left"/>
-      </w:pPr>
-      <w:r>
-        <w:t xml:space="preserve">Cap optionality, the value of roster flexibility a shorter contract buys, is not priced anywhere in the model. This does not flatter long contracts; it works in the opposite direction, which is the direction that matters for the long-contract finding referenced in Doc 3, §3.3.</w:t>
-      </w:r>
-    </w:p>
-    <w:p>
-      <w:pPr>
-        <w:spacing w:after="200"/>
-        <w:jc w:val="left"/>
-      </w:pPr>
-      <w:r>
-        <w:t xml:space="preserve">A positional pricing error of roughly $496,000 per season survives even after the position term in the market rate (Doc 3, §3.2).</w:t>
-      </w:r>
-    </w:p>
-    <w:p>
-      <w:pPr>
-        <w:spacing w:after="200"/>
-        <w:jc w:val="left"/>
-      </w:pPr>
-      <w:r>
-        <w:t xml:space="preserve">44.6% of RFA contracts fall back to average annual value for their qualifying-offer calculation, which disables the CBA's 120% qualifying-offer cap in exactly the front-loaded contracts that cap was written to constrain (Doc 3, §3.1).</w:t>
-      </w:r>
-    </w:p>
-    <w:p>
-      <w:pPr>
-        <w:spacing w:after="200"/>
-        <w:jc w:val="left"/>
-      </w:pPr>
-      <w:r>
-        <w:t xml:space="preserve">16.3% of the draft curve's total value rests on a name match between data sources rather than a shared identifier (Doc 4, §4.1).</w:t>
-      </w:r>
-    </w:p>
-    <w:p>
-      <w:pPr>
-        <w:spacing w:after="200"/>
-        <w:jc w:val="left"/>
-      </w:pPr>
-      <w:r>
-        <w:t xml:space="preserve">The aging curve's projection multiplier has a guard rail on only one side, and the missing lower bound is live on 67 real contract-seasons (Doc 2, §2.3).</w:t>
-      </w:r>
-    </w:p>
-    <w:p>
-      <w:pPr>
-        <w:spacing w:after="200"/>
-        <w:jc w:val="left"/>
-      </w:pPr>
-      <w:r>
-        <w:t xml:space="preserve">Goaltenders are currently priced on an older least-squares rate rather than the current censored rate used for skaters, so the two positions run on different pricing equations at the moment (Doc 3, §3.4).</w:t>
-      </w:r>
-    </w:p>
-    <w:p>
-      <w:pPr>
-        <w:spacing w:after="200"/>
-        <w:jc w:val="left"/>
-      </w:pPr>
-      <w:r>
-        <w:t xml:space="preserve">Each entry above states its direction and, where known, its magnitude, along with whether it helps or hurts the finding it is associated with.</w:t>
+        <w:t xml:space="preserve">Eight known biases are tracked here with their direction, because direction is what makes a bias useful to disclose: a bias that works against a project's own finding strengthens that finding, and that argument is only available once the direction is stated plainly.</w:t>
+      </w:r>
+    </w:p>
+    <w:p>
+      <w:pPr>
+        <w:spacing w:after="200"/>
+        <w:jc w:val="left"/>
+      </w:pPr>
+      <w:r>
+        <w:t xml:space="preserve">Zero surplus after the entry-level contract flatters the top of the draft curve, since any real second-contract surplus a successful pick generates is set to zero by the modeling convention.</w:t>
+      </w:r>
+    </w:p>
+    <w:p>
+      <w:pPr>
+        <w:spacing w:after="200"/>
+        <w:jc w:val="left"/>
+      </w:pPr>
+      <w:r>
+        <w:t xml:space="preserve">Exit risk is understated for below-replacement players, because the 93% recovery rate reported for that population is conditional on a player reappearing in the data, and exit from the league is precisely the event that would prevent that.</w:t>
+      </w:r>
+    </w:p>
+    <w:p>
+      <w:pPr>
+        <w:spacing w:after="200"/>
+        <w:jc w:val="left"/>
+      </w:pPr>
+      <w:r>
+        <w:t xml:space="preserve">Cap optionality, the value of roster flexibility a shorter contract buys, is not priced anywhere in the model. This does not flatter long contracts; it works in the opposite direction, which is the direction that matters for the long-contract finding above.</w:t>
+      </w:r>
+    </w:p>
+    <w:p>
+      <w:pPr>
+        <w:spacing w:after="200"/>
+        <w:jc w:val="left"/>
+      </w:pPr>
+      <w:r>
+        <w:t xml:space="preserve">A positional pricing error of roughly $496,000 per season survives even after the position term in the market rate.</w:t>
+      </w:r>
+    </w:p>
+    <w:p>
+      <w:pPr>
+        <w:spacing w:after="200"/>
+        <w:jc w:val="left"/>
+      </w:pPr>
+      <w:r>
+        <w:t xml:space="preserve">44.6% of RFA contracts fall back to average annual value for their qualifying-offer calculation, which disables the CBA's 120% qualifying-offer cap in exactly the front-loaded contracts that cap was written to constrain.</w:t>
+      </w:r>
+    </w:p>
+    <w:p>
+      <w:pPr>
+        <w:spacing w:after="200"/>
+        <w:jc w:val="left"/>
+      </w:pPr>
+      <w:r>
+        <w:t xml:space="preserve">16.3% of the draft curve's total value rests on a name match between data sources rather than a shared identifier.</w:t>
+      </w:r>
+    </w:p>
+    <w:p>
+      <w:pPr>
+        <w:spacing w:after="200"/>
+        <w:jc w:val="left"/>
+      </w:pPr>
+      <w:r>
+        <w:t xml:space="preserve">The aging curve's projection multiplier has a guard rail on only one side, and the missing lower bound is live on 67 real contract-seasons.</w:t>
+      </w:r>
+    </w:p>
+    <w:p>
+      <w:pPr>
+        <w:spacing w:after="200"/>
+        <w:jc w:val="left"/>
+      </w:pPr>
+      <w:r>
+        <w:t xml:space="preserve">Goaltenders are currently priced on an older least-squares rate rather than the current censored rate used for skaters, so the two positions run on different pricing equations at the moment.</w:t>
       </w:r>
     </w:p>
     <w:sectPr>

--- a/40_DOCS/Doc_5_Cross_Cutting.docx
+++ b/40_DOCS/Doc_5_Cross_Cutting.docx
@@ -35,53 +35,61 @@
         <w:jc w:val="left"/>
       </w:pPr>
       <w:r>
-        <w:t xml:space="preserve">The core defence against look-ahead bias is a trailing-only rule: each valuation uses only data that existed before the decision date. Production baselines come exclusively from seasons preceding the valuation season. The comparable search described in the baseline document runs at a player's trailing age and excludes his own later seasons, so a player never sits among the comparables teaching the model how someone like him ages. The salary-cap trajectory assumed in discounting is the path a contemporary observer would have projected, never the path that was actually realized; for example, a 2019 valuation is not permitted to know that the pandemic later froze the cap.</w:t>
-      </w:r>
-    </w:p>
-    <w:p>
-      <w:pPr>
-        <w:spacing w:after="200"/>
-        <w:jc w:val="left"/>
-      </w:pPr>
-      <w:r>
-        <w:t xml:space="preserve">One documented exception to the trailing-only rule is left in place rather than hidden. The comparable pool and the aging curve are each fit once on the full panel, so a projection dated 2019 uses aging parameters estimated partly from seasons after 2019. No individual player's own future reaches his own valuation; what crosses the line is a population-level regularity, not player-specific information, and that is the defence for treating this as a limitation rather than a disqualifying flaw. The market rate and the retirement-risk table carry the same exposure and rest on the same defence: each is a structural, league-wide parameter fit once and applied backward, not a player-specific forecast.</w:t>
-      </w:r>
-    </w:p>
-    <w:p>
-      <w:pPr>
-        <w:spacing w:after="200"/>
-        <w:jc w:val="left"/>
-      </w:pPr>
-      <w:r>
-        <w:t xml:space="preserve">That defence has been tested rather than only asserted, for the aging curve specifically. Fit separately on 2007-08 through 2015 and on 2016 through 2025, the two curves were compared across 16 ages: forwards differed at 0 of 16 ages and defencemen at 1 of 16, against roughly 1.6 differences expected by chance alone. The market rate has a comparable check: fitted on 2018 through 2021 alone, the replacement-level price moves by −3.0%, the forward rate by +1.5%, and the defence rate by +2.9%; fitted on 2022 through 2025 alone, the moves are +2.7%, −1.1%, and −2.3%. A two-win valuation moves by $32,000 out of $5.3 million between the two windows. The retirement-risk table has not yet had the same explicit split-sample check run against it.</w:t>
-      </w:r>
-    </w:p>
-    <w:p>
-      <w:pPr>
-        <w:spacing w:after="200"/>
-        <w:jc w:val="left"/>
-      </w:pPr>
-      <w:r>
-        <w:t xml:space="preserve">Two pillar-specific look-ahead threats: the back-filled </w:t>
-      </w:r>
-      <w:r>
-        <w:rPr>
-          <w:i/>
-          <w:iCs/>
-        </w:rPr>
-        <w:t xml:space="preserve">overall_position</w:t>
-      </w:r>
-      <w:r>
-        <w:t xml:space="preserve"> field in the draft-pick data, and the era-varying NHLe coefficients and draft-slot baselines in the prospect pillar design, which are current-vintage estimates that would be applied to historical decisions once built.</w:t>
-      </w:r>
-    </w:p>
-    <w:p>
-      <w:pPr>
-        <w:spacing w:after="200"/>
-        <w:jc w:val="left"/>
-      </w:pPr>
-      <w:r>
-        <w:t xml:space="preserve">Selection bias is structural and unsolvable at the level of the whole back-test: a trade only happens when two clubs agree to it, so the trades that were not made are unobservable by construction. The prospect pillar carries its own variant with no analogue elsewhere in the model: which prospects even have a professional record is not random, since players who stay in junior or move to untracked leagues drop out of the visible sample in a way that likely correlates with quality.</w:t>
+        <w:t xml:space="preserve">The core defence against look-ahead bias is a trailing-only rule: each valuation uses only data that existed before the decision date. Production baselines come from seasons preceding the valuation season, and the lookup that reads them is structurally incapable of seeing the valuation season, because it indexes the season before and the season before that. The comparable search runs at a player's trailing age and excludes his own later seasons, so a player never sits among the comparables teaching the model how someone like him ages. Future cap ceilings are the path a contemporary would have projected, grown forward at 3% from the ceiling known on the valuation date, never the realized path, so a 2019 valuation cannot know the pandemic froze the cap.</w:t>
+      </w:r>
+    </w:p>
+    <w:p>
+      <w:pPr>
+        <w:spacing w:after="200"/>
+        <w:jc w:val="left"/>
+      </w:pPr>
+      <w:r>
+        <w:t xml:space="preserve">Two smaller versions of the same rule are worth naming because both were errors before they were rules. The aging curve is based at the player's trailing ages rather than his valuation-season age, since basing it at the valuation season leaked that season's games played into the routing and that season's form into the comparable profile. And the survival lookup reads the player's projected quality and age at the season before the one being paid for, which stops the model from conditioning survival on a season that has not happened at the point survival is being charged.</w:t>
+      </w:r>
+    </w:p>
+    <w:p>
+      <w:pPr>
+        <w:spacing w:after="200"/>
+        <w:jc w:val="left"/>
+      </w:pPr>
+      <w:r>
+        <w:t xml:space="preserve">One documented exception is left in place rather than hidden. The comparable bank and the aging deltas are each fit once on the full panel, so a projection dated 2019 uses aging parameters estimated partly from seasons after 2019. No individual player's own future reaches his own valuation; what crosses the line is a population-level regularity rather than player-specific information. The market rate and the exit-hazard table carry the same exposure and rest on the same defence: each is a structural, league-wide parameter fit once and applied backward.</w:t>
+      </w:r>
+    </w:p>
+    <w:p>
+      <w:pPr>
+        <w:spacing w:after="200"/>
+        <w:jc w:val="left"/>
+      </w:pPr>
+      <w:r>
+        <w:t xml:space="preserve">That defence has been tested rather than only asserted, for the aging curve. The test fits the age profile separately on an early era and a late era and asks whether they agree, and it compares two things, because they can disagree: the raw age-delta curve, meaning each player's own change in production from one age to the next averaged by age and position, measured without the model; and the model's own global age profile, which is what the projection leans on when a player has thin comparables. Across 16 ages, forwards differed at none and defencemen at one, against roughly 1.6 differences expected by chance. Deltas are used rather than age-group means for the same reason the curve itself uses them: comparing the average 24-year-old to the average 32-year-old confuses aging with survivorship, since the 32-year-olds still playing are the ones who were good enough to last.</w:t>
+      </w:r>
+    </w:p>
+    <w:p>
+      <w:pPr>
+        <w:spacing w:after="200"/>
+        <w:jc w:val="left"/>
+      </w:pPr>
+      <w:r>
+        <w:t xml:space="preserve">The market rate has a comparable check. Fitted on 2018 through 2021 alone the replacement-level price moves by −3.0%, the forward rate by +1.5%, and the defence rate by +2.9%; fitted on 2022 through 2025 alone the moves are +2.7%, −1.1%, and −2.3%. A two-win valuation moves by $32,000 out of $5.3 million between the two windows. The exit-hazard table has not had the same explicit split-sample check run against it. Its own version of the exposure is narrower: it is estimated over 2018 to 2024 and applied to decisions inside that same window.</w:t>
+      </w:r>
+    </w:p>
+    <w:p>
+      <w:pPr>
+        <w:spacing w:after="200"/>
+        <w:jc w:val="left"/>
+      </w:pPr>
+      <w:r>
+        <w:t xml:space="preserve">Two pillar-specific look-ahead threats sit outside the player pillar. The draft-pick data carries a back-filled field holding each pick's eventual overall position, which cannot be used to price a pick as of its trade date. And the prospect pillar's era-varying translation coefficients and draft-slot baselines are current-vintage estimates that would be applied to historical decisions once built.</w:t>
+      </w:r>
+    </w:p>
+    <w:p>
+      <w:pPr>
+        <w:spacing w:after="200"/>
+        <w:jc w:val="left"/>
+      </w:pPr>
+      <w:r>
+        <w:t xml:space="preserve">Selection bias at the level of the whole back-test is structural and unsolvable: a trade happens only when two clubs agree, so the trades that were not made are unobservable. The prospect pillar carries its own variant with no analogue elsewhere, since which prospects have a professional record is not random.</w:t>
       </w:r>
     </w:p>
     <w:p>
@@ -99,88 +107,52 @@
         <w:jc w:val="left"/>
       </w:pPr>
       <w:r>
-        <w:t xml:space="preserve">Three results in this model look like failures on first read and are not. What makes each one a finding rather than a bug is that it survived a real correction attempt.</w:t>
-      </w:r>
-    </w:p>
-    <w:p>
-      <w:pPr>
-        <w:spacing w:after="200"/>
-        <w:jc w:val="left"/>
-      </w:pPr>
-      <w:r>
-        <w:t xml:space="preserve">Ascending young players price sharply negative. 41 contracts, players 23.5 years old or younger signing terms of six years or more, come out with a median present value near −$20.6 million. A two-part diagnostic splits this: the projection under-forecasts this cohort by roughly $6 million to $8 million per deal, but even granting a full correction for that gap, a residual of well over $10 million per deal remains, and it reads as a genuine market premium, clubs paying heavily for cost certainty on a player they believe is still ascending. Four candidate mechanical fixes, a recent-trajectory term, a thin-history indicator, an age-dependent projection weighting, and a varied baseline-construction scheme, were each tested under held-out validation, and each one degraded out-of-sample accuracy. The finding does not rest on one modeling choice: four separate corrections were later applied to the model for unrelated reasons, two raising these valuations and two lowering them, and the cohort's aggregate price moved only about 1.5% across an eight-year contract as a result.</w:t>
-      </w:r>
-    </w:p>
-    <w:p>
-      <w:pPr>
-        <w:spacing w:after="200"/>
-        <w:jc w:val="left"/>
-      </w:pPr>
-      <w:r>
-        <w:t xml:space="preserve">A star-by-restricted-free-agency interaction explains the top-end price distortion. The main effects for RFA status and for star quality are each statistically indistinguishable from zero on their own (z=0.5 and z=0.3), but the interaction between them is not, at −$1.71 million cap share, z=−4.4. A 4.5-win forward re-signing as a UFA prices at $11.07 million, against $9.43 million as an RFA, a gap of about 14%, or roughly $13 million of cap value across an eight-year term. The entire distortion at the top of the market is specifically about star RFAs, not RFAs generally and not stars generally.</w:t>
-      </w:r>
-    </w:p>
-    <w:p>
-      <w:pPr>
-        <w:spacing w:after="200"/>
-        <w:jc w:val="left"/>
-      </w:pPr>
-      <w:r>
-        <w:t xml:space="preserve">An own-club level premium adds a flat $0.58 million to the price of re-signing with a player's current team, z=5.1, with no accompanying slope effect. Because it is a level shift rather than a percentage, it lands hardest in the middle of the market: 19% of a $3 million player's price against 6% of a $10 million star's price. This is a candidate mechanism behind clubs getting into salary-cap trouble specifically on mid-tier players, and it is a distinct finding from the star-RFA interaction above, not a restatement of it.</w:t>
-      </w:r>
-    </w:p>
-    <w:p>
-      <w:pPr>
-        <w:spacing w:after="200"/>
-        <w:jc w:val="left"/>
-      </w:pPr>
-      <w:r>
-        <w:t xml:space="preserve">One interpretive distinction matters here. "Star RFAs are underpaid relative to star UFAs" is a within-market differential, and it is measurable directly from the data above. "Stars league-wide are underpaid relative to their true value" is a level claim about the market as a whole, and it is not measurable from inside the market, because the model's own value prediction is a market-based estimate; a market-wide depression in star pricing would depress the model's prediction in the same direction, and the two effects cannot be told apart from the residual alone. These are two different claims, and only the first is actually supported.</w:t>
-      </w:r>
-    </w:p>
-    <w:p>
-      <w:pPr>
-        <w:spacing w:after="200"/>
-        <w:jc w:val="left"/>
-      </w:pPr>
-      <w:r>
-        <w:t xml:space="preserve">### Open and untested</w:t>
-      </w:r>
-    </w:p>
-    <w:p>
-      <w:pPr>
-        <w:spacing w:after="200"/>
-        <w:jc w:val="left"/>
-      </w:pPr>
-      <w:r>
-        <w:t xml:space="preserve">The 3.5-win star cutoff used in this analysis is arbitrary and has not been swept against alternatives; it also differs from the 3-win cutoff used for the exit-hazard quality tiers, and the project currently runs on two inconsistent star definitions rather than one. A sensitivity sweep across roughly 3.0 to 4.5 wins is owed before either finding is finalized.</w:t>
-      </w:r>
-    </w:p>
-    <w:p>
-      <w:pPr>
-        <w:spacing w:after="200"/>
-        <w:jc w:val="left"/>
-      </w:pPr>
-      <w:r>
-        <w:t xml:space="preserve">The exploratory fit behind these three findings used 2,468 contracts with unprorated anchors and 34 total stars in the sample. A refit on the current locked 2,349-contract sample with prorated anchors is required before any of these three findings is formally adopted.</w:t>
-      </w:r>
-    </w:p>
-    <w:p>
-      <w:pPr>
-        <w:spacing w:after="200"/>
-        <w:jc w:val="left"/>
-      </w:pPr>
-      <w:r>
-        <w:t xml:space="preserve">Only two open-market star signings exist in the observation window, in 2019 and 2022. Both priced above the own-club star mean, consistent with the own-club premium finding above, but a sample of two supports no statistical claim on its own.</w:t>
-      </w:r>
-    </w:p>
-    <w:p>
-      <w:pPr>
-        <w:spacing w:after="200"/>
-        <w:jc w:val="left"/>
-      </w:pPr>
-      <w:r>
-        <w:t xml:space="preserve">Long-term deals that cross a player's UFA eligibility date have no separate handling in the model. This is very likely the same phenomenon as the ascending-young-players finding, seen from the other direction: a star RFA signing a long extension is effectively buying UFA-market years at RFA-discounted prices. This has been open since the project began.</w:t>
+        <w:t xml:space="preserve">Three results look like failures on first read and are not. What makes each a finding rather than a bug is that it survived a real correction attempt.</w:t>
+      </w:r>
+    </w:p>
+    <w:p>
+      <w:pPr>
+        <w:spacing w:after="200"/>
+        <w:jc w:val="left"/>
+      </w:pPr>
+      <w:r>
+        <w:t xml:space="preserve">Ascending young players price sharply negative. 41 contracts, players 23.5 or younger signing six years or more, come out with a median present value near −$20.6 million. A two-part diagnostic splits it: the projection under-forecasts this cohort by roughly $6 million to $8 million per deal, but even granting a full correction for that, a residual of well over $10 million per deal remains, and it reads as a real market premium, with clubs paying heavily for cost certainty on a player they believe is still ascending. Four candidate mechanical fixes, a recent-trajectory term, a thin-history indicator, an age-dependent projection weighting, and a varied baseline construction, were each tested under held-out validation, and each degraded out-of-sample accuracy. The finding does not rest on one modelling choice: four separate corrections were later applied for unrelated reasons, two raising these valuations and two lowering them, and the cohort's aggregate price moved about 1.5% across an eight-year contract.</w:t>
+      </w:r>
+    </w:p>
+    <w:p>
+      <w:pPr>
+        <w:spacing w:after="200"/>
+        <w:jc w:val="left"/>
+      </w:pPr>
+      <w:r>
+        <w:t xml:space="preserve">A star-by-restricted-free-agency interaction explains the top-end price distortion. The main effects for RFA status and for star quality are each indistinguishable from zero on their own (z=0.5 and z=0.3), but the interaction is not, at −$1.71 million in cap share, z=−4.4. A 4.5-win forward re-signing as a UFA prices at $11.07 million against $9.43 million as an RFA, a gap of about 14%, or roughly $13 million of cap across an eight-year term. The distortion at the top of the market is specifically about star RFAs, not RFAs generally and not stars generally.</w:t>
+      </w:r>
+    </w:p>
+    <w:p>
+      <w:pPr>
+        <w:spacing w:after="200"/>
+        <w:jc w:val="left"/>
+      </w:pPr>
+      <w:r>
+        <w:t xml:space="preserve">An own-club level premium adds a flat $0.58 million to the price of re-signing with a player's current team, z=5.1, with no slope component. Because it is a level shift rather than a percentage it lands hardest in the middle of the market: 19% of a $3 million player's price against 6% of a $10 million star's. This is a candidate mechanism behind clubs getting into cap trouble on mid-tier players, and it is a distinct finding from the star-RFA interaction rather than a restatement of it.</w:t>
+      </w:r>
+    </w:p>
+    <w:p>
+      <w:pPr>
+        <w:spacing w:after="200"/>
+        <w:jc w:val="left"/>
+      </w:pPr>
+      <w:r>
+        <w:t xml:space="preserve">One interpretive distinction matters. "Star RFAs are underpaid relative to star UFAs" is a within-market differential and is measurable directly from the data above. "Stars league-wide are underpaid relative to their true value" is a level claim about the market as a whole and is not measurable from inside the market, because the model's own value prediction is a market-based estimate: a market-wide depression in star pricing would depress the prediction in the same direction, and the two effects cannot be separated from the residual. Only the first claim is supported.</w:t>
+      </w:r>
+    </w:p>
+    <w:p>
+      <w:pPr>
+        <w:spacing w:after="200"/>
+        <w:jc w:val="left"/>
+      </w:pPr>
+      <w:r>
+        <w:t xml:space="preserve">Four caveats attach to these three results. The 3.5-win star cutoff used here is arbitrary, has not been swept against alternatives, and differs from the 3-win cutoff used for the exit-hazard quality tiers, so the project runs two star definitions at once; a sweep across roughly 3.0 to 4.5 wins is owed before either finding is finalized. The exploratory fit used 2,468 contracts with unprorated anchors and 34 stars in total, and a refit on the current locked 2,349-contract sample with prorated anchors is required before adoption. Only two open-market star signings exist in the window, in 2019 and 2022, and both priced above the own-club star mean, but a sample of two supports no claim. And long-term deals crossing a player's UFA eligibility date have no separate handling, which is very likely the same phenomenon seen from the other direction: a star RFA signing long is buying UFA-market years at RFA-discounted prices.</w:t>
       </w:r>
     </w:p>
     <w:p>
@@ -198,34 +170,43 @@
         <w:jc w:val="left"/>
       </w:pPr>
       <w:r>
-        <w:t xml:space="preserve">The project runs on a reproduce-before-extending rule: before any new result is trusted, the pipeline first reproduces its own previously locked results, as proof that nothing has silently drifted, and only then moves on to fitting anything current. The case that produced this rule: a locked market-rate regression once pooled goaltenders into what its own methods section presented as a skater-only sample, and this was caught only because a reproduction guard was built and run before that regression's numbers were trusted for anything further downstream.</w:t>
-      </w:r>
-    </w:p>
-    <w:p>
-      <w:pPr>
-        <w:spacing w:after="200"/>
-        <w:jc w:val="left"/>
-      </w:pPr>
-      <w:r>
-        <w:t xml:space="preserve">File integrity in this project is verified by content hash against a manifest, not by file size, because file size is not a reliable check: a pre-rebuild and a post-rebuild version of the draft yield curve file were both exactly 845 bytes with entirely different contents inside them. The full contract-pricing chain has also been reproduced independently on two separate machines, with the skater side matching digit for digit.</w:t>
-      </w:r>
-    </w:p>
-    <w:p>
-      <w:pPr>
-        <w:spacing w:after="200"/>
-        <w:jc w:val="left"/>
-      </w:pPr>
-      <w:r>
-        <w:t xml:space="preserve">### Open and untested</w:t>
-      </w:r>
-    </w:p>
-    <w:p>
-      <w:pPr>
-        <w:spacing w:after="200"/>
-        <w:jc w:val="left"/>
-      </w:pPr>
-      <w:r>
-        <w:t xml:space="preserve">A verification gap was on record for a period after a set of model-review changes: those changes had not been run locally and cross-checked the way an earlier set was. This gap was closed on 2026-09-09, when the outstanding length-term null test was run locally and confirmed a decisive null result.</w:t>
+        <w:t xml:space="preserve">The project runs on a reproduce-before-extending rule: before any new result is trusted, the pipeline first rebuilds its own previously locked results and asserts they land on the published values, and only then fits anything current. This is not a passive convention. The skater engine's first stage rebuilds the original locked regression, in its original specification, and stops the run if the coefficients drift beyond tolerance, on the grounds that if that stage fails the file is not the pipeline that produced the lock and nothing downstream can be trusted. The goaltender engine has the same structure: it rebuilds every row of its locked spine and requires each priced row to match to the cent before it is permitted to apply any correction.</w:t>
+      </w:r>
+    </w:p>
+    <w:p>
+      <w:pPr>
+        <w:spacing w:after="200"/>
+        <w:jc w:val="left"/>
+      </w:pPr>
+      <w:r>
+        <w:t xml:space="preserve">The case that produced the rule is worth stating. A locked market-rate regression pooled goaltenders into what its own methods section presented as a skater-only sample, and it surfaced only because a guard was built and run before its numbers were trusted downstream. The finding it had produced, that restricted and unrestricted free agents face separate markets, did not survive correction.</w:t>
+      </w:r>
+    </w:p>
+    <w:p>
+      <w:pPr>
+        <w:spacing w:after="200"/>
+        <w:jc w:val="left"/>
+      </w:pPr>
+      <w:r>
+        <w:t xml:space="preserve">Guards elsewhere in the chain follow the same pattern of making silent failures loud. The metric assembly step checks its own accounting identity at runtime rather than assuming it. It also carries a tripwire counting player-games present in the on-ice data but missing from the box score, because a silent join drop of exactly that kind hid a three-goal accounting leak during development, traced to two games of corrupted league feed. The identifier join carries a self-test that fires on a known conflict on every run.</w:t>
+      </w:r>
+    </w:p>
+    <w:p>
+      <w:pPr>
+        <w:spacing w:after="200"/>
+        <w:jc w:val="left"/>
+      </w:pPr>
+      <w:r>
+        <w:t xml:space="preserve">File integrity is verified by content hash against a manifest rather than by file size, because file size is not a check: a pre-rebuild and a post-rebuild version of the draft yield curve file were both exactly 845 bytes with different contents. The full contract-pricing chain has been reproduced independently on two machines, with the skater side matching digit for digit.</w:t>
+      </w:r>
+    </w:p>
+    <w:p>
+      <w:pPr>
+        <w:spacing w:after="200"/>
+        <w:jc w:val="left"/>
+      </w:pPr>
+      <w:r>
+        <w:t xml:space="preserve">A verification gap was on record for a period after one set of model-review changes, which had not been run locally and cross-checked the way an earlier set was. It closed on 2026-09-09, when the outstanding length-term null test was run locally and confirmed a decisive null.</w:t>
       </w:r>
     </w:p>
     <w:p>
@@ -243,52 +224,70 @@
         <w:jc w:val="left"/>
       </w:pPr>
       <w:r>
-        <w:t xml:space="preserve">Eight known biases are tracked here with their direction, because direction is what makes a bias useful to disclose: a bias that works against a project's own finding strengthens that finding, and that argument is only available once the direction is stated plainly.</w:t>
-      </w:r>
-    </w:p>
-    <w:p>
-      <w:pPr>
-        <w:spacing w:after="200"/>
-        <w:jc w:val="left"/>
-      </w:pPr>
-      <w:r>
-        <w:t xml:space="preserve">Zero surplus after the entry-level contract flatters the top of the draft curve, since any real second-contract surplus a successful pick generates is set to zero by the modeling convention.</w:t>
-      </w:r>
-    </w:p>
-    <w:p>
-      <w:pPr>
-        <w:spacing w:after="200"/>
-        <w:jc w:val="left"/>
-      </w:pPr>
-      <w:r>
-        <w:t xml:space="preserve">Exit risk is understated for below-replacement players, because the 93% recovery rate reported for that population is conditional on a player reappearing in the data, and exit from the league is precisely the event that would prevent that.</w:t>
-      </w:r>
-    </w:p>
-    <w:p>
-      <w:pPr>
-        <w:spacing w:after="200"/>
-        <w:jc w:val="left"/>
-      </w:pPr>
-      <w:r>
-        <w:t xml:space="preserve">Cap optionality, the value of roster flexibility a shorter contract buys, is not priced anywhere in the model. This does not flatter long contracts; it works in the opposite direction, which is the direction that matters for the long-contract finding above.</w:t>
-      </w:r>
-    </w:p>
-    <w:p>
-      <w:pPr>
-        <w:spacing w:after="200"/>
-        <w:jc w:val="left"/>
-      </w:pPr>
-      <w:r>
-        <w:t xml:space="preserve">A positional pricing error of roughly $496,000 per season survives even after the position term in the market rate.</w:t>
-      </w:r>
-    </w:p>
-    <w:p>
-      <w:pPr>
-        <w:spacing w:after="200"/>
-        <w:jc w:val="left"/>
-      </w:pPr>
-      <w:r>
-        <w:t xml:space="preserve">44.6% of RFA contracts fall back to average annual value for their qualifying-offer calculation, which disables the CBA's 120% qualifying-offer cap in exactly the front-loaded contracts that cap was written to constrain.</w:t>
+        <w:t xml:space="preserve">Each known bias is tracked with its direction, because direction is what makes a bias useful to disclose: one that works against a project's own finding strengthens that finding, and that argument is only available once the direction is stated.</w:t>
+      </w:r>
+    </w:p>
+    <w:p>
+      <w:pPr>
+        <w:spacing w:after="200"/>
+        <w:jc w:val="left"/>
+      </w:pPr>
+      <w:r>
+        <w:t xml:space="preserve">Zero surplus after the entry-level contract flatters the top of the draft curve, since any real second-contract surplus a successful pick generates is set to zero by the convention.</w:t>
+      </w:r>
+    </w:p>
+    <w:p>
+      <w:pPr>
+        <w:spacing w:after="200"/>
+        <w:jc w:val="left"/>
+      </w:pPr>
+      <w:r>
+        <w:t xml:space="preserve">Pricing every pick's entry-level years at the slotted maximum overstates what late picks actually cost, since late picks sign below the maximum. That understates their surplus and errs conservative on pick value. Ignoring performance-bonus overages runs the other way, understating what star entry-level deals cost.</w:t>
+      </w:r>
+    </w:p>
+    <w:p>
+      <w:pPr>
+        <w:spacing w:after="200"/>
+        <w:jc w:val="left"/>
+      </w:pPr>
+      <w:r>
+        <w:t xml:space="preserve">Survival multiplies value but not cost, so a player who exits stops producing while his cap hit continues. Retirement can void a cap hit in reality and is not modelled. Both choices err conservative on net present value.</w:t>
+      </w:r>
+    </w:p>
+    <w:p>
+      <w:pPr>
+        <w:spacing w:after="200"/>
+        <w:jc w:val="left"/>
+      </w:pPr>
+      <w:r>
+        <w:t xml:space="preserve">Exit risk is understated for below-replacement players, because the 93% recovery rate for that population is conditional on a player reappearing in the data, and exit is the event that removes him from the sample.</w:t>
+      </w:r>
+    </w:p>
+    <w:p>
+      <w:pPr>
+        <w:spacing w:after="200"/>
+        <w:jc w:val="left"/>
+      </w:pPr>
+      <w:r>
+        <w:t xml:space="preserve">Cap optionality, the value of the roster flexibility a shorter contract buys, is not priced. This does not flatter long contracts; it works in the opposite direction, which is the direction that matters for the long-contract finding.</w:t>
+      </w:r>
+    </w:p>
+    <w:p>
+      <w:pPr>
+        <w:spacing w:after="200"/>
+        <w:jc w:val="left"/>
+      </w:pPr>
+      <w:r>
+        <w:t xml:space="preserve">A positional pricing error of roughly $496,000 per season survives after the position term in the market rate, and the defence slope itself is the weakest term in the model.</w:t>
+      </w:r>
+    </w:p>
+    <w:p>
+      <w:pPr>
+        <w:spacing w:after="200"/>
+        <w:jc w:val="left"/>
+      </w:pPr>
+      <w:r>
+        <w:t xml:space="preserve">Where a qualifying offer cannot find a real base salary it falls back to average annual value, which erases front-loading by construction and disables the CBA's 120% cap in exactly the front-loaded contracts that rule was written for. That affects 355 of 1,439 priced cases.</w:t>
       </w:r>
     </w:p>
     <w:p>
@@ -306,16 +305,16 @@
         <w:jc w:val="left"/>
       </w:pPr>
       <w:r>
-        <w:t xml:space="preserve">The aging curve's projection multiplier has a guard rail on only one side, and the missing lower bound is live on 67 real contract-seasons.</w:t>
-      </w:r>
-    </w:p>
-    <w:p>
-      <w:pPr>
-        <w:spacing w:after="200"/>
-        <w:jc w:val="left"/>
-      </w:pPr>
-      <w:r>
-        <w:t xml:space="preserve">Goaltenders are currently priced on an older least-squares rate rather than the current censored rate used for skaters, so the two positions run on different pricing equations at the moment.</w:t>
+        <w:t xml:space="preserve">Goaltenders are priced on an older least-squares rate rather than the censored rate used for skaters, so the two positions currently run on different pricing equations.</w:t>
+      </w:r>
+    </w:p>
+    <w:p>
+      <w:pPr>
+        <w:spacing w:after="200"/>
+        <w:jc w:val="left"/>
+      </w:pPr>
+      <w:r>
+        <w:t xml:space="preserve">The draft curve prices bust probability into each slot. Any future-pick discount that also charges for uncertainty about a pick's eventual quality would charge that risk twice.</w:t>
       </w:r>
     </w:p>
     <w:sectPr>

--- a/40_DOCS/Doc_5_Cross_Cutting.docx
+++ b/40_DOCS/Doc_5_Cross_Cutting.docx
@@ -80,6 +80,15 @@
         <w:jc w:val="left"/>
       </w:pPr>
       <w:r>
+        <w:t xml:space="preserve">The independent Game Value metric carries a version of the same exposure, and it sits underneath the circularity check rather than inside the player pillar. Its shot model was tested on two held-out seasons and then refitted on all regular-season data to produce the figures the metric actually uses, so the team-season agreement reported in the circularity document describes agreement within the historical sample rather than a test on wholly unseen games. The adjusted variant is estimated season by season, with that shared shot-model window as its documented exception.</w:t>
+      </w:r>
+    </w:p>
+    <w:p>
+      <w:pPr>
+        <w:spacing w:after="200"/>
+        <w:jc w:val="left"/>
+      </w:pPr>
+      <w:r>
         <w:t xml:space="preserve">Two pillar-specific look-ahead threats sit outside the player pillar. The draft-pick data carries a back-filled field holding each pick's eventual overall position, which cannot be used to price a pick as of its trade date. And the prospect pillar's era-varying translation coefficients and draft-slot baselines are current-vintage estimates that would be applied to historical decisions once built.</w:t>
       </w:r>
     </w:p>
@@ -143,6 +152,15 @@
         <w:jc w:val="left"/>
       </w:pPr>
       <w:r>
+        <w:t xml:space="preserve">A structural consequence of the trailing-only rule belongs with these findings rather than apart from them: the model is late on breakout players by construction. It prices a player on seasons that have already happened, so a player in the middle of his first strong season is valued on what came before it. Lane Hutson priced at $4.82 million for 2025-26 off a 1.67-win rookie season, the only input the rule permits, against outside valuations pricing his current play. That is the look-ahead defence working as designed, and the cost of it is a systematic lag on exactly the ascending players the cohort finding above concerns.</w:t>
+      </w:r>
+    </w:p>
+    <w:p>
+      <w:pPr>
+        <w:spacing w:after="200"/>
+        <w:jc w:val="left"/>
+      </w:pPr>
+      <w:r>
         <w:t xml:space="preserve">One interpretive distinction matters. "Star RFAs are underpaid relative to star UFAs" is a within-market differential and is measurable directly from the data above. "Stars league-wide are underpaid relative to their true value" is a level claim about the market as a whole and is not measurable from inside the market, because the model's own value prediction is a market-based estimate: a market-wide depression in star pricing would depress the prediction in the same direction, and the two effects cannot be separated from the residual. Only the first claim is supported.</w:t>
       </w:r>
     </w:p>
@@ -152,7 +170,7 @@
         <w:jc w:val="left"/>
       </w:pPr>
       <w:r>
-        <w:t xml:space="preserve">Four caveats attach to these three results. The 3.5-win star cutoff used here is arbitrary, has not been swept against alternatives, and differs from the 3-win cutoff used for the exit-hazard quality tiers, so the project runs two star definitions at once; a sweep across roughly 3.0 to 4.5 wins is owed before either finding is finalized. The exploratory fit used 2,468 contracts with unprorated anchors and 34 stars in total, and a refit on the current locked 2,349-contract sample with prorated anchors is required before adoption. Only two open-market star signings exist in the window, in 2019 and 2022, and both priced above the own-club star mean, but a sample of two supports no claim. And long-term deals crossing a player's UFA eligibility date have no separate handling, which is very likely the same phenomenon seen from the other direction: a star RFA signing long is buying UFA-market years at RFA-discounted prices.</w:t>
+        <w:t xml:space="preserve">Four caveats attach to these three results. The 3.5-win star cutoff used here is arbitrary, has not been swept against alternatives, and differs from the 3-win cutoff used for the exit-hazard quality tiers, so the project runs two star definitions at once; a sweep across roughly 3.0 to 4.5 wins is owed before either finding is finalized. The exploratory fit used 2,468 contracts with unprorated anchors and 34 stars in total, and a refit on the current locked 2,349-contract sample with prorated anchors is required before adoption. Star contracts almost never reach the open market: of skater deals starting 2018 to 2025 with a trailing anchor of 3.5 wins or more, 94% were signed with the player's own club and none came through a trade and re-sign. The only two open-market star signings in the window are Panarin in 2019 and Gaudreau in 2022, and both priced above the own-club star mean, but a sample of two supports no claim. And long-term deals crossing a player's UFA eligibility date have no separate handling, which is very likely the same phenomenon seen from the other direction: a star RFA signing long is buying UFA-market years at RFA-discounted prices.</w:t>
       </w:r>
     </w:p>
     <w:p>
@@ -278,7 +296,7 @@
         <w:jc w:val="left"/>
       </w:pPr>
       <w:r>
-        <w:t xml:space="preserve">A positional pricing error of roughly $496,000 per season survives after the position term in the market rate, and the defence slope itself is the weakest term in the model.</w:t>
+        <w:t xml:space="preserve">The position split rests on the smallest of the market rate's three coefficients, a defence premium of 0.287% of the cap per win against a 2.123% base slope, so any residual positional mispricing runs through the term least well identified.</w:t>
       </w:r>
     </w:p>
     <w:p>

--- a/40_DOCS/Doc_5_Cross_Cutting.docx
+++ b/40_DOCS/Doc_5_Cross_Cutting.docx
@@ -5,334 +5,296 @@
     <w:p>
       <w:pPr>
         <w:pStyle w:val="Title"/>
+        <w:keepNext/>
         <w:spacing w:after="240"/>
       </w:pPr>
       <w:r>
-        <w:t xml:space="preserve">Cross-Cutting: Identification, Findings, Verification, and Bias</w:t>
-      </w:r>
-    </w:p>
-    <w:p>
-      <w:pPr>
-        <w:spacing w:after="200"/>
-        <w:jc w:val="left"/>
-      </w:pPr>
-      <w:r>
-        <w:t xml:space="preserve">This document is synthesis: each section draws together material already covered in the four documents before it rather than introducing new results.</w:t>
+        <w:t>Cross-Cutting: What the Model Can Establish</w:t>
+      </w:r>
+    </w:p>
+    <w:p>
+      <w:pPr>
+        <w:spacing w:after="200"/>
+        <w:jc w:val="left"/>
+      </w:pPr>
+      <w:r>
+        <w:t>The project can now estimate player-contract surplus and historical draft yield. It cannot yet establish systematic mispricing across completed trades: the prospect pillar, trade-date pick pricing, and parts of the back-test remain unfinished. The main questions concern what information enters a valuation, what its comparisons actually test, and which missing features could explain an apparent pricing error.</w:t>
       </w:r>
     </w:p>
     <w:p>
       <w:pPr>
         <w:pStyle w:val="Heading2"/>
+        <w:keepNext/>
         <w:spacing w:after="140" w:before="280"/>
       </w:pPr>
       <w:r>
-        <w:t xml:space="preserve">Identification threats: look-ahead and selection</w:t>
-      </w:r>
-    </w:p>
-    <w:p>
-      <w:pPr>
-        <w:spacing w:after="200"/>
-        <w:jc w:val="left"/>
-      </w:pPr>
-      <w:r>
-        <w:t xml:space="preserve">The core defence against look-ahead bias is a trailing-only rule: each valuation uses only data that existed before the decision date. Production baselines come from seasons preceding the valuation season, and the lookup that reads them is structurally incapable of seeing the valuation season, because it indexes the season before and the season before that. The comparable search runs at a player's trailing age and excludes his own later seasons, so a player never sits among the comparables teaching the model how someone like him ages. Future cap ceilings are the path a contemporary would have projected, grown forward at 3% from the ceiling known on the valuation date, never the realized path, so a 2019 valuation cannot know the pandemic froze the cap.</w:t>
-      </w:r>
-    </w:p>
-    <w:p>
-      <w:pPr>
-        <w:spacing w:after="200"/>
-        <w:jc w:val="left"/>
-      </w:pPr>
-      <w:r>
-        <w:t xml:space="preserve">Two smaller versions of the same rule are worth naming because both were errors before they were rules. The aging curve is based at the player's trailing ages rather than his valuation-season age, since basing it at the valuation season leaked that season's games played into the routing and that season's form into the comparable profile. And the survival lookup reads the player's projected quality and age at the season before the one being paid for, which stops the model from conditioning survival on a season that has not happened at the point survival is being charged.</w:t>
-      </w:r>
-    </w:p>
-    <w:p>
-      <w:pPr>
-        <w:spacing w:after="200"/>
-        <w:jc w:val="left"/>
-      </w:pPr>
-      <w:r>
-        <w:t xml:space="preserve">One documented exception is left in place rather than hidden. The comparable bank and the aging deltas are each fit once on the full panel, so a projection dated 2019 uses aging parameters estimated partly from seasons after 2019. No individual player's own future reaches his own valuation; what crosses the line is a population-level regularity rather than player-specific information. The market rate and the exit-hazard table carry the same exposure and rest on the same defence: each is a structural, league-wide parameter fit once and applied backward.</w:t>
-      </w:r>
-    </w:p>
-    <w:p>
-      <w:pPr>
-        <w:spacing w:after="200"/>
-        <w:jc w:val="left"/>
-      </w:pPr>
-      <w:r>
-        <w:t xml:space="preserve">That defence has been tested rather than only asserted, for the aging curve. The test fits the age profile separately on an early era and a late era and asks whether they agree, and it compares two things, because they can disagree: the raw age-delta curve, meaning each player's own change in production from one age to the next averaged by age and position, measured without the model; and the model's own global age profile, which is what the projection leans on when a player has thin comparables. Across 16 ages, forwards differed at none and defencemen at one, against roughly 1.6 differences expected by chance. Deltas are used rather than age-group means for the same reason the curve itself uses them: comparing the average 24-year-old to the average 32-year-old confuses aging with survivorship, since the 32-year-olds still playing are the ones who were good enough to last.</w:t>
-      </w:r>
-    </w:p>
-    <w:p>
-      <w:pPr>
-        <w:spacing w:after="200"/>
-        <w:jc w:val="left"/>
-      </w:pPr>
-      <w:r>
-        <w:t xml:space="preserve">The market rate has a comparable check. Fitted on 2018 through 2021 alone the replacement-level price moves by −3.0%, the forward rate by +1.5%, and the defence rate by +2.9%; fitted on 2022 through 2025 alone the moves are +2.7%, −1.1%, and −2.3%. A two-win valuation moves by $32,000 out of $5.3 million between the two windows. The exit-hazard table has not had the same explicit split-sample check run against it. Its own version of the exposure is narrower: it is estimated over 2018 to 2024 and applied to decisions inside that same window.</w:t>
-      </w:r>
-    </w:p>
-    <w:p>
-      <w:pPr>
-        <w:spacing w:after="200"/>
-        <w:jc w:val="left"/>
-      </w:pPr>
-      <w:r>
-        <w:t xml:space="preserve">The independent Game Value metric carries a version of the same exposure, and it sits underneath the circularity check rather than inside the player pillar. Its shot model was tested on two held-out seasons and then refitted on all regular-season data to produce the figures the metric actually uses, so the team-season agreement reported in the circularity document describes agreement within the historical sample rather than a test on wholly unseen games. The adjusted variant is estimated season by season, with that shared shot-model window as its documented exception.</w:t>
-      </w:r>
-    </w:p>
-    <w:p>
-      <w:pPr>
-        <w:spacing w:after="200"/>
-        <w:jc w:val="left"/>
-      </w:pPr>
-      <w:r>
-        <w:t xml:space="preserve">Two pillar-specific look-ahead threats sit outside the player pillar. The draft-pick data carries a back-filled field holding each pick's eventual overall position, which cannot be used to price a pick as of its trade date. And the prospect pillar's era-varying translation coefficients and draft-slot baselines are current-vintage estimates that would be applied to historical decisions once built.</w:t>
-      </w:r>
-    </w:p>
-    <w:p>
-      <w:pPr>
-        <w:spacing w:after="200"/>
-        <w:jc w:val="left"/>
-      </w:pPr>
-      <w:r>
-        <w:t xml:space="preserve">Selection bias at the level of the whole back-test is structural and unsolvable: a trade happens only when two clubs agree, so the trades that were not made are unobservable. The prospect pillar carries its own variant with no analogue elsewhere, since which prospects have a professional record is not random.</w:t>
+        <w:t>1. Historical Information</w:t>
+      </w:r>
+    </w:p>
+    <w:p>
+      <w:pPr>
+        <w:spacing w:after="200"/>
+        <w:jc w:val="left"/>
+      </w:pPr>
+      <w:r>
+        <w:t>Player baselines use completed seasons before the valuation season. The aging lookup starts from a trailing player profile, and survival for a future year is based on the preceding year's projected age and quality. The cap path grows from the ceiling known at the valuation date instead of importing the future path that eventually occurred. These rules prevent several direct uses of future information.</w:t>
+      </w:r>
+    </w:p>
+    <w:p>
+      <w:pPr>
+        <w:spacing w:after="200"/>
+        <w:jc w:val="left"/>
+      </w:pPr>
+      <w:r>
+        <w:t>The fitted model still uses later observations. Aging profiles, market prices, and exit probabilities are estimated once from a shared sample and applied to earlier decisions. A valuation dated 2019 can therefore use parameters partly estimated from post-2019 seasons. It is a retrospective valuation under common parameters, not a fully real-time historical forecast.</w:t>
+      </w:r>
+    </w:p>
+    <w:p>
+      <w:pPr>
+        <w:spacing w:after="200"/>
+        <w:jc w:val="left"/>
+      </w:pPr>
+      <w:r>
+        <w:t>There is also a player-specific route through the aging model. The target player is excluded from the direct comparable weights, but remains in the pooled profiles used to stabilize the projection. His later seasons can enter those averages. The size of that indirect effect has not been measured.</w:t>
+      </w:r>
+    </w:p>
+    <w:p>
+      <w:pPr>
+        <w:spacing w:after="200"/>
+        <w:jc w:val="left"/>
+      </w:pPr>
+      <w:r>
+        <w:t>Early- and late-period aging estimates have been compared, with limited evidence of differences in the tested age profiles. That is useful evidence about stability. It does not recreate the estimates available at each historical date or prove that using the full sample has no effect. The exit model still lacks an equivalent split-period check.</w:t>
+      </w:r>
+    </w:p>
+    <w:p>
+      <w:pPr>
+        <w:spacing w:after="200"/>
+        <w:jc w:val="left"/>
+      </w:pPr>
+      <w:r>
+        <w:t>The Game Value shot model has a related limitation. It was tested on held-out seasons, then refitted on all regular-season data to produce the expected goals used by the metric. The reported 58.3% team-season agreement therefore describes the historical sample; it is not performance on wholly unseen games. Estimating the adjusted Game Value variant separately by season does not remove that shared shot-model exposure.</w:t>
+      </w:r>
+    </w:p>
+    <w:p>
+      <w:pPr>
+        <w:spacing w:after="200"/>
+        <w:jc w:val="left"/>
+      </w:pPr>
+      <w:r>
+        <w:t>Future picks and prospects need the same discipline. A pick's eventual overall position cannot price it before that position was known. Prospect histories must stop at the valuation date, and any translation rates or draft priors estimated on later data need to be identified as such.</w:t>
       </w:r>
     </w:p>
     <w:p>
       <w:pPr>
         <w:pStyle w:val="Heading2"/>
+        <w:keepNext/>
         <w:spacing w:after="140" w:before="280"/>
       </w:pPr>
       <w:r>
-        <w:t xml:space="preserve">The findings that are findings, not bugs</w:t>
-      </w:r>
-    </w:p>
-    <w:p>
-      <w:pPr>
-        <w:spacing w:after="200"/>
-        <w:jc w:val="left"/>
-      </w:pPr>
-      <w:r>
-        <w:t xml:space="preserve">Three results look like failures on first read and are not. What makes each a finding rather than a bug is that it survived a real correction attempt.</w:t>
-      </w:r>
-    </w:p>
-    <w:p>
-      <w:pPr>
-        <w:spacing w:after="200"/>
-        <w:jc w:val="left"/>
-      </w:pPr>
-      <w:r>
-        <w:t xml:space="preserve">Ascending young players price sharply negative. 41 contracts, players 23.5 or younger signing six years or more, come out with a median present value near −$20.6 million. A two-part diagnostic splits it: the projection under-forecasts this cohort by roughly $6 million to $8 million per deal, but even granting a full correction for that, a residual of well over $10 million per deal remains, and it reads as a real market premium, with clubs paying heavily for cost certainty on a player they believe is still ascending. Four candidate mechanical fixes, a recent-trajectory term, a thin-history indicator, an age-dependent projection weighting, and a varied baseline construction, were each tested under held-out validation, and each degraded out-of-sample accuracy. The finding does not rest on one modelling choice: four separate corrections were later applied for unrelated reasons, two raising these valuations and two lowering them, and the cohort's aggregate price moved about 1.5% across an eight-year contract.</w:t>
-      </w:r>
-    </w:p>
-    <w:p>
-      <w:pPr>
-        <w:spacing w:after="200"/>
-        <w:jc w:val="left"/>
-      </w:pPr>
-      <w:r>
-        <w:t xml:space="preserve">A star-by-restricted-free-agency interaction explains the top-end price distortion. The main effects for RFA status and for star quality are each indistinguishable from zero on their own (z=0.5 and z=0.3), but the interaction is not, at −$1.71 million in cap share, z=−4.4. A 4.5-win forward re-signing as a UFA prices at $11.07 million against $9.43 million as an RFA, a gap of about 14%, or roughly $13 million of cap across an eight-year term. The distortion at the top of the market is specifically about star RFAs, not RFAs generally and not stars generally.</w:t>
-      </w:r>
-    </w:p>
-    <w:p>
-      <w:pPr>
-        <w:spacing w:after="200"/>
-        <w:jc w:val="left"/>
-      </w:pPr>
-      <w:r>
-        <w:t xml:space="preserve">An own-club level premium adds a flat $0.58 million to the price of re-signing with a player's current team, z=5.1, with no slope component. Because it is a level shift rather than a percentage it lands hardest in the middle of the market: 19% of a $3 million player's price against 6% of a $10 million star's. This is a candidate mechanism behind clubs getting into cap trouble on mid-tier players, and it is a distinct finding from the star-RFA interaction rather than a restatement of it.</w:t>
-      </w:r>
-    </w:p>
-    <w:p>
-      <w:pPr>
-        <w:spacing w:after="200"/>
-        <w:jc w:val="left"/>
-      </w:pPr>
-      <w:r>
-        <w:t xml:space="preserve">A structural consequence of the trailing-only rule belongs with these findings rather than apart from them: the model is late on breakout players by construction. It prices a player on seasons that have already happened, so a player in the middle of his first strong season is valued on what came before it. Lane Hutson priced at $4.82 million for 2025-26 off a 1.67-win rookie season, the only input the rule permits, against outside valuations pricing his current play. That is the look-ahead defence working as designed, and the cost of it is a systematic lag on exactly the ascending players the cohort finding above concerns.</w:t>
-      </w:r>
-    </w:p>
-    <w:p>
-      <w:pPr>
-        <w:spacing w:after="200"/>
-        <w:jc w:val="left"/>
-      </w:pPr>
-      <w:r>
-        <w:t xml:space="preserve">One interpretive distinction matters. "Star RFAs are underpaid relative to star UFAs" is a within-market differential and is measurable directly from the data above. "Stars league-wide are underpaid relative to their true value" is a level claim about the market as a whole and is not measurable from inside the market, because the model's own value prediction is a market-based estimate: a market-wide depression in star pricing would depress the prediction in the same direction, and the two effects cannot be separated from the residual. Only the first claim is supported.</w:t>
-      </w:r>
-    </w:p>
-    <w:p>
-      <w:pPr>
-        <w:spacing w:after="200"/>
-        <w:jc w:val="left"/>
-      </w:pPr>
-      <w:r>
-        <w:t xml:space="preserve">Four caveats attach to these three results. The 3.5-win star cutoff used here is arbitrary, has not been swept against alternatives, and differs from the 3-win cutoff used for the exit-hazard quality tiers, so the project runs two star definitions at once; a sweep across roughly 3.0 to 4.5 wins is owed before either finding is finalized. The exploratory fit used 2,468 contracts with unprorated anchors and 34 stars in total, and a refit on the current locked 2,349-contract sample with prorated anchors is required before adoption. Star contracts almost never reach the open market: of skater deals starting 2018 to 2025 with a trailing anchor of 3.5 wins or more, 94% were signed with the player's own club and none came through a trade and re-sign. The only two open-market star signings in the window are Panarin in 2019 and Gaudreau in 2022, and both priced above the own-club star mean, but a sample of two supports no claim. And long-term deals crossing a player's UFA eligibility date have no separate handling, which is very likely the same phenomenon seen from the other direction: a star RFA signing long is buying UFA-market years at RFA-discounted prices.</w:t>
+        <w:t>2. What the Circularity Check Tests</w:t>
+      </w:r>
+    </w:p>
+    <w:p>
+      <w:pPr>
+        <w:spacing w:after="200"/>
+        <w:jc w:val="left"/>
+      </w:pPr>
+      <w:r>
+        <w:t>Game Value provides a production check outside the salary-based price equation. It starts from expected goals rather than simply reallocating the actual scoreboard. Comparing it with actual team results is therefore informative, despite the shared-sample qualification above.</w:t>
+      </w:r>
+    </w:p>
+    <w:p>
+      <w:pPr>
+        <w:spacing w:after="200"/>
+        <w:jc w:val="left"/>
+      </w:pPr>
+      <w:r>
+        <w:t>The player-level comparison asks whether the production estimates agree with that alternative measure. Both sides are expressed in wins. No dollar price enters, so agreement cannot validate the amount paid per win. It also does not prove that either measure captures every part of a player's contribution.</w:t>
+      </w:r>
+    </w:p>
+    <w:p>
+      <w:pPr>
+        <w:spacing w:after="200"/>
+        <w:jc w:val="left"/>
+      </w:pPr>
+      <w:r>
+        <w:t>Agreement is stronger for forwards than for defencemen. The defensive gap limits the check; it does not establish by itself whether Bacon overstates defence or Game Value misses it. The raw and adjusted Game Value variants also share inputs, so agreement with both is not equivalent to passing two wholly independent tests.</w:t>
+      </w:r>
+    </w:p>
+    <w:p>
+      <w:pPr>
+        <w:spacing w:after="200"/>
+        <w:jc w:val="left"/>
+      </w:pPr>
+      <w:r>
+        <w:t>The circularity robustness work is complete. The optional unrun legs belong to the separate contract-length test. Keeping those statuses distinct avoids presenting finished validation as unfinished, or an unrun extension as evidence already obtained.</w:t>
       </w:r>
     </w:p>
     <w:p>
       <w:pPr>
         <w:pStyle w:val="Heading2"/>
+        <w:keepNext/>
         <w:spacing w:after="140" w:before="280"/>
       </w:pPr>
       <w:r>
-        <w:t xml:space="preserve">Verification discipline and reproducibility</w:t>
-      </w:r>
-    </w:p>
-    <w:p>
-      <w:pPr>
-        <w:spacing w:after="200"/>
-        <w:jc w:val="left"/>
-      </w:pPr>
-      <w:r>
-        <w:t xml:space="preserve">The project runs on a reproduce-before-extending rule: before any new result is trusted, the pipeline first rebuilds its own previously locked results and asserts they land on the published values, and only then fits anything current. This is not a passive convention. The skater engine's first stage rebuilds the original locked regression, in its original specification, and stops the run if the coefficients drift beyond tolerance, on the grounds that if that stage fails the file is not the pipeline that produced the lock and nothing downstream can be trusted. The goaltender engine has the same structure: it rebuilds every row of its locked spine and requires each priced row to match to the cent before it is permitted to apply any correction.</w:t>
-      </w:r>
-    </w:p>
-    <w:p>
-      <w:pPr>
-        <w:spacing w:after="200"/>
-        <w:jc w:val="left"/>
-      </w:pPr>
-      <w:r>
-        <w:t xml:space="preserve">The case that produced the rule is worth stating. A locked market-rate regression pooled goaltenders into what its own methods section presented as a skater-only sample, and it surfaced only because a guard was built and run before its numbers were trusted downstream. The finding it had produced, that restricted and unrestricted free agents face separate markets, did not survive correction.</w:t>
-      </w:r>
-    </w:p>
-    <w:p>
-      <w:pPr>
-        <w:spacing w:after="200"/>
-        <w:jc w:val="left"/>
-      </w:pPr>
-      <w:r>
-        <w:t xml:space="preserve">Guards elsewhere in the chain follow the same pattern of making silent failures loud. The metric assembly step checks its own accounting identity at runtime rather than assuming it. It also carries a tripwire counting player-games present in the on-ice data but missing from the box score, because a silent join drop of exactly that kind hid a three-goal accounting leak during development, traced to two games of corrupted league feed. The identifier join carries a self-test that fires on a known conflict on every run.</w:t>
-      </w:r>
-    </w:p>
-    <w:p>
-      <w:pPr>
-        <w:spacing w:after="200"/>
-        <w:jc w:val="left"/>
-      </w:pPr>
-      <w:r>
-        <w:t xml:space="preserve">File integrity is verified by content hash against a manifest rather than by file size, because file size is not a check: a pre-rebuild and a post-rebuild version of the draft yield curve file were both exactly 845 bytes with different contents. The full contract-pricing chain has been reproduced independently on two machines, with the skater side matching digit for digit.</w:t>
-      </w:r>
-    </w:p>
-    <w:p>
-      <w:pPr>
-        <w:spacing w:after="200"/>
-        <w:jc w:val="left"/>
-      </w:pPr>
-      <w:r>
-        <w:t xml:space="preserve">A verification gap was on record for a period after one set of model-review changes, which had not been run locally and cross-checked the way an earlier set was. It closed on 2026-09-09, when the outstanding length-term null test was run locally and confirmed a decisive null.</w:t>
+        <w:t>3. Pricing Patterns That Need Further Testing</w:t>
+      </w:r>
+    </w:p>
+    <w:p>
+      <w:pPr>
+        <w:spacing w:after="200"/>
+        <w:jc w:val="left"/>
+      </w:pPr>
+      <w:r>
+        <w:t>Long contracts for young, improving players often look expensive under the model. The trailing baseline helps explain why: it responds slowly to a breakout, while a club may sign the player because it expects further improvement. Diagnostics also found residual gaps after allowing for some under-forecasting. Those gaps are candidates for further study, not a clean estimate of a cost-certainty premium. Team fit, private information, and remaining projection error can produce the same pattern.</w:t>
+      </w:r>
+    </w:p>
+    <w:p>
+      <w:pPr>
+        <w:spacing w:after="200"/>
+        <w:jc w:val="left"/>
+      </w:pPr>
+      <w:r>
+        <w:t>Exploratory salary regressions found a discount associated with star RFAs and a level premium for signing with the player's existing club. They used an older sample and baseline treatment, so they need to be refitted on the current specification before adoption. The star definition also needs testing across reasonable thresholds, and very few star contracts in the sample reached the open market.</w:t>
+      </w:r>
+    </w:p>
+    <w:p>
+      <w:pPr>
+        <w:spacing w:after="200"/>
+        <w:jc w:val="left"/>
+      </w:pPr>
+      <w:r>
+        <w:t>A within-market pay difference is distinct from a claim that all stars are underpaid. The current price equation is itself estimated from salaries. If a league-wide force depresses star pay, it can depress the fitted benchmark too. Salary residuals alone cannot recover the missing level of value.</w:t>
+      </w:r>
+    </w:p>
+    <w:p>
+      <w:pPr>
+        <w:spacing w:after="200"/>
+        <w:jc w:val="left"/>
+      </w:pPr>
+      <w:r>
+        <w:t>Completed trades create another selection problem. They show exchanges that both clubs accepted, not every offer considered or rejected. Players traded and players retained can differ for reasons the data do not capture. A pattern within completed trades must therefore be interpreted within that selected market, rather than generalized automatically to all assets or opportunities.</w:t>
       </w:r>
     </w:p>
     <w:p>
       <w:pPr>
         <w:pStyle w:val="Heading2"/>
+        <w:keepNext/>
         <w:spacing w:after="140" w:before="280"/>
       </w:pPr>
       <w:r>
-        <w:t xml:space="preserve">The bias register</w:t>
-      </w:r>
-    </w:p>
-    <w:p>
-      <w:pPr>
-        <w:spacing w:after="200"/>
-        <w:jc w:val="left"/>
-      </w:pPr>
-      <w:r>
-        <w:t xml:space="preserve">Each known bias is tracked with its direction, because direction is what makes a bias useful to disclose: one that works against a project's own finding strengthens that finding, and that argument is only available once the direction is stated.</w:t>
-      </w:r>
-    </w:p>
-    <w:p>
-      <w:pPr>
-        <w:spacing w:after="200"/>
-        <w:jc w:val="left"/>
-      </w:pPr>
-      <w:r>
-        <w:t xml:space="preserve">Zero surplus after the entry-level contract flatters the top of the draft curve, since any real second-contract surplus a successful pick generates is set to zero by the convention.</w:t>
-      </w:r>
-    </w:p>
-    <w:p>
-      <w:pPr>
-        <w:spacing w:after="200"/>
-        <w:jc w:val="left"/>
-      </w:pPr>
-      <w:r>
-        <w:t xml:space="preserve">Pricing every pick's entry-level years at the slotted maximum overstates what late picks actually cost, since late picks sign below the maximum. That understates their surplus and errs conservative on pick value. Ignoring performance-bonus overages runs the other way, understating what star entry-level deals cost.</w:t>
-      </w:r>
-    </w:p>
-    <w:p>
-      <w:pPr>
-        <w:spacing w:after="200"/>
-        <w:jc w:val="left"/>
-      </w:pPr>
-      <w:r>
-        <w:t xml:space="preserve">Survival multiplies value but not cost, so a player who exits stops producing while his cap hit continues. Retirement can void a cap hit in reality and is not modelled. Both choices err conservative on net present value.</w:t>
-      </w:r>
-    </w:p>
-    <w:p>
-      <w:pPr>
-        <w:spacing w:after="200"/>
-        <w:jc w:val="left"/>
-      </w:pPr>
-      <w:r>
-        <w:t xml:space="preserve">Exit risk is understated for below-replacement players, because the 93% recovery rate for that population is conditional on a player reappearing in the data, and exit is the event that removes him from the sample.</w:t>
-      </w:r>
-    </w:p>
-    <w:p>
-      <w:pPr>
-        <w:spacing w:after="200"/>
-        <w:jc w:val="left"/>
-      </w:pPr>
-      <w:r>
-        <w:t xml:space="preserve">Cap optionality, the value of the roster flexibility a shorter contract buys, is not priced. This does not flatter long contracts; it works in the opposite direction, which is the direction that matters for the long-contract finding.</w:t>
-      </w:r>
-    </w:p>
-    <w:p>
-      <w:pPr>
-        <w:spacing w:after="200"/>
-        <w:jc w:val="left"/>
-      </w:pPr>
-      <w:r>
-        <w:t xml:space="preserve">The position split rests on the smallest of the market rate's three coefficients, a defence premium of 0.287% of the cap per win against a 2.123% base slope, so any residual positional mispricing runs through the term least well identified.</w:t>
-      </w:r>
-    </w:p>
-    <w:p>
-      <w:pPr>
-        <w:spacing w:after="200"/>
-        <w:jc w:val="left"/>
-      </w:pPr>
-      <w:r>
-        <w:t xml:space="preserve">Where a qualifying offer cannot find a real base salary it falls back to average annual value, which erases front-loading by construction and disables the CBA's 120% cap in exactly the front-loaded contracts that rule was written for. That affects 355 of 1,439 priced cases.</w:t>
-      </w:r>
-    </w:p>
-    <w:p>
-      <w:pPr>
-        <w:spacing w:after="200"/>
-        <w:jc w:val="left"/>
-      </w:pPr>
-      <w:r>
-        <w:t xml:space="preserve">16.3% of the draft curve's total value rests on a name match between data sources rather than a shared identifier.</w:t>
-      </w:r>
-    </w:p>
-    <w:p>
-      <w:pPr>
-        <w:spacing w:after="200"/>
-        <w:jc w:val="left"/>
-      </w:pPr>
-      <w:r>
-        <w:t xml:space="preserve">Goaltenders are priced on an older least-squares rate rather than the censored rate used for skaters, so the two positions currently run on different pricing equations.</w:t>
-      </w:r>
-    </w:p>
-    <w:p>
-      <w:pPr>
-        <w:spacing w:after="200"/>
-        <w:jc w:val="left"/>
-      </w:pPr>
-      <w:r>
-        <w:t xml:space="preserve">The draft curve prices bust probability into each slot. Any future-pick discount that also charges for uncertainty about a pick's eventual quality would charge that risk twice.</w:t>
+        <w:t>4. Comparing Trade Packages</w:t>
+      </w:r>
+    </w:p>
+    <w:p>
+      <w:pPr>
+        <w:spacing w:after="200"/>
+        <w:jc w:val="left"/>
+      </w:pPr>
+      <w:r>
+        <w:t>The intended comparison uses surplus dollars, meaning production value less cost. That subtraction matters. A common error in the gross price of wins does not generally cancel from a ratio of two packages' surpluses, because their fixed costs differ.</w:t>
+      </w:r>
+    </w:p>
+    <w:p>
+      <w:pPr>
+        <w:spacing w:after="200"/>
+        <w:jc w:val="left"/>
+      </w:pPr>
+      <w:r>
+        <w:t>Ratios are also unstable when the denominator is near zero and difficult to interpret when either side is negative. Even with positive values, symmetry between clubs does not imply an average ratio of one. A trade recorded as two-to-one in one direction becomes one-to-two in the other; averaging those two ratios gives 1.25.</w:t>
+      </w:r>
+    </w:p>
+    <w:p>
+      <w:pPr>
+        <w:spacing w:after="200"/>
+        <w:jc w:val="left"/>
+      </w:pPr>
+      <w:r>
+        <w:t>The proposed ratio statistic therefore needs a deliberate review of orientation, negative packages, and the null against which it will be tested. This is an unresolved design issue, not a change already made to the model. A finding of no systematic difference remains possible, but failure to detect a pattern would need to be read alongside sample size and the number of categories tested.</w:t>
+      </w:r>
+    </w:p>
+    <w:p>
+      <w:pPr>
+        <w:spacing w:after="200"/>
+        <w:jc w:val="left"/>
+      </w:pPr>
+      <w:r>
+        <w:t>Trade-date player values also require the unfinished mid-season allocation. The intended Game Value split has not been applied to the back-test, and signed season totals need explicit handling before they can serve as allocation denominators.</w:t>
+      </w:r>
+    </w:p>
+    <w:p>
+      <w:pPr>
+        <w:pStyle w:val="Heading2"/>
+        <w:keepNext/>
+        <w:spacing w:after="140" w:before="280"/>
+      </w:pPr>
+      <w:r>
+        <w:t>5. Assumptions That Can Move the Result</w:t>
+      </w:r>
+    </w:p>
+    <w:p>
+      <w:pPr>
+        <w:spacing w:after="200"/>
+        <w:jc w:val="left"/>
+      </w:pPr>
+      <w:r>
+        <w:t>The draft curve sets post-entry-level surplus to zero. Where later contracts produce positive surplus, that lowers estimated pick value. Maximum entry-level costs can lower it further for players who actually signed below the maximum, while omitted bonus costs can raise it. The short-appearance treatment scales costs without similarly scaling the price intercept. These effects do not all point in one direction.</w:t>
+      </w:r>
+    </w:p>
+    <w:p>
+      <w:pPr>
+        <w:spacing w:after="200"/>
+        <w:jc w:val="left"/>
+      </w:pPr>
+      <w:r>
+        <w:t>The Rule B draft sensitivity contains a separate pricing mismatch: defence production uses the defence slope, but trailing cost uses the forward slope. Its reported difference from Rule A cannot yet be treated as a clean measure of the cost assumption. The primary curve is unaffected by that particular calculation.</w:t>
+      </w:r>
+    </w:p>
+    <w:p>
+      <w:pPr>
+        <w:spacing w:after="200"/>
+        <w:jc w:val="left"/>
+      </w:pPr>
+      <w:r>
+        <w:t>Player survival reduces production value while signed costs continue. This lowers surplus where actual departure would bring cap relief. Temporary absences counted as exits can also reduce projected continuation too far. Conversely, strong rebound rates among surviving low-value players cannot establish recovery rates for all such players. The exit model observes next-season absence directly, so that survivor-only rebound evidence does not, by itself, show that exit probabilities are understated.</w:t>
+      </w:r>
+    </w:p>
+    <w:p>
+      <w:pPr>
+        <w:spacing w:after="200"/>
+        <w:jc w:val="left"/>
+      </w:pPr>
+      <w:r>
+        <w:t>RFA control value depends on qualifying offers as a cost proxy and on incomplete salary histories. Goalies use a different pricing estimator and lack some skater adjustments. Forecast uncertainty receives a floor correction in projected skater contract years, but not in terminal or goalie values. These differences belong in comparisons between asset groups, rather than being absorbed silently into a mispricing residual.</w:t>
+      </w:r>
+    </w:p>
+    <w:p>
+      <w:pPr>
+        <w:pStyle w:val="Heading2"/>
+        <w:keepNext/>
+        <w:spacing w:after="140" w:before="280"/>
+      </w:pPr>
+      <w:r>
+        <w:t>6. What Has Been Verified</w:t>
+      </w:r>
+    </w:p>
+    <w:p>
+      <w:pPr>
+        <w:spacing w:after="200"/>
+        <w:jc w:val="left"/>
+      </w:pPr>
+      <w:r>
+        <w:t>The code contains checks for known failure points: reproducing locked pricing results, reconciling Game Value credits and debits, and preventing identifier-only joins when names disagree. The September 9 rerun reproduced the player outputs and draft curve after migration, and the outstanding contract-length test was completed. Reproduction confirms that the current files generate the recorded results. It does not establish that the assumptions are right or that every source record is correct.</w:t>
+      </w:r>
+    </w:p>
+    <w:p>
+      <w:pPr>
+        <w:spacing w:after="200"/>
+        <w:jc w:val="left"/>
+      </w:pPr>
+      <w:r>
+        <w:t>The remaining empirical question is whether pricing patterns survive those limitations and the unfinished trade construction. The contribution is a common surplus-dollar framework across assets. Evidence of systematic mispricing has to come from the completed comparison, rather than from the fact that the framework produces different values for the two sides of a trade.</w:t>
       </w:r>
     </w:p>
     <w:sectPr>

--- a/40_DOCS/Doc_5_Cross_Cutting.docx
+++ b/40_DOCS/Doc_5_Cross_Cutting.docx
@@ -18,7 +18,7 @@
         <w:jc w:val="left"/>
       </w:pPr>
       <w:r>
-        <w:t>The project can now estimate player-contract surplus and historical draft yield. It cannot yet establish systematic mispricing across completed trades: the prospect pillar, trade-date pick pricing, and parts of the back-test remain unfinished. The main questions concern what information enters a valuation, what its comparisons actually test, and which missing features could explain an apparent pricing error.</w:t>
+        <w:t>The project estimates player-contract surplus and historical draft yield. Trade-date pick pricing, the prospect pillar, and parts of the combined back-test remain unfinished. This document explains what the completed estimates measure, where later information still enters, and which assumptions could produce an apparent pricing error.</w:t>
       </w:r>
     </w:p>
     <w:p>
@@ -46,34 +46,70 @@
         <w:jc w:val="left"/>
       </w:pPr>
       <w:r>
-        <w:t>The fitted model still uses later observations. Aging profiles, market prices, and exit probabilities are estimated once from a shared sample and applied to earlier decisions. A valuation dated 2019 can therefore use parameters partly estimated from post-2019 seasons. It is a retrospective valuation under common parameters, not a fully real-time historical forecast.</w:t>
-      </w:r>
-    </w:p>
-    <w:p>
-      <w:pPr>
-        <w:spacing w:after="200"/>
-        <w:jc w:val="left"/>
-      </w:pPr>
-      <w:r>
-        <w:t>There is also a player-specific route through the aging model. The target player is excluded from the direct comparable weights, but remains in the pooled profiles used to stabilize the projection. His later seasons can enter those averages. The size of that indirect effect has not been measured.</w:t>
-      </w:r>
-    </w:p>
-    <w:p>
-      <w:pPr>
-        <w:spacing w:after="200"/>
-        <w:jc w:val="left"/>
-      </w:pPr>
-      <w:r>
-        <w:t>Early- and late-period aging estimates have been compared, with limited evidence of differences in the tested age profiles. That is useful evidence about stability. It does not recreate the estimates available at each historical date or prove that using the full sample has no effect. The exit model still lacks an equivalent split-period check.</w:t>
-      </w:r>
-    </w:p>
-    <w:p>
-      <w:pPr>
-        <w:spacing w:after="200"/>
-        <w:jc w:val="left"/>
-      </w:pPr>
-      <w:r>
-        <w:t>The Game Value shot model has a related limitation. It was tested on held-out seasons, then refitted on all regular-season data to produce the expected goals used by the metric. The reported 58.3% team-season agreement therefore describes the historical sample; it is not performance on wholly unseen games. Estimating the adjusted Game Value variant separately by season does not remove that shared shot-model exposure.</w:t>
+        <w:t>The fitted estimates use a broader information set than the player's baseline. Aging patterns, market prices, and exit probabilities are fitted on shared historical data and applied to earlier decisions. A 2019 valuation can therefore use parameters estimated partly from seasons after 2019. It describes value under the common fitted model rather than a forecast a club could have produced using only its information in 2019.</w:t>
+      </w:r>
+    </w:p>
+    <w:p>
+      <w:pPr>
+        <w:spacing w:after="200"/>
+        <w:jc w:val="left"/>
+      </w:pPr>
+      <w:r>
+        <w:t>The target player's own later seasons can also enter indirectly. His career has zero weight among the direct comparables, but remains in the position-and-age averages used to stabilize the projection. The effect of that self-inclusion on historical valuations has not been isolated.</w:t>
+      </w:r>
+    </w:p>
+    <w:p>
+      <w:pPr>
+        <w:spacing w:after="200"/>
+        <w:jc w:val="left"/>
+      </w:pPr>
+      <w:r>
+        <w:t>Two comparisons would help separate these effects. First, value the same contracts with and without the target's career in the training data, holding the remaining data fixed. Second, compare full-panel estimates with estimates built only from seasons available at each valuation date. The first measures self-inclusion; the second measures the effect of later observations more broadly.</w:t>
+      </w:r>
+    </w:p>
+    <w:p>
+      <w:pPr>
+        <w:spacing w:after="200"/>
+        <w:jc w:val="left"/>
+      </w:pPr>
+      <w:r>
+        <w:t>The target-specific yardstick experiment used both whole-career exclusions and historical training windows. It compared two weighting approaches within those designs and found slightly larger errors with the target-specific yardstick. It did not measure how much the production model's full-panel estimates change historical contract values.</w:t>
+      </w:r>
+    </w:p>
+    <w:p>
+      <w:pPr>
+        <w:spacing w:after="200"/>
+        <w:jc w:val="left"/>
+      </w:pPr>
+      <w:r>
+        <w:t>Salary estimation has the same timing issue. A player's production baseline may use only earlier seasons, while the price per win is estimated partly from contracts signed later. Using that price across the historical sample assumes a sufficiently stable market relationship. The resulting value is conditional on that common benchmark.</w:t>
+      </w:r>
+    </w:p>
+    <w:p>
+      <w:pPr>
+        <w:spacing w:after="200"/>
+        <w:jc w:val="left"/>
+      </w:pPr>
+      <w:r>
+        <w:t>The completed aging-era check asks a narrower question: did the observed pattern of aging differ between early and late periods? It compares the same player's change in WAR per 82 games from one age to the next, then groups those changes by age and position. The periods are 2007-2015 and 2016-2025. The exit model still lacks an equivalent split-period check.</w:t>
+      </w:r>
+    </w:p>
+    <w:p>
+      <w:pPr>
+        <w:spacing w:after="200"/>
+        <w:jc w:val="left"/>
+      </w:pPr>
+      <w:r>
+        <w:t>Differences were detected at none of sixteen forward ages and one of sixteen defence ages. This provides little evidence of an era difference in the measured aging pattern, although small samples can hide real changes. The proposed second comparison of fitted pooled age profiles was never implemented. The reported counts concern observed changes only, and do not quantify the effect of full-panel estimation on historical valuations.</w:t>
+      </w:r>
+    </w:p>
+    <w:p>
+      <w:pPr>
+        <w:spacing w:after="200"/>
+        <w:jc w:val="left"/>
+      </w:pPr>
+      <w:r>
+        <w:t>The Game Value shot model was evaluated on held-out seasons, then refitted on all regular-season data to generate the expected goals used in the metric. Its reported 58.3% team-season agreement is therefore measured within the historical sample, not on wholly unseen games. Fitting adjusted Game Value separately for each season still uses that shared shot model.</w:t>
       </w:r>
     </w:p>
     <w:p>
@@ -101,34 +137,43 @@
         <w:jc w:val="left"/>
       </w:pPr>
       <w:r>
-        <w:t>Game Value provides a production check outside the salary-based price equation. It starts from expected goals rather than simply reallocating the actual scoreboard. Comparing it with actual team results is therefore informative, despite the shared-sample qualification above.</w:t>
-      </w:r>
-    </w:p>
-    <w:p>
-      <w:pPr>
-        <w:spacing w:after="200"/>
-        <w:jc w:val="left"/>
-      </w:pPr>
-      <w:r>
-        <w:t>The player-level comparison asks whether the production estimates agree with that alternative measure. Both sides are expressed in wins. No dollar price enters, so agreement cannot validate the amount paid per win. It also does not prove that either measure captures every part of a player's contribution.</w:t>
-      </w:r>
-    </w:p>
-    <w:p>
-      <w:pPr>
-        <w:spacing w:after="200"/>
-        <w:jc w:val="left"/>
-      </w:pPr>
-      <w:r>
-        <w:t>Agreement is stronger for forwards than for defencemen. The defensive gap limits the check; it does not establish by itself whether Bacon overstates defence or Game Value misses it. The raw and adjusted Game Value variants also share inputs, so agreement with both is not equivalent to passing two wholly independent tests.</w:t>
-      </w:r>
-    </w:p>
-    <w:p>
-      <w:pPr>
-        <w:spacing w:after="200"/>
-        <w:jc w:val="left"/>
-      </w:pPr>
-      <w:r>
-        <w:t>The circularity robustness work is complete. The optional unrun legs belong to the separate contract-length test. Keeping those statuses distinct avoids presenting finished validation as unfinished, or an unrun extension as evidence already obtained.</w:t>
+        <w:t>Game Value supplies a check using a different production measure from the one behind the salary equation. It credits expected goals from scoring chances rather than simply dividing actual scoreboard goals among players. Agreement with actual team results is informative because the metric's accounting does not force it. The shared shot-model sample remains a limitation on interpreting that agreement as unseen-game performance.</w:t>
+      </w:r>
+    </w:p>
+    <w:p>
+      <w:pPr>
+        <w:spacing w:after="200"/>
+        <w:jc w:val="left"/>
+      </w:pPr>
+      <w:r>
+        <w:t>The player-level check compares the trailing WAR baseline for season t with adjusted Game Value produced during season t, with a separate comparison to Game Value in t+1. Both sides are in wins, so the test asks whether the baseline tracks later hockey contribution. It does not test the dollar price per win or the full multi-year aging projection.</w:t>
+      </w:r>
+    </w:p>
+    <w:p>
+      <w:pPr>
+        <w:spacing w:after="200"/>
+        <w:jc w:val="left"/>
+      </w:pPr>
+      <w:r>
+        <w:t>Production forecasting and salary estimation answer different questions. The first asks what a player will contribute; the second asks what the market pays for that contribution. Agreement with Game Value supports the production comparison. A contract valuation can still be wrong because its price per win, projected costs, or treatment of control rights is wrong.</w:t>
+      </w:r>
+    </w:p>
+    <w:p>
+      <w:pPr>
+        <w:spacing w:after="200"/>
+        <w:jc w:val="left"/>
+      </w:pPr>
+      <w:r>
+        <w:t>Agreement is stronger for forwards than for defencemen. The comparison alone cannot tell whether that gap comes from Bacon's defensive measure, Game Value, or both. The raw and adjusted Game Value variants also share inputs, so their agreement provides less independent evidence than two measures built from separate data.</w:t>
+      </w:r>
+    </w:p>
+    <w:p>
+      <w:pPr>
+        <w:spacing w:after="200"/>
+        <w:jc w:val="left"/>
+      </w:pPr>
+      <w:r>
+        <w:t>The circularity robustness work is complete. The optional unrun raw-Game-Value checks belong to the separate contract-length test described below.</w:t>
       </w:r>
     </w:p>
     <w:p>
@@ -147,7 +192,34 @@
         <w:jc w:val="left"/>
       </w:pPr>
       <w:r>
-        <w:t>Long contracts for young, improving players often look expensive under the model. The trailing baseline helps explain why: it responds slowly to a breakout, while a club may sign the player because it expects further improvement. Diagnostics also found residual gaps after allowing for some under-forecasting. Those gaps are candidates for further study, not a clean estimate of a cost-certainty premium. Team fit, private information, and remaining projection error can produce the same pattern.</w:t>
+        <w:t>Young players on long contracts often have negative modeled surplus. A trailing baseline can contribute to this pattern by responding slowly to a breakout that the club already expects to continue. The July diagnostics estimated how much of the gap could be attributed to under-forecasting. Remaining differences could reflect team fit, private information, costs, or further prediction error.</w:t>
+      </w:r>
+    </w:p>
+    <w:p>
+      <w:pPr>
+        <w:spacing w:after="200"/>
+        <w:jc w:val="left"/>
+      </w:pPr>
+      <w:r>
+        <w:t>The diagnostic covered 41 contracts with terms of at least six years and players aged 23.5 or younger at valuation. Median modeled NPV was about -$20.6 million, with roughly $6 million to $8 million per deal attributed to under-forecasting. These figures describe that diagnostic's specification and vintage. Subtracting the estimated forecast gap leaves a residual, but does not identify its cause as a cost-certainty premium.</w:t>
+      </w:r>
+    </w:p>
+    <w:p>
+      <w:pPr>
+        <w:spacing w:after="200"/>
+        <w:jc w:val="left"/>
+      </w:pPr>
+      <w:r>
+        <w:t>Tests of proposed projection changes, including recent trajectory and short-history treatment, did not improve the evaluated forecasts overall. The relevant next question is whether forecast errors remain systematically different for young players signing long contracts. Average accuracy across all players cannot answer that subgroup question.</w:t>
+      </w:r>
+    </w:p>
+    <w:p>
+      <w:pPr>
+        <w:spacing w:after="200"/>
+        <w:jc w:val="left"/>
+      </w:pPr>
+      <w:r>
+        <w:t>The separate contract-length test compared subsequent annual adjusted Game Value across contracts of different lengths while controlling for the trailing production baseline. For 1,781 contracts over a three-season horizon, the pooled coefficient was -0.0135 wins per season per additional year of term, with a 95% interval from -0.0360 to +0.0089. The model therefore applied no positive pooled value-side adjustment. The forward subgroup had a small positive estimate, +0.0273 with an interval from +0.0028 to +0.0518. This result has not been adopted as a separate forward adjustment. The test measures a production association, not the market price of contractual flexibility or certainty.</w:t>
       </w:r>
     </w:p>
     <w:p>
@@ -165,16 +237,34 @@
         <w:jc w:val="left"/>
       </w:pPr>
       <w:r>
-        <w:t>A within-market pay difference is distinct from a claim that all stars are underpaid. The current price equation is itself estimated from salaries. If a league-wide force depresses star pay, it can depress the fitted benchmark too. Salary residuals alone cannot recover the missing level of value.</w:t>
-      </w:r>
-    </w:p>
-    <w:p>
-      <w:pPr>
-        <w:spacing w:after="200"/>
-        <w:jc w:val="left"/>
-      </w:pPr>
-      <w:r>
-        <w:t>Completed trades create another selection problem. They show exchanges that both clubs accepted, not every offer considered or rejected. Players traded and players retained can differ for reasons the data do not capture. A pattern within completed trades must therefore be interpreted within that selected market, rather than generalized automatically to all assets or opportunities.</w:t>
+        <w:t>The exploratory salary fit used 2,468 contracts with unprorated baselines and 34 stars, defined using a threshold of 3.5 trailing wins. The current pricing sample has 2,349 contracts and adjusts the shortened schedules. The star-RFA term measured whether the combination of star quality and RFA status was associated with pay beyond their separate effects. It asks a different question from whether all RFAs and UFAs need separate price equations.</w:t>
+      </w:r>
+    </w:p>
+    <w:p>
+      <w:pPr>
+        <w:spacing w:after="200"/>
+        <w:jc w:val="left"/>
+      </w:pPr>
+      <w:r>
+        <w:t>The own-club result was an estimated addition to the price level, rather than an extra price per win. Such an addition is proportionally larger for a middle-priced contract than for a star contract. Players who re-sign are also selected: both sides have chosen to continue the relationship. Repeating the test on the current sample would establish whether the association persists, while a causal interpretation would still require separating that selection from the effect of staying with the club.</w:t>
+      </w:r>
+    </w:p>
+    <w:p>
+      <w:pPr>
+        <w:spacing w:after="200"/>
+        <w:jc w:val="left"/>
+      </w:pPr>
+      <w:r>
+        <w:t>A salary-based benchmark can identify differences within the observed market while missing a league-wide distortion. If all stars were paid less than their broader economic contribution, that lower pay could also enter the estimated price equation. Comparing salaries with a benchmark fitted from those same salaries cannot recover the missing league-wide value.</w:t>
+      </w:r>
+    </w:p>
+    <w:p>
+      <w:pPr>
+        <w:spacing w:after="200"/>
+        <w:jc w:val="left"/>
+      </w:pPr>
+      <w:r>
+        <w:t>The trade sample includes accepted exchanges. It excludes offers that were rejected and assets that clubs chose to keep. Those groups may differ in ways the data do not capture, so the analysis will describe pricing patterns among completed trades rather than all possible transactions.</w:t>
       </w:r>
     </w:p>
     <w:p>
@@ -202,6 +292,15 @@
         <w:jc w:val="left"/>
       </w:pPr>
       <w:r>
+        <w:t>Suppose package A has $10 million of gross value and $8 million of cost, while package B has $8 million of gross value and $7 million of cost. Their surpluses are $2 million and $1 million, a ratio of two. Raising both gross values by 20%, with costs unchanged, gives $4 million and $2.6 million of surplus, a ratio of about 1.54. A shared price change has altered the comparison without changing either contract. Packages with different mixes of picks, low-cost players, and expensive contracts need not respond equally.</w:t>
+      </w:r>
+    </w:p>
+    <w:p>
+      <w:pPr>
+        <w:spacing w:after="200"/>
+        <w:jc w:val="left"/>
+      </w:pPr>
+      <w:r>
         <w:t>Ratios are also unstable when the denominator is near zero and difficult to interpret when either side is negative. Even with positive values, symmetry between clubs does not imply an average ratio of one. A trade recorded as two-to-one in one direction becomes one-to-two in the other; averaging those two ratios gives 1.25.</w:t>
       </w:r>
     </w:p>
@@ -211,16 +310,25 @@
         <w:jc w:val="left"/>
       </w:pPr>
       <w:r>
-        <w:t>The proposed ratio statistic therefore needs a deliberate review of orientation, negative packages, and the null against which it will be tested. This is an unresolved design issue, not a change already made to the model. A finding of no systematic difference remains possible, but failure to detect a pattern would need to be read alongside sample size and the number of categories tested.</w:t>
-      </w:r>
-    </w:p>
-    <w:p>
-      <w:pPr>
-        <w:spacing w:after="200"/>
-        <w:jc w:val="left"/>
-      </w:pPr>
-      <w:r>
-        <w:t>Trade-date player values also require the unfinished mid-season allocation. The intended Game Value split has not been applied to the back-test, and signed season totals need explicit handling before they can serve as allocation denominators.</w:t>
+        <w:t>Before using a surplus ratio, the study needs to specify which package goes in the denominator, how to handle zero or negative surplus, and what distribution represents no systematic imbalance. An average ratio of one is not justified by treating both clubs symmetrically. These choices remain unresolved.</w:t>
+      </w:r>
+    </w:p>
+    <w:p>
+      <w:pPr>
+        <w:spacing w:after="200"/>
+        <w:jc w:val="left"/>
+      </w:pPr>
+      <w:r>
+        <w:t>A dollar difference avoids dividing by a near-zero surplus. It still needs a scale for comparing small and large deals: a $1 million gap may matter differently in each. A normalized difference or a model of both package values would make other assumptions about that scale. No replacement statistic has been selected. Uncertainty must also account for shared inputs, such as the price per win and draft-band values used on both sides.</w:t>
+      </w:r>
+    </w:p>
+    <w:p>
+      <w:pPr>
+        <w:spacing w:after="200"/>
+        <w:jc w:val="left"/>
+      </w:pPr>
+      <w:r>
+        <w:t>The Game Value allocation of season production across team stints has not been applied to the back-test. It also needs rules for near-zero season totals and stints with opposite signs. Dividing by a small signed total can produce extreme or negative shares, which cannot be interpreted as ordinary percentages of a season.</w:t>
       </w:r>
     </w:p>
     <w:p>
@@ -239,34 +347,34 @@
         <w:jc w:val="left"/>
       </w:pPr>
       <w:r>
-        <w:t>The draft curve sets post-entry-level surplus to zero. Where later contracts produce positive surplus, that lowers estimated pick value. Maximum entry-level costs can lower it further for players who actually signed below the maximum, while omitted bonus costs can raise it. The short-appearance treatment scales costs without similarly scaling the price intercept. These effects do not all point in one direction.</w:t>
-      </w:r>
-    </w:p>
-    <w:p>
-      <w:pPr>
-        <w:spacing w:after="200"/>
-        <w:jc w:val="left"/>
-      </w:pPr>
-      <w:r>
-        <w:t>The Rule B draft sensitivity contains a separate pricing mismatch: defence production uses the defence slope, but trailing cost uses the forward slope. Its reported difference from Rule A cannot yet be treated as a clean measure of the cost assumption. The primary curve is unaffected by that particular calculation.</w:t>
-      </w:r>
-    </w:p>
-    <w:p>
-      <w:pPr>
-        <w:spacing w:after="200"/>
-        <w:jc w:val="left"/>
-      </w:pPr>
-      <w:r>
-        <w:t>Player survival reduces production value while signed costs continue. This lowers surplus where actual departure would bring cap relief. Temporary absences counted as exits can also reduce projected continuation too far. Conversely, strong rebound rates among surviving low-value players cannot establish recovery rates for all such players. The exit model observes next-season absence directly, so that survivor-only rebound evidence does not, by itself, show that exit probabilities are understated.</w:t>
-      </w:r>
-    </w:p>
-    <w:p>
-      <w:pPr>
-        <w:spacing w:after="200"/>
-        <w:jc w:val="left"/>
-      </w:pPr>
-      <w:r>
-        <w:t>RFA control value depends on qualifying offers as a cost proxy and on incomplete salary histories. Goalies use a different pricing estimator and lack some skater adjustments. Forecast uncertainty receives a floor correction in projected skater contract years, but not in terminal or goalie values. These differences belong in comparisons between asset groups, rather than being absorbed silently into a mispricing residual.</w:t>
+        <w:t>The draft estimate depends on several cost assumptions. Setting post-entry-level surplus to zero omits later positive surplus. Maximum entry-level costs lower the estimate for players who signed below the maximum, while omitted bonuses can raise it. During short appearances before the modeled entry-level period is exhausted, the cost is prorated but the price intercept is not. There is no single direction for these effects together.</w:t>
+      </w:r>
+    </w:p>
+    <w:p>
+      <w:pPr>
+        <w:spacing w:after="200"/>
+        <w:jc w:val="left"/>
+      </w:pPr>
+      <w:r>
+        <w:t>Rule B, the alternative post-entry-level cost calculation, prices defence production with the defence slope but trailing cost with the forward slope. Even unchanged production can then show a surplus. The primary Rule A curve is unaffected, but Rule B needs correction before its difference can be read as the effect of the cost assumption.</w:t>
+      </w:r>
+    </w:p>
+    <w:p>
+      <w:pPr>
+        <w:spacing w:after="200"/>
+        <w:jc w:val="left"/>
+      </w:pPr>
+      <w:r>
+        <w:t>During signed contract years, survival reduces production value while the cap cost continues. This understates surplus where a departure would actually bring cap relief. Temporary absences treated as permanent exits can also reduce continuation too far. Evidence that low-value players rebound among those who keep playing does not determine the exit rate of the full group; the exit model separately counts next-season absences.</w:t>
+      </w:r>
+    </w:p>
+    <w:p>
+      <w:pPr>
+        <w:spacing w:after="200"/>
+        <w:jc w:val="left"/>
+      </w:pPr>
+      <w:r>
+        <w:t>Control-year values use qualifying offers as cost estimates and a separate chain of qualification probabilities. That chain starts at one before the first control year, without carrying forward survival accumulated during the signed contract. Its treatment of departures before expiry needs checking. Other differences also affect comparisons: terminal and goalie values lack the forecast-uncertainty floor correction used in skater contract years, and goalies use an older price estimator and no skater qualification adjustment.</w:t>
       </w:r>
     </w:p>
     <w:p>
@@ -285,16 +393,34 @@
         <w:jc w:val="left"/>
       </w:pPr>
       <w:r>
-        <w:t>The code contains checks for known failure points: reproducing locked pricing results, reconciling Game Value credits and debits, and preventing identifier-only joins when names disagree. The September 9 rerun reproduced the player outputs and draft curve after migration, and the outstanding contract-length test was completed. Reproduction confirms that the current files generate the recorded results. It does not establish that the assumptions are right or that every source record is correct.</w:t>
-      </w:r>
-    </w:p>
-    <w:p>
-      <w:pPr>
-        <w:spacing w:after="200"/>
-        <w:jc w:val="left"/>
-      </w:pPr>
-      <w:r>
-        <w:t>The remaining empirical question is whether pricing patterns survive those limitations and the unfinished trade construction. The contribution is a common surplus-dollar framework across assets. Evidence of systematic mispricing has to come from the completed comparison, rather than from the fact that the framework produces different values for the two sides of a trade.</w:t>
+        <w:t>The September 9 rerun reproduced the player outputs and draft curve after migration, and the contract-length test was completed. These checks establish that the code reproduced the stated calculations and results. They address implementation consistency; the forecasting tests and sensitivity comparisons address whether particular model choices work well.</w:t>
+      </w:r>
+    </w:p>
+    <w:p>
+      <w:pPr>
+        <w:spacing w:after="200"/>
+        <w:jc w:val="left"/>
+      </w:pPr>
+      <w:r>
+        <w:t>The implementation checks include reproducing earlier locked price equations, reconciling Game Value credits and debits, and requiring the skater projection to match the starting valuation layer. These catch inconsistent coefficients, input drift, and broken links between calculation steps. They cannot establish that a source record is correct or that a modeling assumption fits the economic question.</w:t>
+      </w:r>
+    </w:p>
+    <w:p>
+      <w:pPr>
+        <w:spacing w:after="200"/>
+        <w:jc w:val="left"/>
+      </w:pPr>
+      <w:r>
+        <w:t>The next tests need to address specific uncertainties: compare historical valuations with estimates fitted only on earlier data; vary important thresholds and cost assumptions; finish pricing the missing assets; and assess outcomes separately for groups with different measurement quality. The sample must also be large enough to detect differences that matter economically. A pooled result can conceal weaker evidence for defencemen, goalies, or uncommon trade types.</w:t>
+      </w:r>
+    </w:p>
+    <w:p>
+      <w:pPr>
+        <w:spacing w:after="200"/>
+        <w:jc w:val="left"/>
+      </w:pPr>
+      <w:r>
+        <w:t>The contribution is a framework that expresses all three asset classes in surplus dollars. Evidence of systematic mispricing will depend on the completed trade comparison and whether its patterns survive the measurement, information, and selection limits described here.</w:t>
       </w:r>
     </w:p>
     <w:sectPr>

--- a/40_DOCS/Doc_5_Cross_Cutting.docx
+++ b/40_DOCS/Doc_5_Cross_Cutting.docx
@@ -5,428 +5,613 @@
     <w:p>
       <w:pPr>
         <w:pStyle w:val="Title"/>
-        <w:keepNext/>
-        <w:spacing w:after="240"/>
-      </w:pPr>
-      <w:r>
+        <w:rPr>
+          <w:rFonts w:asciiTheme="minorHAnsi" w:hAnsiTheme="minorHAnsi" w:cstheme="minorHAnsi"/>
+        </w:rPr>
+      </w:pPr>
+      <w:r>
+        <w:rPr>
+          <w:rFonts w:asciiTheme="minorHAnsi" w:hAnsiTheme="minorHAnsi" w:cstheme="minorHAnsi"/>
+        </w:rPr>
         <w:t>Cross-Cutting: What the Model Can Establish</w:t>
       </w:r>
     </w:p>
     <w:p>
       <w:pPr>
-        <w:spacing w:after="200"/>
-        <w:jc w:val="left"/>
-      </w:pPr>
-      <w:r>
+        <w:rPr>
+          <w:rFonts w:asciiTheme="minorHAnsi" w:hAnsiTheme="minorHAnsi" w:cstheme="minorHAnsi"/>
+        </w:rPr>
+      </w:pPr>
+      <w:r>
+        <w:rPr>
+          <w:rFonts w:asciiTheme="minorHAnsi" w:hAnsiTheme="minorHAnsi" w:cstheme="minorHAnsi"/>
+        </w:rPr>
         <w:t>The project estimates player-contract surplus and historical draft yield. Trade-date pick pricing, the prospect pillar, and parts of the combined back-test remain unfinished. This document explains what the completed estimates measure, where later information still enters, and which assumptions could produce an apparent pricing error.</w:t>
       </w:r>
     </w:p>
     <w:p>
       <w:pPr>
-        <w:pStyle w:val="Heading2"/>
-        <w:keepNext/>
-        <w:spacing w:after="140" w:before="280"/>
-      </w:pPr>
-      <w:r>
+        <w:pStyle w:val="Heading1"/>
+        <w:rPr>
+          <w:rFonts w:asciiTheme="minorHAnsi" w:hAnsiTheme="minorHAnsi" w:cstheme="minorHAnsi"/>
+        </w:rPr>
+      </w:pPr>
+      <w:r>
+        <w:rPr>
+          <w:rFonts w:asciiTheme="minorHAnsi" w:hAnsiTheme="minorHAnsi" w:cstheme="minorHAnsi"/>
+        </w:rPr>
         <w:t>1. Historical Information</w:t>
       </w:r>
     </w:p>
     <w:p>
       <w:pPr>
-        <w:spacing w:after="200"/>
-        <w:jc w:val="left"/>
-      </w:pPr>
-      <w:r>
+        <w:rPr>
+          <w:rFonts w:asciiTheme="minorHAnsi" w:hAnsiTheme="minorHAnsi" w:cstheme="minorHAnsi"/>
+        </w:rPr>
+      </w:pPr>
+      <w:r>
+        <w:rPr>
+          <w:rFonts w:asciiTheme="minorHAnsi" w:hAnsiTheme="minorHAnsi" w:cstheme="minorHAnsi"/>
+        </w:rPr>
         <w:t>Player baselines use completed seasons before the valuation season. The aging lookup starts from a trailing player profile, and survival for a future year is based on the preceding year's projected age and quality. The cap path grows from the ceiling known at the valuation date instead of importing the future path that eventually occurred. These rules prevent several direct uses of future information.</w:t>
       </w:r>
     </w:p>
     <w:p>
       <w:pPr>
-        <w:spacing w:after="200"/>
-        <w:jc w:val="left"/>
-      </w:pPr>
-      <w:r>
+        <w:rPr>
+          <w:rFonts w:asciiTheme="minorHAnsi" w:hAnsiTheme="minorHAnsi" w:cstheme="minorHAnsi"/>
+        </w:rPr>
+      </w:pPr>
+      <w:r>
+        <w:rPr>
+          <w:rFonts w:asciiTheme="minorHAnsi" w:hAnsiTheme="minorHAnsi" w:cstheme="minorHAnsi"/>
+        </w:rPr>
         <w:t>The fitted estimates use a broader information set than the player's baseline. Aging patterns, market prices, and exit probabilities are fitted on shared historical data and applied to earlier decisions. A 2019 valuation can therefore use parameters estimated partly from seasons after 2019. It describes value under the common fitted model rather than a forecast a club could have produced using only its information in 2019.</w:t>
       </w:r>
     </w:p>
     <w:p>
       <w:pPr>
-        <w:spacing w:after="200"/>
-        <w:jc w:val="left"/>
-      </w:pPr>
-      <w:r>
+        <w:rPr>
+          <w:rFonts w:asciiTheme="minorHAnsi" w:hAnsiTheme="minorHAnsi" w:cstheme="minorHAnsi"/>
+        </w:rPr>
+      </w:pPr>
+      <w:r>
+        <w:rPr>
+          <w:rFonts w:asciiTheme="minorHAnsi" w:hAnsiTheme="minorHAnsi" w:cstheme="minorHAnsi"/>
+        </w:rPr>
         <w:t>The target player's own later seasons can also enter indirectly. His career has zero weight among the direct comparables, but remains in the position-and-age averages used to stabilize the projection. The effect of that self-inclusion on historical valuations has not been isolated.</w:t>
       </w:r>
     </w:p>
     <w:p>
       <w:pPr>
-        <w:spacing w:after="200"/>
-        <w:jc w:val="left"/>
-      </w:pPr>
-      <w:r>
+        <w:rPr>
+          <w:rFonts w:asciiTheme="minorHAnsi" w:hAnsiTheme="minorHAnsi" w:cstheme="minorHAnsi"/>
+        </w:rPr>
+      </w:pPr>
+      <w:r>
+        <w:rPr>
+          <w:rFonts w:asciiTheme="minorHAnsi" w:hAnsiTheme="minorHAnsi" w:cstheme="minorHAnsi"/>
+        </w:rPr>
         <w:t>Two comparisons would help separate these effects. First, value the same contracts with and without the target's career in the training data, holding the remaining data fixed. Second, compare full-panel estimates with estimates built only from seasons available at each valuation date. The first measures self-inclusion; the second measures the effect of later observations more broadly.</w:t>
       </w:r>
     </w:p>
     <w:p>
       <w:pPr>
-        <w:spacing w:after="200"/>
-        <w:jc w:val="left"/>
-      </w:pPr>
-      <w:r>
+        <w:rPr>
+          <w:rFonts w:asciiTheme="minorHAnsi" w:hAnsiTheme="minorHAnsi" w:cstheme="minorHAnsi"/>
+        </w:rPr>
+      </w:pPr>
+      <w:r>
+        <w:rPr>
+          <w:rFonts w:asciiTheme="minorHAnsi" w:hAnsiTheme="minorHAnsi" w:cstheme="minorHAnsi"/>
+        </w:rPr>
         <w:t>The target-specific yardstick experiment used both whole-career exclusions and historical training windows. It compared two weighting approaches within those designs and found slightly larger errors with the target-specific yardstick. It did not measure how much the production model's full-panel estimates change historical contract values.</w:t>
       </w:r>
     </w:p>
     <w:p>
       <w:pPr>
-        <w:spacing w:after="200"/>
-        <w:jc w:val="left"/>
-      </w:pPr>
-      <w:r>
+        <w:rPr>
+          <w:rFonts w:asciiTheme="minorHAnsi" w:hAnsiTheme="minorHAnsi" w:cstheme="minorHAnsi"/>
+        </w:rPr>
+      </w:pPr>
+      <w:r>
+        <w:rPr>
+          <w:rFonts w:asciiTheme="minorHAnsi" w:hAnsiTheme="minorHAnsi" w:cstheme="minorHAnsi"/>
+        </w:rPr>
         <w:t>Salary estimation has the same timing issue. A player's production baseline may use only earlier seasons, while the price per win is estimated partly from contracts signed later. Using that price across the historical sample assumes a sufficiently stable market relationship. The resulting value is conditional on that common benchmark.</w:t>
       </w:r>
     </w:p>
     <w:p>
       <w:pPr>
-        <w:spacing w:after="200"/>
-        <w:jc w:val="left"/>
-      </w:pPr>
-      <w:r>
+        <w:rPr>
+          <w:rFonts w:asciiTheme="minorHAnsi" w:hAnsiTheme="minorHAnsi" w:cstheme="minorHAnsi"/>
+        </w:rPr>
+      </w:pPr>
+      <w:r>
+        <w:rPr>
+          <w:rFonts w:asciiTheme="minorHAnsi" w:hAnsiTheme="minorHAnsi" w:cstheme="minorHAnsi"/>
+        </w:rPr>
         <w:t>The completed aging-era check asks a narrower question: did the observed pattern of aging differ between early and late periods? It compares the same player's change in WAR per 82 games from one age to the next, then groups those changes by age and position. The periods are 2007-2015 and 2016-2025. The exit model still lacks an equivalent split-period check.</w:t>
       </w:r>
     </w:p>
     <w:p>
       <w:pPr>
-        <w:spacing w:after="200"/>
-        <w:jc w:val="left"/>
-      </w:pPr>
-      <w:r>
+        <w:rPr>
+          <w:rFonts w:asciiTheme="minorHAnsi" w:hAnsiTheme="minorHAnsi" w:cstheme="minorHAnsi"/>
+        </w:rPr>
+      </w:pPr>
+      <w:r>
+        <w:rPr>
+          <w:rFonts w:asciiTheme="minorHAnsi" w:hAnsiTheme="minorHAnsi" w:cstheme="minorHAnsi"/>
+        </w:rPr>
         <w:t>Differences were detected at none of sixteen forward ages and one of sixteen defence ages. This provides little evidence of an era difference in the measured aging pattern, although small samples can hide real changes. The proposed second comparison of fitted pooled age profiles was never implemented. The reported counts concern observed changes only, and do not quantify the effect of full-panel estimation on historical valuations.</w:t>
       </w:r>
     </w:p>
     <w:p>
       <w:pPr>
-        <w:spacing w:after="200"/>
-        <w:jc w:val="left"/>
-      </w:pPr>
-      <w:r>
+        <w:rPr>
+          <w:rFonts w:asciiTheme="minorHAnsi" w:hAnsiTheme="minorHAnsi" w:cstheme="minorHAnsi"/>
+        </w:rPr>
+      </w:pPr>
+      <w:r>
+        <w:rPr>
+          <w:rFonts w:asciiTheme="minorHAnsi" w:hAnsiTheme="minorHAnsi" w:cstheme="minorHAnsi"/>
+        </w:rPr>
         <w:t>The Game Value shot model was evaluated on held-out seasons, then refitted on all regular-season data to generate the expected goals used in the metric. Its reported 58.3% team-season agreement is therefore measured within the historical sample, not on wholly unseen games. Fitting adjusted Game Value separately for each season still uses that shared shot model.</w:t>
       </w:r>
     </w:p>
     <w:p>
       <w:pPr>
-        <w:spacing w:after="200"/>
-        <w:jc w:val="left"/>
-      </w:pPr>
-      <w:r>
+        <w:rPr>
+          <w:rFonts w:asciiTheme="minorHAnsi" w:hAnsiTheme="minorHAnsi" w:cstheme="minorHAnsi"/>
+        </w:rPr>
+      </w:pPr>
+      <w:r>
+        <w:rPr>
+          <w:rFonts w:asciiTheme="minorHAnsi" w:hAnsiTheme="minorHAnsi" w:cstheme="minorHAnsi"/>
+        </w:rPr>
         <w:t>Future picks and prospects need the same discipline. A pick's eventual overall position cannot price it before that position was known. Prospect histories must stop at the valuation date, and any translation rates or draft priors estimated on later data need to be identified as such.</w:t>
       </w:r>
     </w:p>
     <w:p>
       <w:pPr>
-        <w:pStyle w:val="Heading2"/>
-        <w:keepNext/>
-        <w:spacing w:after="140" w:before="280"/>
-      </w:pPr>
-      <w:r>
+        <w:pStyle w:val="Heading1"/>
+        <w:rPr>
+          <w:rFonts w:asciiTheme="minorHAnsi" w:hAnsiTheme="minorHAnsi" w:cstheme="minorHAnsi"/>
+        </w:rPr>
+      </w:pPr>
+      <w:r>
+        <w:rPr>
+          <w:rFonts w:asciiTheme="minorHAnsi" w:hAnsiTheme="minorHAnsi" w:cstheme="minorHAnsi"/>
+        </w:rPr>
         <w:t>2. What the Circularity Check Tests</w:t>
       </w:r>
     </w:p>
     <w:p>
       <w:pPr>
-        <w:spacing w:after="200"/>
-        <w:jc w:val="left"/>
-      </w:pPr>
-      <w:r>
+        <w:rPr>
+          <w:rFonts w:asciiTheme="minorHAnsi" w:hAnsiTheme="minorHAnsi" w:cstheme="minorHAnsi"/>
+        </w:rPr>
+      </w:pPr>
+      <w:r>
+        <w:rPr>
+          <w:rFonts w:asciiTheme="minorHAnsi" w:hAnsiTheme="minorHAnsi" w:cstheme="minorHAnsi"/>
+        </w:rPr>
         <w:t>Game Value supplies a check using a different production measure from the one behind the salary equation. It credits expected goals from scoring chances rather than simply dividing actual scoreboard goals among players. Agreement with actual team results is informative because the metric's accounting does not force it. The shared shot-model sample remains a limitation on interpreting that agreement as unseen-game performance.</w:t>
       </w:r>
     </w:p>
     <w:p>
       <w:pPr>
-        <w:spacing w:after="200"/>
-        <w:jc w:val="left"/>
-      </w:pPr>
-      <w:r>
+        <w:rPr>
+          <w:rFonts w:asciiTheme="minorHAnsi" w:hAnsiTheme="minorHAnsi" w:cstheme="minorHAnsi"/>
+        </w:rPr>
+      </w:pPr>
+      <w:r>
+        <w:rPr>
+          <w:rFonts w:asciiTheme="minorHAnsi" w:hAnsiTheme="minorHAnsi" w:cstheme="minorHAnsi"/>
+        </w:rPr>
         <w:t>The player-level check compares the trailing WAR baseline for season t with adjusted Game Value produced during season t, with a separate comparison to Game Value in t+1. Both sides are in wins, so the test asks whether the baseline tracks later hockey contribution. It does not test the dollar price per win or the full multi-year aging projection.</w:t>
       </w:r>
     </w:p>
     <w:p>
       <w:pPr>
-        <w:spacing w:after="200"/>
-        <w:jc w:val="left"/>
-      </w:pPr>
-      <w:r>
+        <w:rPr>
+          <w:rFonts w:asciiTheme="minorHAnsi" w:hAnsiTheme="minorHAnsi" w:cstheme="minorHAnsi"/>
+        </w:rPr>
+      </w:pPr>
+      <w:r>
+        <w:rPr>
+          <w:rFonts w:asciiTheme="minorHAnsi" w:hAnsiTheme="minorHAnsi" w:cstheme="minorHAnsi"/>
+        </w:rPr>
         <w:t>Production forecasting and salary estimation answer different questions. The first asks what a player will contribute; the second asks what the market pays for that contribution. Agreement with Game Value supports the production comparison. A contract valuation can still be wrong because its price per win, projected costs, or treatment of control rights is wrong.</w:t>
       </w:r>
     </w:p>
     <w:p>
       <w:pPr>
-        <w:spacing w:after="200"/>
-        <w:jc w:val="left"/>
-      </w:pPr>
-      <w:r>
+        <w:rPr>
+          <w:rFonts w:asciiTheme="minorHAnsi" w:hAnsiTheme="minorHAnsi" w:cstheme="minorHAnsi"/>
+        </w:rPr>
+      </w:pPr>
+      <w:r>
+        <w:rPr>
+          <w:rFonts w:asciiTheme="minorHAnsi" w:hAnsiTheme="minorHAnsi" w:cstheme="minorHAnsi"/>
+        </w:rPr>
         <w:t>Agreement is stronger for forwards than for defencemen. The comparison alone cannot tell whether that gap comes from Bacon's defensive measure, Game Value, or both. The raw and adjusted Game Value variants also share inputs, so their agreement provides less independent evidence than two measures built from separate data.</w:t>
       </w:r>
     </w:p>
     <w:p>
       <w:pPr>
-        <w:spacing w:after="200"/>
-        <w:jc w:val="left"/>
-      </w:pPr>
-      <w:r>
+        <w:rPr>
+          <w:rFonts w:asciiTheme="minorHAnsi" w:hAnsiTheme="minorHAnsi" w:cstheme="minorHAnsi"/>
+        </w:rPr>
+      </w:pPr>
+      <w:r>
+        <w:rPr>
+          <w:rFonts w:asciiTheme="minorHAnsi" w:hAnsiTheme="minorHAnsi" w:cstheme="minorHAnsi"/>
+        </w:rPr>
         <w:t>The circularity robustness work is complete. The optional unrun raw-Game-Value checks belong to the separate contract-length test described below.</w:t>
       </w:r>
     </w:p>
     <w:p>
       <w:pPr>
-        <w:pStyle w:val="Heading2"/>
-        <w:keepNext/>
-        <w:spacing w:after="140" w:before="280"/>
-      </w:pPr>
-      <w:r>
+        <w:pStyle w:val="Heading1"/>
+        <w:rPr>
+          <w:rFonts w:asciiTheme="minorHAnsi" w:hAnsiTheme="minorHAnsi" w:cstheme="minorHAnsi"/>
+        </w:rPr>
+      </w:pPr>
+      <w:r>
+        <w:rPr>
+          <w:rFonts w:asciiTheme="minorHAnsi" w:hAnsiTheme="minorHAnsi" w:cstheme="minorHAnsi"/>
+        </w:rPr>
         <w:t>3. Pricing Patterns That Need Further Testing</w:t>
       </w:r>
     </w:p>
     <w:p>
       <w:pPr>
-        <w:spacing w:after="200"/>
-        <w:jc w:val="left"/>
-      </w:pPr>
-      <w:r>
+        <w:rPr>
+          <w:rFonts w:asciiTheme="minorHAnsi" w:hAnsiTheme="minorHAnsi" w:cstheme="minorHAnsi"/>
+        </w:rPr>
+      </w:pPr>
+      <w:r>
+        <w:rPr>
+          <w:rFonts w:asciiTheme="minorHAnsi" w:hAnsiTheme="minorHAnsi" w:cstheme="minorHAnsi"/>
+        </w:rPr>
         <w:t>Young players on long contracts often have negative modeled surplus. A trailing baseline can contribute to this pattern by responding slowly to a breakout that the club already expects to continue. The July diagnostics estimated how much of the gap could be attributed to under-forecasting. Remaining differences could reflect team fit, private information, costs, or further prediction error.</w:t>
       </w:r>
     </w:p>
     <w:p>
       <w:pPr>
-        <w:spacing w:after="200"/>
-        <w:jc w:val="left"/>
-      </w:pPr>
-      <w:r>
+        <w:rPr>
+          <w:rFonts w:asciiTheme="minorHAnsi" w:hAnsiTheme="minorHAnsi" w:cstheme="minorHAnsi"/>
+        </w:rPr>
+      </w:pPr>
+      <w:r>
+        <w:rPr>
+          <w:rFonts w:asciiTheme="minorHAnsi" w:hAnsiTheme="minorHAnsi" w:cstheme="minorHAnsi"/>
+        </w:rPr>
         <w:t>The diagnostic covered 41 contracts with terms of at least six years and players aged 23.5 or younger at valuation. Median modeled NPV was about -$20.6 million, with roughly $6 million to $8 million per deal attributed to under-forecasting. These figures describe that diagnostic's specification and vintage. Subtracting the estimated forecast gap leaves a residual, but does not identify its cause as a cost-certainty premium.</w:t>
       </w:r>
     </w:p>
     <w:p>
       <w:pPr>
-        <w:spacing w:after="200"/>
-        <w:jc w:val="left"/>
-      </w:pPr>
-      <w:r>
+        <w:rPr>
+          <w:rFonts w:asciiTheme="minorHAnsi" w:hAnsiTheme="minorHAnsi" w:cstheme="minorHAnsi"/>
+        </w:rPr>
+      </w:pPr>
+      <w:r>
+        <w:rPr>
+          <w:rFonts w:asciiTheme="minorHAnsi" w:hAnsiTheme="minorHAnsi" w:cstheme="minorHAnsi"/>
+        </w:rPr>
         <w:t>Tests of proposed projection changes, including recent trajectory and short-history treatment, did not improve the evaluated forecasts overall. The relevant next question is whether forecast errors remain systematically different for young players signing long contracts. Average accuracy across all players cannot answer that subgroup question.</w:t>
       </w:r>
     </w:p>
     <w:p>
       <w:pPr>
-        <w:spacing w:after="200"/>
-        <w:jc w:val="left"/>
-      </w:pPr>
-      <w:r>
+        <w:rPr>
+          <w:rFonts w:asciiTheme="minorHAnsi" w:hAnsiTheme="minorHAnsi" w:cstheme="minorHAnsi"/>
+        </w:rPr>
+      </w:pPr>
+      <w:r>
+        <w:rPr>
+          <w:rFonts w:asciiTheme="minorHAnsi" w:hAnsiTheme="minorHAnsi" w:cstheme="minorHAnsi"/>
+        </w:rPr>
         <w:t>The separate contract-length test compared subsequent annual adjusted Game Value across contracts of different lengths while controlling for the trailing production baseline. For 1,781 contracts over a three-season horizon, the pooled coefficient was -0.0135 wins per season per additional year of term, with a 95% interval from -0.0360 to +0.0089. The model therefore applied no positive pooled value-side adjustment. The forward subgroup had a small positive estimate, +0.0273 with an interval from +0.0028 to +0.0518. This result has not been adopted as a separate forward adjustment. The test measures a production association, not the market price of contractual flexibility or certainty.</w:t>
       </w:r>
     </w:p>
     <w:p>
       <w:pPr>
-        <w:spacing w:after="200"/>
-        <w:jc w:val="left"/>
-      </w:pPr>
-      <w:r>
+        <w:rPr>
+          <w:rFonts w:asciiTheme="minorHAnsi" w:hAnsiTheme="minorHAnsi" w:cstheme="minorHAnsi"/>
+        </w:rPr>
+      </w:pPr>
+      <w:r>
+        <w:rPr>
+          <w:rFonts w:asciiTheme="minorHAnsi" w:hAnsiTheme="minorHAnsi" w:cstheme="minorHAnsi"/>
+        </w:rPr>
         <w:t>Exploratory salary regressions found a discount associated with star RFAs and a level premium for signing with the player's existing club. They used an older sample and baseline treatment, so they need to be refitted on the current specification before adoption. The star definition also needs testing across reasonable thresholds, and very few star contracts in the sample reached the open market.</w:t>
       </w:r>
     </w:p>
     <w:p>
       <w:pPr>
-        <w:spacing w:after="200"/>
-        <w:jc w:val="left"/>
-      </w:pPr>
-      <w:r>
+        <w:rPr>
+          <w:rFonts w:asciiTheme="minorHAnsi" w:hAnsiTheme="minorHAnsi" w:cstheme="minorHAnsi"/>
+        </w:rPr>
+      </w:pPr>
+      <w:r>
+        <w:rPr>
+          <w:rFonts w:asciiTheme="minorHAnsi" w:hAnsiTheme="minorHAnsi" w:cstheme="minorHAnsi"/>
+        </w:rPr>
         <w:t>The exploratory salary fit used 2,468 contracts with unprorated baselines and 34 stars, defined using a threshold of 3.5 trailing wins. The current pricing sample has 2,349 contracts and adjusts the shortened schedules. The star-RFA term measured whether the combination of star quality and RFA status was associated with pay beyond their separate effects. It asks a different question from whether all RFAs and UFAs need separate price equations.</w:t>
       </w:r>
     </w:p>
     <w:p>
       <w:pPr>
-        <w:spacing w:after="200"/>
-        <w:jc w:val="left"/>
-      </w:pPr>
-      <w:r>
+        <w:rPr>
+          <w:rFonts w:asciiTheme="minorHAnsi" w:hAnsiTheme="minorHAnsi" w:cstheme="minorHAnsi"/>
+        </w:rPr>
+      </w:pPr>
+      <w:r>
+        <w:rPr>
+          <w:rFonts w:asciiTheme="minorHAnsi" w:hAnsiTheme="minorHAnsi" w:cstheme="minorHAnsi"/>
+        </w:rPr>
         <w:t>The own-club result was an estimated addition to the price level, rather than an extra price per win. Such an addition is proportionally larger for a middle-priced contract than for a star contract. Players who re-sign are also selected: both sides have chosen to continue the relationship. Repeating the test on the current sample would establish whether the association persists, while a causal interpretation would still require separating that selection from the effect of staying with the club.</w:t>
       </w:r>
     </w:p>
     <w:p>
       <w:pPr>
-        <w:spacing w:after="200"/>
-        <w:jc w:val="left"/>
-      </w:pPr>
-      <w:r>
+        <w:rPr>
+          <w:rFonts w:asciiTheme="minorHAnsi" w:hAnsiTheme="minorHAnsi" w:cstheme="minorHAnsi"/>
+        </w:rPr>
+      </w:pPr>
+      <w:r>
+        <w:rPr>
+          <w:rFonts w:asciiTheme="minorHAnsi" w:hAnsiTheme="minorHAnsi" w:cstheme="minorHAnsi"/>
+        </w:rPr>
         <w:t>A salary-based benchmark can identify differences within the observed market while missing a league-wide distortion. If all stars were paid less than their broader economic contribution, that lower pay could also enter the estimated price equation. Comparing salaries with a benchmark fitted from those same salaries cannot recover the missing league-wide value.</w:t>
       </w:r>
     </w:p>
     <w:p>
       <w:pPr>
-        <w:spacing w:after="200"/>
-        <w:jc w:val="left"/>
-      </w:pPr>
-      <w:r>
+        <w:rPr>
+          <w:rFonts w:asciiTheme="minorHAnsi" w:hAnsiTheme="minorHAnsi" w:cstheme="minorHAnsi"/>
+        </w:rPr>
+      </w:pPr>
+      <w:r>
+        <w:rPr>
+          <w:rFonts w:asciiTheme="minorHAnsi" w:hAnsiTheme="minorHAnsi" w:cstheme="minorHAnsi"/>
+        </w:rPr>
         <w:t>The trade sample includes accepted exchanges. It excludes offers that were rejected and assets that clubs chose to keep. Those groups may differ in ways the data do not capture, so the analysis will describe pricing patterns among completed trades rather than all possible transactions.</w:t>
       </w:r>
     </w:p>
     <w:p>
       <w:pPr>
-        <w:pStyle w:val="Heading2"/>
-        <w:keepNext/>
-        <w:spacing w:after="140" w:before="280"/>
-      </w:pPr>
-      <w:r>
+        <w:pStyle w:val="Heading1"/>
+        <w:rPr>
+          <w:rFonts w:asciiTheme="minorHAnsi" w:hAnsiTheme="minorHAnsi" w:cstheme="minorHAnsi"/>
+        </w:rPr>
+      </w:pPr>
+      <w:r>
+        <w:rPr>
+          <w:rFonts w:asciiTheme="minorHAnsi" w:hAnsiTheme="minorHAnsi" w:cstheme="minorHAnsi"/>
+        </w:rPr>
         <w:t>4. Comparing Trade Packages</w:t>
       </w:r>
     </w:p>
     <w:p>
       <w:pPr>
-        <w:spacing w:after="200"/>
-        <w:jc w:val="left"/>
-      </w:pPr>
-      <w:r>
+        <w:rPr>
+          <w:rFonts w:asciiTheme="minorHAnsi" w:hAnsiTheme="minorHAnsi" w:cstheme="minorHAnsi"/>
+        </w:rPr>
+      </w:pPr>
+      <w:r>
+        <w:rPr>
+          <w:rFonts w:asciiTheme="minorHAnsi" w:hAnsiTheme="minorHAnsi" w:cstheme="minorHAnsi"/>
+        </w:rPr>
         <w:t>The intended comparison uses surplus dollars, meaning production value less cost. That subtraction matters. A common error in the gross price of wins does not generally cancel from a ratio of two packages' surpluses, because their fixed costs differ.</w:t>
       </w:r>
     </w:p>
     <w:p>
       <w:pPr>
-        <w:spacing w:after="200"/>
-        <w:jc w:val="left"/>
-      </w:pPr>
-      <w:r>
+        <w:rPr>
+          <w:rFonts w:asciiTheme="minorHAnsi" w:hAnsiTheme="minorHAnsi" w:cstheme="minorHAnsi"/>
+        </w:rPr>
+      </w:pPr>
+      <w:r>
+        <w:rPr>
+          <w:rFonts w:asciiTheme="minorHAnsi" w:hAnsiTheme="minorHAnsi" w:cstheme="minorHAnsi"/>
+        </w:rPr>
         <w:t>Suppose package A has $10 million of gross value and $8 million of cost, while package B has $8 million of gross value and $7 million of cost. Their surpluses are $2 million and $1 million, a ratio of two. Raising both gross values by 20%, with costs unchanged, gives $4 million and $2.6 million of surplus, a ratio of about 1.54. A shared price change has altered the comparison without changing either contract. Packages with different mixes of picks, low-cost players, and expensive contracts need not respond equally.</w:t>
       </w:r>
     </w:p>
     <w:p>
       <w:pPr>
-        <w:spacing w:after="200"/>
-        <w:jc w:val="left"/>
-      </w:pPr>
-      <w:r>
+        <w:rPr>
+          <w:rFonts w:asciiTheme="minorHAnsi" w:hAnsiTheme="minorHAnsi" w:cstheme="minorHAnsi"/>
+        </w:rPr>
+      </w:pPr>
+      <w:r>
+        <w:rPr>
+          <w:rFonts w:asciiTheme="minorHAnsi" w:hAnsiTheme="minorHAnsi" w:cstheme="minorHAnsi"/>
+        </w:rPr>
         <w:t>Ratios are also unstable when the denominator is near zero and difficult to interpret when either side is negative. Even with positive values, symmetry between clubs does not imply an average ratio of one. A trade recorded as two-to-one in one direction becomes one-to-two in the other; averaging those two ratios gives 1.25.</w:t>
       </w:r>
     </w:p>
     <w:p>
       <w:pPr>
-        <w:spacing w:after="200"/>
-        <w:jc w:val="left"/>
-      </w:pPr>
-      <w:r>
+        <w:rPr>
+          <w:rFonts w:asciiTheme="minorHAnsi" w:hAnsiTheme="minorHAnsi" w:cstheme="minorHAnsi"/>
+        </w:rPr>
+      </w:pPr>
+      <w:r>
+        <w:rPr>
+          <w:rFonts w:asciiTheme="minorHAnsi" w:hAnsiTheme="minorHAnsi" w:cstheme="minorHAnsi"/>
+        </w:rPr>
         <w:t>Before using a surplus ratio, the study needs to specify which package goes in the denominator, how to handle zero or negative surplus, and what distribution represents no systematic imbalance. An average ratio of one is not justified by treating both clubs symmetrically. These choices remain unresolved.</w:t>
       </w:r>
     </w:p>
     <w:p>
       <w:pPr>
-        <w:spacing w:after="200"/>
-        <w:jc w:val="left"/>
-      </w:pPr>
-      <w:r>
+        <w:rPr>
+          <w:rFonts w:asciiTheme="minorHAnsi" w:hAnsiTheme="minorHAnsi" w:cstheme="minorHAnsi"/>
+        </w:rPr>
+      </w:pPr>
+      <w:r>
+        <w:rPr>
+          <w:rFonts w:asciiTheme="minorHAnsi" w:hAnsiTheme="minorHAnsi" w:cstheme="minorHAnsi"/>
+        </w:rPr>
         <w:t>A dollar difference avoids dividing by a near-zero surplus. It still needs a scale for comparing small and large deals: a $1 million gap may matter differently in each. A normalized difference or a model of both package values would make other assumptions about that scale. No replacement statistic has been selected. Uncertainty must also account for shared inputs, such as the price per win and draft-band values used on both sides.</w:t>
       </w:r>
     </w:p>
     <w:p>
       <w:pPr>
-        <w:spacing w:after="200"/>
-        <w:jc w:val="left"/>
-      </w:pPr>
-      <w:r>
+        <w:rPr>
+          <w:rFonts w:asciiTheme="minorHAnsi" w:hAnsiTheme="minorHAnsi" w:cstheme="minorHAnsi"/>
+        </w:rPr>
+      </w:pPr>
+      <w:r>
+        <w:rPr>
+          <w:rFonts w:asciiTheme="minorHAnsi" w:hAnsiTheme="minorHAnsi" w:cstheme="minorHAnsi"/>
+        </w:rPr>
         <w:t>The Game Value allocation of season production across team stints has not been applied to the back-test. It also needs rules for near-zero season totals and stints with opposite signs. Dividing by a small signed total can produce extreme or negative shares, which cannot be interpreted as ordinary percentages of a season.</w:t>
       </w:r>
     </w:p>
     <w:p>
       <w:pPr>
-        <w:pStyle w:val="Heading2"/>
-        <w:keepNext/>
-        <w:spacing w:after="140" w:before="280"/>
-      </w:pPr>
-      <w:r>
+        <w:pStyle w:val="Heading1"/>
+        <w:rPr>
+          <w:rFonts w:asciiTheme="minorHAnsi" w:hAnsiTheme="minorHAnsi" w:cstheme="minorHAnsi"/>
+        </w:rPr>
+      </w:pPr>
+      <w:r>
+        <w:rPr>
+          <w:rFonts w:asciiTheme="minorHAnsi" w:hAnsiTheme="minorHAnsi" w:cstheme="minorHAnsi"/>
+        </w:rPr>
         <w:t>5. Assumptions That Can Move the Result</w:t>
       </w:r>
     </w:p>
     <w:p>
       <w:pPr>
-        <w:spacing w:after="200"/>
-        <w:jc w:val="left"/>
-      </w:pPr>
-      <w:r>
+        <w:rPr>
+          <w:rFonts w:asciiTheme="minorHAnsi" w:hAnsiTheme="minorHAnsi" w:cstheme="minorHAnsi"/>
+        </w:rPr>
+      </w:pPr>
+      <w:r>
+        <w:rPr>
+          <w:rFonts w:asciiTheme="minorHAnsi" w:hAnsiTheme="minorHAnsi" w:cstheme="minorHAnsi"/>
+        </w:rPr>
         <w:t>The draft estimate depends on several cost assumptions. Setting post-entry-level surplus to zero omits later positive surplus. Maximum entry-level costs lower the estimate for players who signed below the maximum, while omitted bonuses can raise it. During short appearances before the modeled entry-level period is exhausted, the cost is prorated but the price intercept is not. There is no single direction for these effects together.</w:t>
       </w:r>
     </w:p>
     <w:p>
       <w:pPr>
-        <w:spacing w:after="200"/>
-        <w:jc w:val="left"/>
-      </w:pPr>
-      <w:r>
+        <w:rPr>
+          <w:rFonts w:asciiTheme="minorHAnsi" w:hAnsiTheme="minorHAnsi" w:cstheme="minorHAnsi"/>
+        </w:rPr>
+      </w:pPr>
+      <w:r>
+        <w:rPr>
+          <w:rFonts w:asciiTheme="minorHAnsi" w:hAnsiTheme="minorHAnsi" w:cstheme="minorHAnsi"/>
+        </w:rPr>
         <w:t>Rule B, the alternative post-entry-level cost calculation, prices defence production with the defence slope but trailing cost with the forward slope. Even unchanged production can then show a surplus. The primary Rule A curve is unaffected, but Rule B needs correction before its difference can be read as the effect of the cost assumption.</w:t>
       </w:r>
     </w:p>
     <w:p>
       <w:pPr>
-        <w:spacing w:after="200"/>
-        <w:jc w:val="left"/>
-      </w:pPr>
-      <w:r>
+        <w:rPr>
+          <w:rFonts w:asciiTheme="minorHAnsi" w:hAnsiTheme="minorHAnsi" w:cstheme="minorHAnsi"/>
+        </w:rPr>
+      </w:pPr>
+      <w:r>
+        <w:rPr>
+          <w:rFonts w:asciiTheme="minorHAnsi" w:hAnsiTheme="minorHAnsi" w:cstheme="minorHAnsi"/>
+        </w:rPr>
         <w:t>During signed contract years, survival reduces production value while the cap cost continues. This understates surplus where a departure would actually bring cap relief. Temporary absences treated as permanent exits can also reduce continuation too far. Evidence that low-value players rebound among those who keep playing does not determine the exit rate of the full group; the exit model separately counts next-season absences.</w:t>
       </w:r>
     </w:p>
     <w:p>
       <w:pPr>
-        <w:spacing w:after="200"/>
-        <w:jc w:val="left"/>
-      </w:pPr>
-      <w:r>
+        <w:rPr>
+          <w:rFonts w:asciiTheme="minorHAnsi" w:hAnsiTheme="minorHAnsi" w:cstheme="minorHAnsi"/>
+        </w:rPr>
+      </w:pPr>
+      <w:r>
+        <w:rPr>
+          <w:rFonts w:asciiTheme="minorHAnsi" w:hAnsiTheme="minorHAnsi" w:cstheme="minorHAnsi"/>
+        </w:rPr>
         <w:t>Control-year values use qualifying offers as cost estimates and a separate chain of qualification probabilities. That chain starts at one before the first control year, without carrying forward survival accumulated during the signed contract. Its treatment of departures before expiry needs checking. Other differences also affect comparisons: terminal and goalie values lack the forecast-uncertainty floor correction used in skater contract years, and goalies use an older price estimator and no skater qualification adjustment.</w:t>
       </w:r>
     </w:p>
     <w:p>
       <w:pPr>
-        <w:pStyle w:val="Heading2"/>
-        <w:keepNext/>
-        <w:spacing w:after="140" w:before="280"/>
-      </w:pPr>
-      <w:r>
+        <w:pStyle w:val="Heading1"/>
+        <w:rPr>
+          <w:rFonts w:asciiTheme="minorHAnsi" w:hAnsiTheme="minorHAnsi" w:cstheme="minorHAnsi"/>
+        </w:rPr>
+      </w:pPr>
+      <w:r>
+        <w:rPr>
+          <w:rFonts w:asciiTheme="minorHAnsi" w:hAnsiTheme="minorHAnsi" w:cstheme="minorHAnsi"/>
+        </w:rPr>
         <w:t>6. What Has Been Verified</w:t>
       </w:r>
     </w:p>
     <w:p>
       <w:pPr>
-        <w:spacing w:after="200"/>
-        <w:jc w:val="left"/>
-      </w:pPr>
-      <w:r>
+        <w:rPr>
+          <w:rFonts w:asciiTheme="minorHAnsi" w:hAnsiTheme="minorHAnsi" w:cstheme="minorHAnsi"/>
+        </w:rPr>
+      </w:pPr>
+      <w:r>
+        <w:rPr>
+          <w:rFonts w:asciiTheme="minorHAnsi" w:hAnsiTheme="minorHAnsi" w:cstheme="minorHAnsi"/>
+        </w:rPr>
         <w:t>The September 9 rerun reproduced the player outputs and draft curve after migration, and the contract-length test was completed. These checks establish that the code reproduced the stated calculations and results. They address implementation consistency; the forecasting tests and sensitivity comparisons address whether particular model choices work well.</w:t>
       </w:r>
     </w:p>
     <w:p>
       <w:pPr>
-        <w:spacing w:after="200"/>
-        <w:jc w:val="left"/>
-      </w:pPr>
-      <w:r>
+        <w:rPr>
+          <w:rFonts w:asciiTheme="minorHAnsi" w:hAnsiTheme="minorHAnsi" w:cstheme="minorHAnsi"/>
+        </w:rPr>
+      </w:pPr>
+      <w:r>
+        <w:rPr>
+          <w:rFonts w:asciiTheme="minorHAnsi" w:hAnsiTheme="minorHAnsi" w:cstheme="minorHAnsi"/>
+        </w:rPr>
         <w:t>The implementation checks include reproducing earlier locked price equations, reconciling Game Value credits and debits, and requiring the skater projection to match the starting valuation layer. These catch inconsistent coefficients, input drift, and broken links between calculation steps. They cannot establish that a source record is correct or that a modeling assumption fits the economic question.</w:t>
       </w:r>
     </w:p>
     <w:p>
       <w:pPr>
-        <w:spacing w:after="200"/>
-        <w:jc w:val="left"/>
-      </w:pPr>
-      <w:r>
+        <w:rPr>
+          <w:rFonts w:asciiTheme="minorHAnsi" w:hAnsiTheme="minorHAnsi" w:cstheme="minorHAnsi"/>
+        </w:rPr>
+      </w:pPr>
+      <w:r>
+        <w:rPr>
+          <w:rFonts w:asciiTheme="minorHAnsi" w:hAnsiTheme="minorHAnsi" w:cstheme="minorHAnsi"/>
+        </w:rPr>
         <w:t>The next tests need to address specific uncertainties: compare historical valuations with estimates fitted only on earlier data; vary important thresholds and cost assumptions; finish pricing the missing assets; and assess outcomes separately for groups with different measurement quality. The sample must also be large enough to detect differences that matter economically. A pooled result can conceal weaker evidence for defencemen, goalies, or uncommon trade types.</w:t>
       </w:r>
     </w:p>
     <w:p>
       <w:pPr>
-        <w:spacing w:after="200"/>
-        <w:jc w:val="left"/>
-      </w:pPr>
-      <w:r>
+        <w:rPr>
+          <w:rFonts w:asciiTheme="minorHAnsi" w:hAnsiTheme="minorHAnsi" w:cstheme="minorHAnsi"/>
+        </w:rPr>
+      </w:pPr>
+      <w:r>
+        <w:rPr>
+          <w:rFonts w:asciiTheme="minorHAnsi" w:hAnsiTheme="minorHAnsi" w:cstheme="minorHAnsi"/>
+        </w:rPr>
         <w:t>The contribution is a framework that expresses all three asset classes in surplus dollars. Evidence of systematic mispricing will depend on the completed trade comparison and whether its patterns survive the measurement, information, and selection limits described here.</w:t>
       </w:r>
     </w:p>
     <w:sectPr>
-      <w:pgSz w:w="12240" w:h="15840" w:orient="portrait"/>
+      <w:pgNumType/>
+      <w:pgSz w:w="12240" w:h="15840"/>
       <w:pgMar w:top="1440" w:right="1440" w:bottom="1440" w:left="1440" w:header="708" w:footer="708" w:gutter="0"/>
-      <w:pgNumType/>
+      <w:cols w:space="720"/>
       <w:docGrid w:linePitch="360"/>
     </w:sectPr>
   </w:body>
@@ -608,82 +793,6 @@
 
 <file path=word/styles.xml><?xml version="1.0" encoding="utf-8"?>
 <w:styles xmlns:mc="http://schemas.openxmlformats.org/markup-compatibility/2006" xmlns:r="http://schemas.openxmlformats.org/officeDocument/2006/relationships" xmlns:w="http://schemas.openxmlformats.org/wordprocessingml/2006/main" xmlns:w14="http://schemas.microsoft.com/office/word/2010/wordml" xmlns:w15="http://schemas.microsoft.com/office/word/2012/wordml" mc:Ignorable="w14 w15">
-  <w:docDefaults>
-    <w:rPrDefault/>
-    <w:pPrDefault/>
-  </w:docDefaults>
-  <w:style w:type="paragraph" w:styleId="Title">
-    <w:name w:val="Title"/>
-    <w:basedOn w:val="Normal"/>
-    <w:next w:val="Normal"/>
-    <w:qFormat/>
-    <w:rPr>
-      <w:sz w:val="56"/>
-      <w:szCs w:val="56"/>
-    </w:rPr>
-  </w:style>
-  <w:style w:type="paragraph" w:styleId="Heading1">
-    <w:name w:val="Heading 1"/>
-    <w:basedOn w:val="Normal"/>
-    <w:next w:val="Normal"/>
-    <w:qFormat/>
-    <w:rPr>
-      <w:color w:val="2E74B5"/>
-      <w:sz w:val="32"/>
-      <w:szCs w:val="32"/>
-    </w:rPr>
-  </w:style>
-  <w:style w:type="paragraph" w:styleId="Heading2">
-    <w:name w:val="Heading 2"/>
-    <w:basedOn w:val="Normal"/>
-    <w:next w:val="Normal"/>
-    <w:qFormat/>
-    <w:rPr>
-      <w:color w:val="2E74B5"/>
-      <w:sz w:val="26"/>
-      <w:szCs w:val="26"/>
-    </w:rPr>
-  </w:style>
-  <w:style w:type="paragraph" w:styleId="Heading3">
-    <w:name w:val="Heading 3"/>
-    <w:basedOn w:val="Normal"/>
-    <w:next w:val="Normal"/>
-    <w:qFormat/>
-    <w:rPr>
-      <w:color w:val="1F4D78"/>
-      <w:sz w:val="24"/>
-      <w:szCs w:val="24"/>
-    </w:rPr>
-  </w:style>
-  <w:style w:type="paragraph" w:styleId="Heading4">
-    <w:name w:val="Heading 4"/>
-    <w:basedOn w:val="Normal"/>
-    <w:next w:val="Normal"/>
-    <w:qFormat/>
-    <w:rPr>
-      <w:i/>
-      <w:iCs/>
-      <w:color w:val="2E74B5"/>
-    </w:rPr>
-  </w:style>
-  <w:style w:type="paragraph" w:styleId="Heading5">
-    <w:name w:val="Heading 5"/>
-    <w:basedOn w:val="Normal"/>
-    <w:next w:val="Normal"/>
-    <w:qFormat/>
-    <w:rPr>
-      <w:color w:val="2E74B5"/>
-    </w:rPr>
-  </w:style>
-  <w:style w:type="paragraph" w:styleId="Heading6">
-    <w:name w:val="Heading 6"/>
-    <w:basedOn w:val="Normal"/>
-    <w:next w:val="Normal"/>
-    <w:qFormat/>
-    <w:rPr>
-      <w:color w:val="1F4D78"/>
-    </w:rPr>
-  </w:style>
   <w:style w:type="paragraph" w:styleId="Strong">
     <w:name w:val="Strong"/>
     <w:basedOn w:val="Normal"/>
@@ -694,14 +803,550 @@
       <w:bCs/>
     </w:rPr>
   </w:style>
+  <w:docDefaults>
+    <w:rPrDefault>
+      <w:rPr>
+        <w:rFonts w:ascii="Times New Roman" w:eastAsia="Times New Roman" w:hAnsi="Times New Roman" w:cs="Times New Roman"/>
+        <w:lang w:val="en-CA" w:eastAsia="en-CA" w:bidi="ar-SA"/>
+      </w:rPr>
+    </w:rPrDefault>
+    <w:pPrDefault/>
+  </w:docDefaults>
+  <w:latentStyles w:defLockedState="0" w:defUIPriority="99" w:defSemiHidden="0" w:defUnhideWhenUsed="0" w:defQFormat="0" w:count="376">
+    <w:lsdException w:name="Normal" w:uiPriority="0" w:qFormat="1"/>
+    <w:lsdException w:name="heading 1" w:uiPriority="9" w:qFormat="1"/>
+    <w:lsdException w:name="heading 2" w:semiHidden="1" w:uiPriority="9" w:unhideWhenUsed="1" w:qFormat="1"/>
+    <w:lsdException w:name="heading 3" w:semiHidden="1" w:uiPriority="9" w:unhideWhenUsed="1" w:qFormat="1"/>
+    <w:lsdException w:name="heading 4" w:semiHidden="1" w:uiPriority="9" w:unhideWhenUsed="1" w:qFormat="1"/>
+    <w:lsdException w:name="heading 5" w:semiHidden="1" w:uiPriority="9" w:unhideWhenUsed="1" w:qFormat="1"/>
+    <w:lsdException w:name="heading 6" w:semiHidden="1" w:uiPriority="9" w:unhideWhenUsed="1" w:qFormat="1"/>
+    <w:lsdException w:name="heading 7" w:semiHidden="1" w:uiPriority="9" w:unhideWhenUsed="1" w:qFormat="1"/>
+    <w:lsdException w:name="heading 8" w:semiHidden="1" w:uiPriority="9" w:unhideWhenUsed="1" w:qFormat="1"/>
+    <w:lsdException w:name="heading 9" w:semiHidden="1" w:uiPriority="9" w:unhideWhenUsed="1" w:qFormat="1"/>
+    <w:lsdException w:name="index 1" w:semiHidden="1" w:unhideWhenUsed="1"/>
+    <w:lsdException w:name="index 2" w:semiHidden="1" w:unhideWhenUsed="1"/>
+    <w:lsdException w:name="index 3" w:semiHidden="1" w:unhideWhenUsed="1"/>
+    <w:lsdException w:name="index 4" w:semiHidden="1" w:unhideWhenUsed="1"/>
+    <w:lsdException w:name="index 5" w:semiHidden="1" w:unhideWhenUsed="1"/>
+    <w:lsdException w:name="index 6" w:semiHidden="1" w:unhideWhenUsed="1"/>
+    <w:lsdException w:name="index 7" w:semiHidden="1" w:unhideWhenUsed="1"/>
+    <w:lsdException w:name="index 8" w:semiHidden="1" w:unhideWhenUsed="1"/>
+    <w:lsdException w:name="index 9" w:semiHidden="1" w:unhideWhenUsed="1"/>
+    <w:lsdException w:name="toc 1" w:semiHidden="1" w:uiPriority="39" w:unhideWhenUsed="1"/>
+    <w:lsdException w:name="toc 2" w:semiHidden="1" w:uiPriority="39" w:unhideWhenUsed="1"/>
+    <w:lsdException w:name="toc 3" w:semiHidden="1" w:uiPriority="39" w:unhideWhenUsed="1"/>
+    <w:lsdException w:name="toc 4" w:semiHidden="1" w:uiPriority="39" w:unhideWhenUsed="1"/>
+    <w:lsdException w:name="toc 5" w:semiHidden="1" w:uiPriority="39" w:unhideWhenUsed="1"/>
+    <w:lsdException w:name="toc 6" w:semiHidden="1" w:uiPriority="39" w:unhideWhenUsed="1"/>
+    <w:lsdException w:name="toc 7" w:semiHidden="1" w:uiPriority="39" w:unhideWhenUsed="1"/>
+    <w:lsdException w:name="toc 8" w:semiHidden="1" w:uiPriority="39" w:unhideWhenUsed="1"/>
+    <w:lsdException w:name="toc 9" w:semiHidden="1" w:uiPriority="39" w:unhideWhenUsed="1"/>
+    <w:lsdException w:name="Normal Indent" w:semiHidden="1" w:unhideWhenUsed="1"/>
+    <w:lsdException w:name="footnote text" w:semiHidden="1" w:unhideWhenUsed="1"/>
+    <w:lsdException w:name="annotation text" w:semiHidden="1" w:unhideWhenUsed="1"/>
+    <w:lsdException w:name="header" w:semiHidden="1" w:unhideWhenUsed="1"/>
+    <w:lsdException w:name="footer" w:semiHidden="1" w:unhideWhenUsed="1"/>
+    <w:lsdException w:name="index heading" w:semiHidden="1" w:unhideWhenUsed="1"/>
+    <w:lsdException w:name="caption" w:semiHidden="1" w:uiPriority="35" w:unhideWhenUsed="1" w:qFormat="1"/>
+    <w:lsdException w:name="table of figures" w:semiHidden="1" w:unhideWhenUsed="1"/>
+    <w:lsdException w:name="envelope address" w:semiHidden="1" w:unhideWhenUsed="1"/>
+    <w:lsdException w:name="envelope return" w:semiHidden="1" w:unhideWhenUsed="1"/>
+    <w:lsdException w:name="footnote reference" w:semiHidden="1" w:unhideWhenUsed="1"/>
+    <w:lsdException w:name="annotation reference" w:semiHidden="1" w:unhideWhenUsed="1"/>
+    <w:lsdException w:name="line number" w:semiHidden="1" w:unhideWhenUsed="1"/>
+    <w:lsdException w:name="page number" w:semiHidden="1" w:unhideWhenUsed="1"/>
+    <w:lsdException w:name="endnote reference" w:semiHidden="1" w:unhideWhenUsed="1"/>
+    <w:lsdException w:name="endnote text" w:semiHidden="1" w:unhideWhenUsed="1"/>
+    <w:lsdException w:name="table of authorities" w:semiHidden="1" w:unhideWhenUsed="1"/>
+    <w:lsdException w:name="macro" w:semiHidden="1" w:unhideWhenUsed="1"/>
+    <w:lsdException w:name="toa heading" w:semiHidden="1" w:unhideWhenUsed="1"/>
+    <w:lsdException w:name="List" w:semiHidden="1" w:unhideWhenUsed="1"/>
+    <w:lsdException w:name="List Bullet" w:semiHidden="1" w:unhideWhenUsed="1"/>
+    <w:lsdException w:name="List Number" w:semiHidden="1" w:unhideWhenUsed="1"/>
+    <w:lsdException w:name="List 2" w:semiHidden="1" w:unhideWhenUsed="1"/>
+    <w:lsdException w:name="List 3" w:semiHidden="1" w:unhideWhenUsed="1"/>
+    <w:lsdException w:name="List 4" w:semiHidden="1" w:unhideWhenUsed="1"/>
+    <w:lsdException w:name="List 5" w:semiHidden="1" w:unhideWhenUsed="1"/>
+    <w:lsdException w:name="List Bullet 2" w:semiHidden="1" w:unhideWhenUsed="1"/>
+    <w:lsdException w:name="List Bullet 3" w:semiHidden="1" w:unhideWhenUsed="1"/>
+    <w:lsdException w:name="List Bullet 4" w:semiHidden="1" w:unhideWhenUsed="1"/>
+    <w:lsdException w:name="List Bullet 5" w:semiHidden="1" w:unhideWhenUsed="1"/>
+    <w:lsdException w:name="List Number 2" w:semiHidden="1" w:unhideWhenUsed="1"/>
+    <w:lsdException w:name="List Number 3" w:semiHidden="1" w:unhideWhenUsed="1"/>
+    <w:lsdException w:name="List Number 4" w:semiHidden="1" w:unhideWhenUsed="1"/>
+    <w:lsdException w:name="List Number 5" w:semiHidden="1" w:unhideWhenUsed="1"/>
+    <w:lsdException w:name="Title" w:uiPriority="10" w:qFormat="1"/>
+    <w:lsdException w:name="Closing" w:semiHidden="1" w:unhideWhenUsed="1"/>
+    <w:lsdException w:name="Signature" w:semiHidden="1" w:unhideWhenUsed="1"/>
+    <w:lsdException w:name="Default Paragraph Font" w:semiHidden="1" w:uiPriority="1" w:unhideWhenUsed="1"/>
+    <w:lsdException w:name="Body Text" w:semiHidden="1" w:unhideWhenUsed="1"/>
+    <w:lsdException w:name="Body Text Indent" w:semiHidden="1" w:unhideWhenUsed="1"/>
+    <w:lsdException w:name="List Continue" w:semiHidden="1" w:unhideWhenUsed="1"/>
+    <w:lsdException w:name="List Continue 2" w:semiHidden="1" w:unhideWhenUsed="1"/>
+    <w:lsdException w:name="List Continue 3" w:semiHidden="1" w:unhideWhenUsed="1"/>
+    <w:lsdException w:name="List Continue 4" w:semiHidden="1" w:unhideWhenUsed="1"/>
+    <w:lsdException w:name="List Continue 5" w:semiHidden="1" w:unhideWhenUsed="1"/>
+    <w:lsdException w:name="Message Header" w:semiHidden="1" w:unhideWhenUsed="1"/>
+    <w:lsdException w:name="Subtitle" w:uiPriority="11" w:qFormat="1"/>
+    <w:lsdException w:name="Salutation" w:semiHidden="1" w:unhideWhenUsed="1"/>
+    <w:lsdException w:name="Date" w:semiHidden="1" w:unhideWhenUsed="1"/>
+    <w:lsdException w:name="Body Text First Indent" w:semiHidden="1" w:unhideWhenUsed="1"/>
+    <w:lsdException w:name="Body Text First Indent 2" w:semiHidden="1" w:unhideWhenUsed="1"/>
+    <w:lsdException w:name="Note Heading" w:semiHidden="1" w:unhideWhenUsed="1"/>
+    <w:lsdException w:name="Body Text 2" w:semiHidden="1" w:unhideWhenUsed="1"/>
+    <w:lsdException w:name="Body Text 3" w:semiHidden="1" w:unhideWhenUsed="1"/>
+    <w:lsdException w:name="Body Text Indent 2" w:semiHidden="1" w:unhideWhenUsed="1"/>
+    <w:lsdException w:name="Body Text Indent 3" w:semiHidden="1" w:unhideWhenUsed="1"/>
+    <w:lsdException w:name="Block Text" w:semiHidden="1" w:unhideWhenUsed="1"/>
+    <w:lsdException w:name="Hyperlink" w:semiHidden="1" w:unhideWhenUsed="1"/>
+    <w:lsdException w:name="FollowedHyperlink" w:semiHidden="1" w:unhideWhenUsed="1"/>
+    <w:lsdException w:name="Strong" w:uiPriority="22" w:qFormat="1"/>
+    <w:lsdException w:name="Emphasis" w:uiPriority="20" w:qFormat="1"/>
+    <w:lsdException w:name="Document Map" w:semiHidden="1" w:unhideWhenUsed="1"/>
+    <w:lsdException w:name="Plain Text" w:semiHidden="1" w:unhideWhenUsed="1"/>
+    <w:lsdException w:name="E-mail Signature" w:semiHidden="1" w:unhideWhenUsed="1"/>
+    <w:lsdException w:name="HTML Top of Form" w:semiHidden="1" w:unhideWhenUsed="1"/>
+    <w:lsdException w:name="HTML Bottom of Form" w:semiHidden="1" w:unhideWhenUsed="1"/>
+    <w:lsdException w:name="Normal (Web)" w:semiHidden="1" w:unhideWhenUsed="1"/>
+    <w:lsdException w:name="HTML Acronym" w:semiHidden="1" w:unhideWhenUsed="1"/>
+    <w:lsdException w:name="HTML Address" w:semiHidden="1" w:unhideWhenUsed="1"/>
+    <w:lsdException w:name="HTML Cite" w:semiHidden="1" w:unhideWhenUsed="1"/>
+    <w:lsdException w:name="HTML Code" w:semiHidden="1" w:unhideWhenUsed="1"/>
+    <w:lsdException w:name="HTML Definition" w:semiHidden="1" w:unhideWhenUsed="1"/>
+    <w:lsdException w:name="HTML Keyboard" w:semiHidden="1" w:unhideWhenUsed="1"/>
+    <w:lsdException w:name="HTML Preformatted" w:semiHidden="1" w:unhideWhenUsed="1"/>
+    <w:lsdException w:name="HTML Sample" w:semiHidden="1" w:unhideWhenUsed="1"/>
+    <w:lsdException w:name="HTML Typewriter" w:semiHidden="1" w:unhideWhenUsed="1"/>
+    <w:lsdException w:name="HTML Variable" w:semiHidden="1" w:unhideWhenUsed="1"/>
+    <w:lsdException w:name="Normal Table" w:semiHidden="1" w:unhideWhenUsed="1"/>
+    <w:lsdException w:name="annotation subject" w:semiHidden="1" w:unhideWhenUsed="1"/>
+    <w:lsdException w:name="No List" w:semiHidden="1" w:unhideWhenUsed="1"/>
+    <w:lsdException w:name="Outline List 1" w:semiHidden="1" w:unhideWhenUsed="1"/>
+    <w:lsdException w:name="Outline List 2" w:semiHidden="1" w:unhideWhenUsed="1"/>
+    <w:lsdException w:name="Outline List 3" w:semiHidden="1" w:unhideWhenUsed="1"/>
+    <w:lsdException w:name="Table Simple 1" w:semiHidden="1" w:unhideWhenUsed="1"/>
+    <w:lsdException w:name="Table Simple 2" w:semiHidden="1" w:unhideWhenUsed="1"/>
+    <w:lsdException w:name="Table Simple 3" w:semiHidden="1" w:unhideWhenUsed="1"/>
+    <w:lsdException w:name="Table Classic 1" w:semiHidden="1" w:unhideWhenUsed="1"/>
+    <w:lsdException w:name="Table Classic 2" w:semiHidden="1" w:unhideWhenUsed="1"/>
+    <w:lsdException w:name="Table Classic 3" w:semiHidden="1" w:unhideWhenUsed="1"/>
+    <w:lsdException w:name="Table Classic 4" w:semiHidden="1" w:unhideWhenUsed="1"/>
+    <w:lsdException w:name="Table Colorful 1" w:semiHidden="1" w:unhideWhenUsed="1"/>
+    <w:lsdException w:name="Table Colorful 2" w:semiHidden="1" w:unhideWhenUsed="1"/>
+    <w:lsdException w:name="Table Colorful 3" w:semiHidden="1" w:unhideWhenUsed="1"/>
+    <w:lsdException w:name="Table Columns 1" w:semiHidden="1" w:unhideWhenUsed="1"/>
+    <w:lsdException w:name="Table Columns 2" w:semiHidden="1" w:unhideWhenUsed="1"/>
+    <w:lsdException w:name="Table Columns 3" w:semiHidden="1" w:unhideWhenUsed="1"/>
+    <w:lsdException w:name="Table Columns 4" w:semiHidden="1" w:unhideWhenUsed="1"/>
+    <w:lsdException w:name="Table Columns 5" w:semiHidden="1" w:unhideWhenUsed="1"/>
+    <w:lsdException w:name="Table Grid 1" w:semiHidden="1" w:unhideWhenUsed="1"/>
+    <w:lsdException w:name="Table Grid 2" w:semiHidden="1" w:unhideWhenUsed="1"/>
+    <w:lsdException w:name="Table Grid 3" w:semiHidden="1" w:unhideWhenUsed="1"/>
+    <w:lsdException w:name="Table Grid 4" w:semiHidden="1" w:unhideWhenUsed="1"/>
+    <w:lsdException w:name="Table Grid 5" w:semiHidden="1" w:unhideWhenUsed="1"/>
+    <w:lsdException w:name="Table Grid 6" w:semiHidden="1" w:unhideWhenUsed="1"/>
+    <w:lsdException w:name="Table Grid 7" w:semiHidden="1" w:unhideWhenUsed="1"/>
+    <w:lsdException w:name="Table Grid 8" w:semiHidden="1" w:unhideWhenUsed="1"/>
+    <w:lsdException w:name="Table List 1" w:semiHidden="1" w:unhideWhenUsed="1"/>
+    <w:lsdException w:name="Table List 2" w:semiHidden="1" w:unhideWhenUsed="1"/>
+    <w:lsdException w:name="Table List 3" w:semiHidden="1" w:unhideWhenUsed="1"/>
+    <w:lsdException w:name="Table List 4" w:semiHidden="1" w:unhideWhenUsed="1"/>
+    <w:lsdException w:name="Table List 5" w:semiHidden="1" w:unhideWhenUsed="1"/>
+    <w:lsdException w:name="Table List 6" w:semiHidden="1" w:unhideWhenUsed="1"/>
+    <w:lsdException w:name="Table List 7" w:semiHidden="1" w:unhideWhenUsed="1"/>
+    <w:lsdException w:name="Table List 8" w:semiHidden="1" w:unhideWhenUsed="1"/>
+    <w:lsdException w:name="Table 3D effects 1" w:semiHidden="1" w:unhideWhenUsed="1"/>
+    <w:lsdException w:name="Table 3D effects 2" w:semiHidden="1" w:unhideWhenUsed="1"/>
+    <w:lsdException w:name="Table 3D effects 3" w:semiHidden="1" w:unhideWhenUsed="1"/>
+    <w:lsdException w:name="Table Contemporary" w:semiHidden="1" w:unhideWhenUsed="1"/>
+    <w:lsdException w:name="Table Elegant" w:semiHidden="1" w:unhideWhenUsed="1"/>
+    <w:lsdException w:name="Table Professional" w:semiHidden="1" w:unhideWhenUsed="1"/>
+    <w:lsdException w:name="Table Subtle 1" w:semiHidden="1" w:unhideWhenUsed="1"/>
+    <w:lsdException w:name="Table Subtle 2" w:semiHidden="1" w:unhideWhenUsed="1"/>
+    <w:lsdException w:name="Table Web 1" w:semiHidden="1" w:unhideWhenUsed="1"/>
+    <w:lsdException w:name="Table Web 2" w:semiHidden="1" w:unhideWhenUsed="1"/>
+    <w:lsdException w:name="Table Web 3" w:semiHidden="1" w:unhideWhenUsed="1"/>
+    <w:lsdException w:name="Balloon Text" w:semiHidden="1" w:unhideWhenUsed="1"/>
+    <w:lsdException w:name="Table Grid" w:uiPriority="39"/>
+    <w:lsdException w:name="Table Theme" w:semiHidden="1" w:unhideWhenUsed="1"/>
+    <w:lsdException w:name="Placeholder Text" w:semiHidden="1"/>
+    <w:lsdException w:name="No Spacing" w:uiPriority="1" w:qFormat="1"/>
+    <w:lsdException w:name="Light Shading" w:uiPriority="60"/>
+    <w:lsdException w:name="Light List" w:uiPriority="61"/>
+    <w:lsdException w:name="Light Grid" w:uiPriority="62"/>
+    <w:lsdException w:name="Medium Shading 1" w:uiPriority="63"/>
+    <w:lsdException w:name="Medium Shading 2" w:uiPriority="64"/>
+    <w:lsdException w:name="Medium List 1" w:uiPriority="65"/>
+    <w:lsdException w:name="Medium List 2" w:uiPriority="66"/>
+    <w:lsdException w:name="Medium Grid 1" w:uiPriority="67"/>
+    <w:lsdException w:name="Medium Grid 2" w:uiPriority="68"/>
+    <w:lsdException w:name="Medium Grid 3" w:uiPriority="69"/>
+    <w:lsdException w:name="Dark List" w:uiPriority="70"/>
+    <w:lsdException w:name="Colorful Shading" w:uiPriority="71"/>
+    <w:lsdException w:name="Colorful List" w:uiPriority="72"/>
+    <w:lsdException w:name="Colorful Grid" w:uiPriority="73"/>
+    <w:lsdException w:name="Light Shading Accent 1" w:uiPriority="60"/>
+    <w:lsdException w:name="Light List Accent 1" w:uiPriority="61"/>
+    <w:lsdException w:name="Light Grid Accent 1" w:uiPriority="62"/>
+    <w:lsdException w:name="Medium Shading 1 Accent 1" w:uiPriority="63"/>
+    <w:lsdException w:name="Medium Shading 2 Accent 1" w:uiPriority="64"/>
+    <w:lsdException w:name="Medium List 1 Accent 1" w:uiPriority="65"/>
+    <w:lsdException w:name="Revision" w:semiHidden="1"/>
+    <w:lsdException w:name="List Paragraph" w:uiPriority="34" w:qFormat="1"/>
+    <w:lsdException w:name="Quote" w:uiPriority="29" w:qFormat="1"/>
+    <w:lsdException w:name="Intense Quote" w:uiPriority="30" w:qFormat="1"/>
+    <w:lsdException w:name="Medium List 2 Accent 1" w:uiPriority="66"/>
+    <w:lsdException w:name="Medium Grid 1 Accent 1" w:uiPriority="67"/>
+    <w:lsdException w:name="Medium Grid 2 Accent 1" w:uiPriority="68"/>
+    <w:lsdException w:name="Medium Grid 3 Accent 1" w:uiPriority="69"/>
+    <w:lsdException w:name="Dark List Accent 1" w:uiPriority="70"/>
+    <w:lsdException w:name="Colorful Shading Accent 1" w:uiPriority="71"/>
+    <w:lsdException w:name="Colorful List Accent 1" w:uiPriority="72"/>
+    <w:lsdException w:name="Colorful Grid Accent 1" w:uiPriority="73"/>
+    <w:lsdException w:name="Light Shading Accent 2" w:uiPriority="60"/>
+    <w:lsdException w:name="Light List Accent 2" w:uiPriority="61"/>
+    <w:lsdException w:name="Light Grid Accent 2" w:uiPriority="62"/>
+    <w:lsdException w:name="Medium Shading 1 Accent 2" w:uiPriority="63"/>
+    <w:lsdException w:name="Medium Shading 2 Accent 2" w:uiPriority="64"/>
+    <w:lsdException w:name="Medium List 1 Accent 2" w:uiPriority="65"/>
+    <w:lsdException w:name="Medium List 2 Accent 2" w:uiPriority="66"/>
+    <w:lsdException w:name="Medium Grid 1 Accent 2" w:uiPriority="67"/>
+    <w:lsdException w:name="Medium Grid 2 Accent 2" w:uiPriority="68"/>
+    <w:lsdException w:name="Medium Grid 3 Accent 2" w:uiPriority="69"/>
+    <w:lsdException w:name="Dark List Accent 2" w:uiPriority="70"/>
+    <w:lsdException w:name="Colorful Shading Accent 2" w:uiPriority="71"/>
+    <w:lsdException w:name="Colorful List Accent 2" w:uiPriority="72"/>
+    <w:lsdException w:name="Colorful Grid Accent 2" w:uiPriority="73"/>
+    <w:lsdException w:name="Light Shading Accent 3" w:uiPriority="60"/>
+    <w:lsdException w:name="Light List Accent 3" w:uiPriority="61"/>
+    <w:lsdException w:name="Light Grid Accent 3" w:uiPriority="62"/>
+    <w:lsdException w:name="Medium Shading 1 Accent 3" w:uiPriority="63"/>
+    <w:lsdException w:name="Medium Shading 2 Accent 3" w:uiPriority="64"/>
+    <w:lsdException w:name="Medium List 1 Accent 3" w:uiPriority="65"/>
+    <w:lsdException w:name="Medium List 2 Accent 3" w:uiPriority="66"/>
+    <w:lsdException w:name="Medium Grid 1 Accent 3" w:uiPriority="67"/>
+    <w:lsdException w:name="Medium Grid 2 Accent 3" w:uiPriority="68"/>
+    <w:lsdException w:name="Medium Grid 3 Accent 3" w:uiPriority="69"/>
+    <w:lsdException w:name="Dark List Accent 3" w:uiPriority="70"/>
+    <w:lsdException w:name="Colorful Shading Accent 3" w:uiPriority="71"/>
+    <w:lsdException w:name="Colorful List Accent 3" w:uiPriority="72"/>
+    <w:lsdException w:name="Colorful Grid Accent 3" w:uiPriority="73"/>
+    <w:lsdException w:name="Light Shading Accent 4" w:uiPriority="60"/>
+    <w:lsdException w:name="Light List Accent 4" w:uiPriority="61"/>
+    <w:lsdException w:name="Light Grid Accent 4" w:uiPriority="62"/>
+    <w:lsdException w:name="Medium Shading 1 Accent 4" w:uiPriority="63"/>
+    <w:lsdException w:name="Medium Shading 2 Accent 4" w:uiPriority="64"/>
+    <w:lsdException w:name="Medium List 1 Accent 4" w:uiPriority="65"/>
+    <w:lsdException w:name="Medium List 2 Accent 4" w:uiPriority="66"/>
+    <w:lsdException w:name="Medium Grid 1 Accent 4" w:uiPriority="67"/>
+    <w:lsdException w:name="Medium Grid 2 Accent 4" w:uiPriority="68"/>
+    <w:lsdException w:name="Medium Grid 3 Accent 4" w:uiPriority="69"/>
+    <w:lsdException w:name="Dark List Accent 4" w:uiPriority="70"/>
+    <w:lsdException w:name="Colorful Shading Accent 4" w:uiPriority="71"/>
+    <w:lsdException w:name="Colorful List Accent 4" w:uiPriority="72"/>
+    <w:lsdException w:name="Colorful Grid Accent 4" w:uiPriority="73"/>
+    <w:lsdException w:name="Light Shading Accent 5" w:uiPriority="60"/>
+    <w:lsdException w:name="Light List Accent 5" w:uiPriority="61"/>
+    <w:lsdException w:name="Light Grid Accent 5" w:uiPriority="62"/>
+    <w:lsdException w:name="Medium Shading 1 Accent 5" w:uiPriority="63"/>
+    <w:lsdException w:name="Medium Shading 2 Accent 5" w:uiPriority="64"/>
+    <w:lsdException w:name="Medium List 1 Accent 5" w:uiPriority="65"/>
+    <w:lsdException w:name="Medium List 2 Accent 5" w:uiPriority="66"/>
+    <w:lsdException w:name="Medium Grid 1 Accent 5" w:uiPriority="67"/>
+    <w:lsdException w:name="Medium Grid 2 Accent 5" w:uiPriority="68"/>
+    <w:lsdException w:name="Medium Grid 3 Accent 5" w:uiPriority="69"/>
+    <w:lsdException w:name="Dark List Accent 5" w:uiPriority="70"/>
+    <w:lsdException w:name="Colorful Shading Accent 5" w:uiPriority="71"/>
+    <w:lsdException w:name="Colorful List Accent 5" w:uiPriority="72"/>
+    <w:lsdException w:name="Colorful Grid Accent 5" w:uiPriority="73"/>
+    <w:lsdException w:name="Light Shading Accent 6" w:uiPriority="60"/>
+    <w:lsdException w:name="Light List Accent 6" w:uiPriority="61"/>
+    <w:lsdException w:name="Light Grid Accent 6" w:uiPriority="62"/>
+    <w:lsdException w:name="Medium Shading 1 Accent 6" w:uiPriority="63"/>
+    <w:lsdException w:name="Medium Shading 2 Accent 6" w:uiPriority="64"/>
+    <w:lsdException w:name="Medium List 1 Accent 6" w:uiPriority="65"/>
+    <w:lsdException w:name="Medium List 2 Accent 6" w:uiPriority="66"/>
+    <w:lsdException w:name="Medium Grid 1 Accent 6" w:uiPriority="67"/>
+    <w:lsdException w:name="Medium Grid 2 Accent 6" w:uiPriority="68"/>
+    <w:lsdException w:name="Medium Grid 3 Accent 6" w:uiPriority="69"/>
+    <w:lsdException w:name="Dark List Accent 6" w:uiPriority="70"/>
+    <w:lsdException w:name="Colorful Shading Accent 6" w:uiPriority="71"/>
+    <w:lsdException w:name="Colorful List Accent 6" w:uiPriority="72"/>
+    <w:lsdException w:name="Colorful Grid Accent 6" w:uiPriority="73"/>
+    <w:lsdException w:name="Subtle Emphasis" w:uiPriority="19" w:qFormat="1"/>
+    <w:lsdException w:name="Intense Emphasis" w:uiPriority="21" w:qFormat="1"/>
+    <w:lsdException w:name="Subtle Reference" w:uiPriority="31" w:qFormat="1"/>
+    <w:lsdException w:name="Intense Reference" w:uiPriority="32" w:qFormat="1"/>
+    <w:lsdException w:name="Book Title" w:uiPriority="33" w:qFormat="1"/>
+    <w:lsdException w:name="Bibliography" w:semiHidden="1" w:uiPriority="37" w:unhideWhenUsed="1"/>
+    <w:lsdException w:name="TOC Heading" w:semiHidden="1" w:uiPriority="39" w:unhideWhenUsed="1" w:qFormat="1"/>
+    <w:lsdException w:name="Plain Table 1" w:uiPriority="41"/>
+    <w:lsdException w:name="Plain Table 2" w:uiPriority="42"/>
+    <w:lsdException w:name="Plain Table 3" w:uiPriority="43"/>
+    <w:lsdException w:name="Plain Table 4" w:uiPriority="44"/>
+    <w:lsdException w:name="Plain Table 5" w:uiPriority="45"/>
+    <w:lsdException w:name="Grid Table Light" w:uiPriority="40"/>
+    <w:lsdException w:name="Grid Table 1 Light" w:uiPriority="46"/>
+    <w:lsdException w:name="Grid Table 2" w:uiPriority="47"/>
+    <w:lsdException w:name="Grid Table 3" w:uiPriority="48"/>
+    <w:lsdException w:name="Grid Table 4" w:uiPriority="49"/>
+    <w:lsdException w:name="Grid Table 5 Dark" w:uiPriority="50"/>
+    <w:lsdException w:name="Grid Table 6 Colorful" w:uiPriority="51"/>
+    <w:lsdException w:name="Grid Table 7 Colorful" w:uiPriority="52"/>
+    <w:lsdException w:name="Grid Table 1 Light Accent 1" w:uiPriority="46"/>
+    <w:lsdException w:name="Grid Table 2 Accent 1" w:uiPriority="47"/>
+    <w:lsdException w:name="Grid Table 3 Accent 1" w:uiPriority="48"/>
+    <w:lsdException w:name="Grid Table 4 Accent 1" w:uiPriority="49"/>
+    <w:lsdException w:name="Grid Table 5 Dark Accent 1" w:uiPriority="50"/>
+    <w:lsdException w:name="Grid Table 6 Colorful Accent 1" w:uiPriority="51"/>
+    <w:lsdException w:name="Grid Table 7 Colorful Accent 1" w:uiPriority="52"/>
+    <w:lsdException w:name="Grid Table 1 Light Accent 2" w:uiPriority="46"/>
+    <w:lsdException w:name="Grid Table 2 Accent 2" w:uiPriority="47"/>
+    <w:lsdException w:name="Grid Table 3 Accent 2" w:uiPriority="48"/>
+    <w:lsdException w:name="Grid Table 4 Accent 2" w:uiPriority="49"/>
+    <w:lsdException w:name="Grid Table 5 Dark Accent 2" w:uiPriority="50"/>
+    <w:lsdException w:name="Grid Table 6 Colorful Accent 2" w:uiPriority="51"/>
+    <w:lsdException w:name="Grid Table 7 Colorful Accent 2" w:uiPriority="52"/>
+    <w:lsdException w:name="Grid Table 1 Light Accent 3" w:uiPriority="46"/>
+    <w:lsdException w:name="Grid Table 2 Accent 3" w:uiPriority="47"/>
+    <w:lsdException w:name="Grid Table 3 Accent 3" w:uiPriority="48"/>
+    <w:lsdException w:name="Grid Table 4 Accent 3" w:uiPriority="49"/>
+    <w:lsdException w:name="Grid Table 5 Dark Accent 3" w:uiPriority="50"/>
+    <w:lsdException w:name="Grid Table 6 Colorful Accent 3" w:uiPriority="51"/>
+    <w:lsdException w:name="Grid Table 7 Colorful Accent 3" w:uiPriority="52"/>
+    <w:lsdException w:name="Grid Table 1 Light Accent 4" w:uiPriority="46"/>
+    <w:lsdException w:name="Grid Table 2 Accent 4" w:uiPriority="47"/>
+    <w:lsdException w:name="Grid Table 3 Accent 4" w:uiPriority="48"/>
+    <w:lsdException w:name="Grid Table 4 Accent 4" w:uiPriority="49"/>
+    <w:lsdException w:name="Grid Table 5 Dark Accent 4" w:uiPriority="50"/>
+    <w:lsdException w:name="Grid Table 6 Colorful Accent 4" w:uiPriority="51"/>
+    <w:lsdException w:name="Grid Table 7 Colorful Accent 4" w:uiPriority="52"/>
+    <w:lsdException w:name="Grid Table 1 Light Accent 5" w:uiPriority="46"/>
+    <w:lsdException w:name="Grid Table 2 Accent 5" w:uiPriority="47"/>
+    <w:lsdException w:name="Grid Table 3 Accent 5" w:uiPriority="48"/>
+    <w:lsdException w:name="Grid Table 4 Accent 5" w:uiPriority="49"/>
+    <w:lsdException w:name="Grid Table 5 Dark Accent 5" w:uiPriority="50"/>
+    <w:lsdException w:name="Grid Table 6 Colorful Accent 5" w:uiPriority="51"/>
+    <w:lsdException w:name="Grid Table 7 Colorful Accent 5" w:uiPriority="52"/>
+    <w:lsdException w:name="Grid Table 1 Light Accent 6" w:uiPriority="46"/>
+    <w:lsdException w:name="Grid Table 2 Accent 6" w:uiPriority="47"/>
+    <w:lsdException w:name="Grid Table 3 Accent 6" w:uiPriority="48"/>
+    <w:lsdException w:name="Grid Table 4 Accent 6" w:uiPriority="49"/>
+    <w:lsdException w:name="Grid Table 5 Dark Accent 6" w:uiPriority="50"/>
+    <w:lsdException w:name="Grid Table 6 Colorful Accent 6" w:uiPriority="51"/>
+    <w:lsdException w:name="Grid Table 7 Colorful Accent 6" w:uiPriority="52"/>
+    <w:lsdException w:name="List Table 1 Light" w:uiPriority="46"/>
+    <w:lsdException w:name="List Table 2" w:uiPriority="47"/>
+    <w:lsdException w:name="List Table 3" w:uiPriority="48"/>
+    <w:lsdException w:name="List Table 4" w:uiPriority="49"/>
+    <w:lsdException w:name="List Table 5 Dark" w:uiPriority="50"/>
+    <w:lsdException w:name="List Table 6 Colorful" w:uiPriority="51"/>
+    <w:lsdException w:name="List Table 7 Colorful" w:uiPriority="52"/>
+    <w:lsdException w:name="List Table 1 Light Accent 1" w:uiPriority="46"/>
+    <w:lsdException w:name="List Table 2 Accent 1" w:uiPriority="47"/>
+    <w:lsdException w:name="List Table 3 Accent 1" w:uiPriority="48"/>
+    <w:lsdException w:name="List Table 4 Accent 1" w:uiPriority="49"/>
+    <w:lsdException w:name="List Table 5 Dark Accent 1" w:uiPriority="50"/>
+    <w:lsdException w:name="List Table 6 Colorful Accent 1" w:uiPriority="51"/>
+    <w:lsdException w:name="List Table 7 Colorful Accent 1" w:uiPriority="52"/>
+    <w:lsdException w:name="List Table 1 Light Accent 2" w:uiPriority="46"/>
+    <w:lsdException w:name="List Table 2 Accent 2" w:uiPriority="47"/>
+    <w:lsdException w:name="List Table 3 Accent 2" w:uiPriority="48"/>
+    <w:lsdException w:name="List Table 4 Accent 2" w:uiPriority="49"/>
+    <w:lsdException w:name="List Table 5 Dark Accent 2" w:uiPriority="50"/>
+    <w:lsdException w:name="List Table 6 Colorful Accent 2" w:uiPriority="51"/>
+    <w:lsdException w:name="List Table 7 Colorful Accent 2" w:uiPriority="52"/>
+    <w:lsdException w:name="List Table 1 Light Accent 3" w:uiPriority="46"/>
+    <w:lsdException w:name="List Table 2 Accent 3" w:uiPriority="47"/>
+    <w:lsdException w:name="List Table 3 Accent 3" w:uiPriority="48"/>
+    <w:lsdException w:name="List Table 4 Accent 3" w:uiPriority="49"/>
+    <w:lsdException w:name="List Table 5 Dark Accent 3" w:uiPriority="50"/>
+    <w:lsdException w:name="List Table 6 Colorful Accent 3" w:uiPriority="51"/>
+    <w:lsdException w:name="List Table 7 Colorful Accent 3" w:uiPriority="52"/>
+    <w:lsdException w:name="List Table 1 Light Accent 4" w:uiPriority="46"/>
+    <w:lsdException w:name="List Table 2 Accent 4" w:uiPriority="47"/>
+    <w:lsdException w:name="List Table 3 Accent 4" w:uiPriority="48"/>
+    <w:lsdException w:name="List Table 4 Accent 4" w:uiPriority="49"/>
+    <w:lsdException w:name="List Table 5 Dark Accent 4" w:uiPriority="50"/>
+    <w:lsdException w:name="List Table 6 Colorful Accent 4" w:uiPriority="51"/>
+    <w:lsdException w:name="List Table 7 Colorful Accent 4" w:uiPriority="52"/>
+    <w:lsdException w:name="List Table 1 Light Accent 5" w:uiPriority="46"/>
+    <w:lsdException w:name="List Table 2 Accent 5" w:uiPriority="47"/>
+    <w:lsdException w:name="List Table 3 Accent 5" w:uiPriority="48"/>
+    <w:lsdException w:name="List Table 4 Accent 5" w:uiPriority="49"/>
+    <w:lsdException w:name="List Table 5 Dark Accent 5" w:uiPriority="50"/>
+    <w:lsdException w:name="List Table 6 Colorful Accent 5" w:uiPriority="51"/>
+    <w:lsdException w:name="List Table 7 Colorful Accent 5" w:uiPriority="52"/>
+    <w:lsdException w:name="List Table 1 Light Accent 6" w:uiPriority="46"/>
+    <w:lsdException w:name="List Table 2 Accent 6" w:uiPriority="47"/>
+    <w:lsdException w:name="List Table 3 Accent 6" w:uiPriority="48"/>
+    <w:lsdException w:name="List Table 4 Accent 6" w:uiPriority="49"/>
+    <w:lsdException w:name="List Table 5 Dark Accent 6" w:uiPriority="50"/>
+    <w:lsdException w:name="List Table 6 Colorful Accent 6" w:uiPriority="51"/>
+    <w:lsdException w:name="List Table 7 Colorful Accent 6" w:uiPriority="52"/>
+    <w:lsdException w:name="Mention" w:semiHidden="1" w:unhideWhenUsed="1"/>
+    <w:lsdException w:name="Smart Hyperlink" w:semiHidden="1" w:unhideWhenUsed="1"/>
+    <w:lsdException w:name="Hashtag" w:semiHidden="1" w:unhideWhenUsed="1"/>
+    <w:lsdException w:name="Unresolved Mention" w:semiHidden="1" w:unhideWhenUsed="1"/>
+    <w:lsdException w:name="Smart Link" w:semiHidden="1" w:unhideWhenUsed="1"/>
+  </w:latentStyles>
+  <w:style w:type="paragraph" w:default="1" w:styleId="Normal">
+    <w:name w:val="Normal"/>
+    <w:qFormat/>
+    <w:pPr>
+      <w:spacing w:after="200" w:line="276" w:lineRule="auto"/>
+    </w:pPr>
+    <w:rPr>
+      <w:color w:val="000000"/>
+      <w:sz w:val="22"/>
+      <w:szCs w:val="22"/>
+    </w:rPr>
+  </w:style>
+  <w:style w:type="paragraph" w:styleId="Heading1">
+    <w:name w:val="heading 1"/>
+    <w:uiPriority w:val="9"/>
+    <w:qFormat/>
+    <w:pPr>
+      <w:keepNext/>
+      <w:keepLines/>
+      <w:spacing w:before="280" w:after="140" w:line="276" w:lineRule="auto"/>
+      <w:outlineLvl w:val="0"/>
+    </w:pPr>
+    <w:rPr>
+      <w:b/>
+      <w:color w:val="2E74B5"/>
+      <w:sz w:val="26"/>
+      <w:szCs w:val="26"/>
+    </w:rPr>
+  </w:style>
+  <w:style w:type="paragraph" w:styleId="Heading2">
+    <w:name w:val="heading 2"/>
+    <w:uiPriority w:val="9"/>
+    <w:unhideWhenUsed/>
+    <w:qFormat/>
+    <w:pPr>
+      <w:keepNext/>
+      <w:keepLines/>
+      <w:spacing w:before="200" w:after="140" w:line="276" w:lineRule="auto"/>
+      <w:outlineLvl w:val="1"/>
+    </w:pPr>
+    <w:rPr>
+      <w:b/>
+      <w:color w:val="1F4D78"/>
+      <w:sz w:val="24"/>
+      <w:szCs w:val="24"/>
+    </w:rPr>
+  </w:style>
+  <w:style w:type="paragraph" w:styleId="Heading3">
+    <w:name w:val="heading 3"/>
+    <w:uiPriority w:val="9"/>
+    <w:unhideWhenUsed/>
+    <w:qFormat/>
+    <w:pPr>
+      <w:outlineLvl w:val="2"/>
+    </w:pPr>
+    <w:rPr>
+      <w:color w:val="1F4D78"/>
+      <w:sz w:val="24"/>
+      <w:szCs w:val="24"/>
+    </w:rPr>
+  </w:style>
+  <w:style w:type="paragraph" w:styleId="Heading4">
+    <w:name w:val="heading 4"/>
+    <w:uiPriority w:val="9"/>
+    <w:semiHidden/>
+    <w:unhideWhenUsed/>
+    <w:qFormat/>
+    <w:pPr>
+      <w:outlineLvl w:val="3"/>
+    </w:pPr>
+    <w:rPr>
+      <w:i/>
+      <w:iCs/>
+      <w:color w:val="2E74B5"/>
+    </w:rPr>
+  </w:style>
+  <w:style w:type="paragraph" w:styleId="Heading5">
+    <w:name w:val="heading 5"/>
+    <w:uiPriority w:val="9"/>
+    <w:semiHidden/>
+    <w:unhideWhenUsed/>
+    <w:qFormat/>
+    <w:pPr>
+      <w:outlineLvl w:val="4"/>
+    </w:pPr>
+    <w:rPr>
+      <w:color w:val="2E74B5"/>
+    </w:rPr>
+  </w:style>
+  <w:style w:type="paragraph" w:styleId="Heading6">
+    <w:name w:val="heading 6"/>
+    <w:uiPriority w:val="9"/>
+    <w:semiHidden/>
+    <w:unhideWhenUsed/>
+    <w:qFormat/>
+    <w:pPr>
+      <w:outlineLvl w:val="5"/>
+    </w:pPr>
+    <w:rPr>
+      <w:color w:val="1F4D78"/>
+    </w:rPr>
+  </w:style>
+  <w:style w:type="character" w:default="1" w:styleId="DefaultParagraphFont">
+    <w:name w:val="Default Paragraph Font"/>
+    <w:uiPriority w:val="1"/>
+    <w:semiHidden/>
+    <w:unhideWhenUsed/>
+  </w:style>
+  <w:style w:type="table" w:default="1" w:styleId="TableNormal">
+    <w:name w:val="Normal Table"/>
+    <w:uiPriority w:val="99"/>
+    <w:semiHidden/>
+    <w:unhideWhenUsed/>
+    <w:tblPr>
+      <w:tblInd w:w="0" w:type="dxa"/>
+      <w:tblCellMar>
+        <w:top w:w="0" w:type="dxa"/>
+        <w:left w:w="108" w:type="dxa"/>
+        <w:bottom w:w="0" w:type="dxa"/>
+        <w:right w:w="108" w:type="dxa"/>
+      </w:tblCellMar>
+    </w:tblPr>
+  </w:style>
+  <w:style w:type="numbering" w:default="1" w:styleId="NoList">
+    <w:name w:val="No List"/>
+    <w:uiPriority w:val="99"/>
+    <w:semiHidden/>
+    <w:unhideWhenUsed/>
+  </w:style>
+  <w:style w:type="paragraph" w:styleId="Title">
+    <w:name w:val="Title"/>
+    <w:uiPriority w:val="10"/>
+    <w:qFormat/>
+    <w:pPr>
+      <w:spacing w:after="240" w:line="276" w:lineRule="auto"/>
+    </w:pPr>
+    <w:rPr>
+      <w:b/>
+      <w:color w:val="000000"/>
+      <w:sz w:val="30"/>
+      <w:szCs w:val="30"/>
+    </w:rPr>
+  </w:style>
+  <w:style w:type="paragraph" w:customStyle="1" w:styleId="Strong1">
+    <w:name w:val="Strong1"/>
+    <w:qFormat/>
+    <w:rPr>
+      <w:b/>
+      <w:bCs/>
+    </w:rPr>
+  </w:style>
   <w:style w:type="paragraph" w:styleId="ListParagraph">
     <w:name w:val="List Paragraph"/>
-    <w:basedOn w:val="Normal"/>
     <w:qFormat/>
   </w:style>
   <w:style w:type="character" w:styleId="Hyperlink">
     <w:name w:val="Hyperlink"/>
-    <w:basedOn w:val="DefaultParagraphFont"/>
     <w:uiPriority w:val="99"/>
     <w:unhideWhenUsed/>
     <w:rPr>
@@ -711,7 +1356,6 @@
   </w:style>
   <w:style w:type="character" w:styleId="FootnoteReference">
     <w:name w:val="footnote reference"/>
-    <w:basedOn w:val="DefaultParagraphFont"/>
     <w:uiPriority w:val="99"/>
     <w:semiHidden/>
     <w:unhideWhenUsed/>
@@ -721,22 +1365,13 @@
   </w:style>
   <w:style w:type="paragraph" w:styleId="FootnoteText">
     <w:name w:val="footnote text"/>
-    <w:basedOn w:val="Normal"/>
     <w:link w:val="FootnoteTextChar"/>
     <w:uiPriority w:val="99"/>
     <w:semiHidden/>
     <w:unhideWhenUsed/>
-    <w:pPr>
-      <w:spacing w:after="0" w:line="240" w:lineRule="auto"/>
-    </w:pPr>
-    <w:rPr>
-      <w:sz w:val="20"/>
-      <w:szCs w:val="20"/>
-    </w:rPr>
-  </w:style>
-  <w:style w:type="character" w:styleId="FootnoteTextChar">
+  </w:style>
+  <w:style w:type="character" w:customStyle="1" w:styleId="FootnoteTextChar">
     <w:name w:val="Footnote Text Char"/>
-    <w:basedOn w:val="DefaultParagraphFont"/>
     <w:link w:val="FootnoteText"/>
     <w:uiPriority w:val="99"/>
     <w:semiHidden/>
@@ -748,7 +1383,6 @@
   </w:style>
   <w:style w:type="character" w:styleId="EndnoteReference">
     <w:name w:val="endnote reference"/>
-    <w:basedOn w:val="DefaultParagraphFont"/>
     <w:uiPriority w:val="99"/>
     <w:semiHidden/>
     <w:unhideWhenUsed/>
@@ -758,22 +1392,13 @@
   </w:style>
   <w:style w:type="paragraph" w:styleId="EndnoteText">
     <w:name w:val="endnote text"/>
-    <w:basedOn w:val="Normal"/>
     <w:link w:val="EndnoteTextChar"/>
     <w:uiPriority w:val="99"/>
     <w:semiHidden/>
     <w:unhideWhenUsed/>
-    <w:pPr>
-      <w:spacing w:after="0" w:line="240" w:lineRule="auto"/>
-    </w:pPr>
-    <w:rPr>
-      <w:sz w:val="20"/>
-      <w:szCs w:val="20"/>
-    </w:rPr>
-  </w:style>
-  <w:style w:type="character" w:styleId="EndnoteTextChar">
+  </w:style>
+  <w:style w:type="character" w:customStyle="1" w:styleId="EndnoteTextChar">
     <w:name w:val="Endnote Text Char"/>
-    <w:basedOn w:val="DefaultParagraphFont"/>
     <w:link w:val="EndnoteText"/>
     <w:uiPriority w:val="99"/>
     <w:semiHidden/>
@@ -784,4 +1409,299 @@
     </w:rPr>
   </w:style>
 </w:styles>
+</file>
+
+<file path=word/theme/theme1.xml><?xml version="1.0" encoding="utf-8"?>
+<a:theme xmlns:a="http://schemas.openxmlformats.org/drawingml/2006/main" name="Office Theme">
+  <a:themeElements>
+    <a:clrScheme name="Office">
+      <a:dk1>
+        <a:sysClr val="windowText" lastClr="000000"/>
+      </a:dk1>
+      <a:lt1>
+        <a:sysClr val="window" lastClr="FFFFFF"/>
+      </a:lt1>
+      <a:dk2>
+        <a:srgbClr val="44546A"/>
+      </a:dk2>
+      <a:lt2>
+        <a:srgbClr val="E7E6E6"/>
+      </a:lt2>
+      <a:accent1>
+        <a:srgbClr val="4472C4"/>
+      </a:accent1>
+      <a:accent2>
+        <a:srgbClr val="ED7D31"/>
+      </a:accent2>
+      <a:accent3>
+        <a:srgbClr val="A5A5A5"/>
+      </a:accent3>
+      <a:accent4>
+        <a:srgbClr val="FFC000"/>
+      </a:accent4>
+      <a:accent5>
+        <a:srgbClr val="5B9BD5"/>
+      </a:accent5>
+      <a:accent6>
+        <a:srgbClr val="70AD47"/>
+      </a:accent6>
+      <a:hlink>
+        <a:srgbClr val="0563C1"/>
+      </a:hlink>
+      <a:folHlink>
+        <a:srgbClr val="954F72"/>
+      </a:folHlink>
+    </a:clrScheme>
+    <a:fontScheme name="Office">
+      <a:majorFont>
+        <a:latin typeface="Calibri Light" panose="020F0302020204030204"/>
+        <a:ea typeface=""/>
+        <a:cs typeface=""/>
+        <a:font script="Jpan" typeface="游ゴシック Light"/>
+        <a:font script="Hang" typeface="맑은 고딕"/>
+        <a:font script="Hans" typeface="等线 Light"/>
+        <a:font script="Hant" typeface="新細明體"/>
+        <a:font script="Arab" typeface="Times New Roman"/>
+        <a:font script="Hebr" typeface="Times New Roman"/>
+        <a:font script="Thai" typeface="Angsana New"/>
+        <a:font script="Ethi" typeface="Nyala"/>
+        <a:font script="Beng" typeface="Vrinda"/>
+        <a:font script="Gujr" typeface="Shruti"/>
+        <a:font script="Khmr" typeface="MoolBoran"/>
+        <a:font script="Knda" typeface="Tunga"/>
+        <a:font script="Guru" typeface="Raavi"/>
+        <a:font script="Cans" typeface="Euphemia"/>
+        <a:font script="Cher" typeface="Plantagenet Cherokee"/>
+        <a:font script="Yiii" typeface="Microsoft Yi Baiti"/>
+        <a:font script="Tibt" typeface="Microsoft Himalaya"/>
+        <a:font script="Thaa" typeface="MV Boli"/>
+        <a:font script="Deva" typeface="Mangal"/>
+        <a:font script="Telu" typeface="Gautami"/>
+        <a:font script="Taml" typeface="Latha"/>
+        <a:font script="Syrc" typeface="Estrangelo Edessa"/>
+        <a:font script="Orya" typeface="Kalinga"/>
+        <a:font script="Mlym" typeface="Kartika"/>
+        <a:font script="Laoo" typeface="DokChampa"/>
+        <a:font script="Sinh" typeface="Iskoola Pota"/>
+        <a:font script="Mong" typeface="Mongolian Baiti"/>
+        <a:font script="Viet" typeface="Times New Roman"/>
+        <a:font script="Uigh" typeface="Microsoft Uighur"/>
+        <a:font script="Geor" typeface="Sylfaen"/>
+        <a:font script="Armn" typeface="Arial"/>
+        <a:font script="Bugi" typeface="Leelawadee UI"/>
+        <a:font script="Bopo" typeface="Microsoft JhengHei"/>
+        <a:font script="Java" typeface="Javanese Text"/>
+        <a:font script="Lisu" typeface="Segoe UI"/>
+        <a:font script="Mymr" typeface="Myanmar Text"/>
+        <a:font script="Nkoo" typeface="Ebrima"/>
+        <a:font script="Olck" typeface="Nirmala UI"/>
+        <a:font script="Osma" typeface="Ebrima"/>
+        <a:font script="Phag" typeface="Phagspa"/>
+        <a:font script="Syrn" typeface="Estrangelo Edessa"/>
+        <a:font script="Syrj" typeface="Estrangelo Edessa"/>
+        <a:font script="Syre" typeface="Estrangelo Edessa"/>
+        <a:font script="Sora" typeface="Nirmala UI"/>
+        <a:font script="Tale" typeface="Microsoft Tai Le"/>
+        <a:font script="Talu" typeface="Microsoft New Tai Lue"/>
+        <a:font script="Tfng" typeface="Ebrima"/>
+      </a:majorFont>
+      <a:minorFont>
+        <a:latin typeface="Calibri" panose="020F0502020204030204"/>
+        <a:ea typeface=""/>
+        <a:cs typeface=""/>
+        <a:font script="Jpan" typeface="游明朝"/>
+        <a:font script="Hang" typeface="맑은 고딕"/>
+        <a:font script="Hans" typeface="等线"/>
+        <a:font script="Hant" typeface="新細明體"/>
+        <a:font script="Arab" typeface="Arial"/>
+        <a:font script="Hebr" typeface="Arial"/>
+        <a:font script="Thai" typeface="Cordia New"/>
+        <a:font script="Ethi" typeface="Nyala"/>
+        <a:font script="Beng" typeface="Vrinda"/>
+        <a:font script="Gujr" typeface="Shruti"/>
+        <a:font script="Khmr" typeface="DaunPenh"/>
+        <a:font script="Knda" typeface="Tunga"/>
+        <a:font script="Guru" typeface="Raavi"/>
+        <a:font script="Cans" typeface="Euphemia"/>
+        <a:font script="Cher" typeface="Plantagenet Cherokee"/>
+        <a:font script="Yiii" typeface="Microsoft Yi Baiti"/>
+        <a:font script="Tibt" typeface="Microsoft Himalaya"/>
+        <a:font script="Thaa" typeface="MV Boli"/>
+        <a:font script="Deva" typeface="Mangal"/>
+        <a:font script="Telu" typeface="Gautami"/>
+        <a:font script="Taml" typeface="Latha"/>
+        <a:font script="Syrc" typeface="Estrangelo Edessa"/>
+        <a:font script="Orya" typeface="Kalinga"/>
+        <a:font script="Mlym" typeface="Kartika"/>
+        <a:font script="Laoo" typeface="DokChampa"/>
+        <a:font script="Sinh" typeface="Iskoola Pota"/>
+        <a:font script="Mong" typeface="Mongolian Baiti"/>
+        <a:font script="Viet" typeface="Arial"/>
+        <a:font script="Uigh" typeface="Microsoft Uighur"/>
+        <a:font script="Geor" typeface="Sylfaen"/>
+        <a:font script="Armn" typeface="Arial"/>
+        <a:font script="Bugi" typeface="Leelawadee UI"/>
+        <a:font script="Bopo" typeface="Microsoft JhengHei"/>
+        <a:font script="Java" typeface="Javanese Text"/>
+        <a:font script="Lisu" typeface="Segoe UI"/>
+        <a:font script="Mymr" typeface="Myanmar Text"/>
+        <a:font script="Nkoo" typeface="Ebrima"/>
+        <a:font script="Olck" typeface="Nirmala UI"/>
+        <a:font script="Osma" typeface="Ebrima"/>
+        <a:font script="Phag" typeface="Phagspa"/>
+        <a:font script="Syrn" typeface="Estrangelo Edessa"/>
+        <a:font script="Syrj" typeface="Estrangelo Edessa"/>
+        <a:font script="Syre" typeface="Estrangelo Edessa"/>
+        <a:font script="Sora" typeface="Nirmala UI"/>
+        <a:font script="Tale" typeface="Microsoft Tai Le"/>
+        <a:font script="Talu" typeface="Microsoft New Tai Lue"/>
+        <a:font script="Tfng" typeface="Ebrima"/>
+      </a:minorFont>
+    </a:fontScheme>
+    <a:fmtScheme name="Office">
+      <a:fillStyleLst>
+        <a:solidFill>
+          <a:schemeClr val="phClr"/>
+        </a:solidFill>
+        <a:gradFill rotWithShape="1">
+          <a:gsLst>
+            <a:gs pos="0">
+              <a:schemeClr val="phClr">
+                <a:lumMod val="110000"/>
+                <a:satMod val="105000"/>
+                <a:tint val="67000"/>
+              </a:schemeClr>
+            </a:gs>
+            <a:gs pos="50000">
+              <a:schemeClr val="phClr">
+                <a:lumMod val="105000"/>
+                <a:satMod val="103000"/>
+                <a:tint val="73000"/>
+              </a:schemeClr>
+            </a:gs>
+            <a:gs pos="100000">
+              <a:schemeClr val="phClr">
+                <a:lumMod val="105000"/>
+                <a:satMod val="109000"/>
+                <a:tint val="81000"/>
+              </a:schemeClr>
+            </a:gs>
+          </a:gsLst>
+          <a:lin ang="5400000" scaled="0"/>
+        </a:gradFill>
+        <a:gradFill rotWithShape="1">
+          <a:gsLst>
+            <a:gs pos="0">
+              <a:schemeClr val="phClr">
+                <a:satMod val="103000"/>
+                <a:lumMod val="102000"/>
+                <a:tint val="94000"/>
+              </a:schemeClr>
+            </a:gs>
+            <a:gs pos="50000">
+              <a:schemeClr val="phClr">
+                <a:satMod val="110000"/>
+                <a:lumMod val="100000"/>
+                <a:shade val="100000"/>
+              </a:schemeClr>
+            </a:gs>
+            <a:gs pos="100000">
+              <a:schemeClr val="phClr">
+                <a:lumMod val="99000"/>
+                <a:satMod val="120000"/>
+                <a:shade val="78000"/>
+              </a:schemeClr>
+            </a:gs>
+          </a:gsLst>
+          <a:lin ang="5400000" scaled="0"/>
+        </a:gradFill>
+      </a:fillStyleLst>
+      <a:lnStyleLst>
+        <a:ln w="6350" cap="flat" cmpd="sng" algn="ctr">
+          <a:solidFill>
+            <a:schemeClr val="phClr"/>
+          </a:solidFill>
+          <a:prstDash val="solid"/>
+          <a:miter lim="800000"/>
+        </a:ln>
+        <a:ln w="12700" cap="flat" cmpd="sng" algn="ctr">
+          <a:solidFill>
+            <a:schemeClr val="phClr"/>
+          </a:solidFill>
+          <a:prstDash val="solid"/>
+          <a:miter lim="800000"/>
+        </a:ln>
+        <a:ln w="19050" cap="flat" cmpd="sng" algn="ctr">
+          <a:solidFill>
+            <a:schemeClr val="phClr"/>
+          </a:solidFill>
+          <a:prstDash val="solid"/>
+          <a:miter lim="800000"/>
+        </a:ln>
+      </a:lnStyleLst>
+      <a:effectStyleLst>
+        <a:effectStyle>
+          <a:effectLst/>
+        </a:effectStyle>
+        <a:effectStyle>
+          <a:effectLst/>
+        </a:effectStyle>
+        <a:effectStyle>
+          <a:effectLst>
+            <a:outerShdw blurRad="57150" dist="19050" dir="5400000" algn="ctr" rotWithShape="0">
+              <a:srgbClr val="000000">
+                <a:alpha val="63000"/>
+              </a:srgbClr>
+            </a:outerShdw>
+          </a:effectLst>
+        </a:effectStyle>
+      </a:effectStyleLst>
+      <a:bgFillStyleLst>
+        <a:solidFill>
+          <a:schemeClr val="phClr"/>
+        </a:solidFill>
+        <a:solidFill>
+          <a:schemeClr val="phClr">
+            <a:tint val="95000"/>
+            <a:satMod val="170000"/>
+          </a:schemeClr>
+        </a:solidFill>
+        <a:gradFill rotWithShape="1">
+          <a:gsLst>
+            <a:gs pos="0">
+              <a:schemeClr val="phClr">
+                <a:tint val="93000"/>
+                <a:satMod val="150000"/>
+                <a:shade val="98000"/>
+                <a:lumMod val="102000"/>
+              </a:schemeClr>
+            </a:gs>
+            <a:gs pos="50000">
+              <a:schemeClr val="phClr">
+                <a:tint val="98000"/>
+                <a:satMod val="130000"/>
+                <a:shade val="90000"/>
+                <a:lumMod val="103000"/>
+              </a:schemeClr>
+            </a:gs>
+            <a:gs pos="100000">
+              <a:schemeClr val="phClr">
+                <a:shade val="63000"/>
+                <a:satMod val="120000"/>
+              </a:schemeClr>
+            </a:gs>
+          </a:gsLst>
+          <a:lin ang="5400000" scaled="0"/>
+        </a:gradFill>
+      </a:bgFillStyleLst>
+    </a:fmtScheme>
+  </a:themeElements>
+  <a:objectDefaults/>
+  <a:extraClrSchemeLst/>
+  <a:extLst>
+    <a:ext uri="{05A4C25C-085E-4340-85A3-A5531E510DB2}">
+      <thm15:themeFamily xmlns:thm15="http://schemas.microsoft.com/office/thememl/2012/main" name="Office Theme" id="{62F939B6-93AF-4DB8-9C6B-D6C7DFDC589F}" vid="{4A3C46E8-61CC-4603-A589-7422A47A8E4A}"/>
+    </a:ext>
+  </a:extLst>
+</a:theme>
 </file>